--- a/CMA_W_B1_Ch11_AnswerKeys.docx
+++ b/CMA_W_B1_Ch11_AnswerKeys.docx
@@ -97,73 +97,73 @@
                 <w:sz w:val="17"/>
                 <w:szCs w:val="17"/>
               </w:rPr>
-              <w:t xml:space="preserve">company's · activities · providing</w:t>
-            </w:r>
-          </w:p>
-        </w:tc>
-        <w:tc>
-          <w:tcPr>
-            <w:tcW w:type="pct" w:w="1667"/>
-            <w:tcMar>
-              <w:top w:type="dxa" w:w="40"/>
-              <w:left w:type="dxa" w:w="100"/>
-              <w:bottom w:type="dxa" w:w="40"/>
-              <w:right w:type="dxa" w:w="100"/>
-            </w:tcMar>
-          </w:tcPr>
-          <w:p>
-            <w:pPr>
-              <w:spacing w:before="22" w:after="22"/>
-            </w:pPr>
-            <w:r>
-              <w:rPr>
-                <w:b/>
-                <w:bCs/>
-                <w:color w:val="8186EF"/>
-                <w:sz w:val="16"/>
-                <w:szCs w:val="16"/>
-              </w:rPr>
-              <w:t xml:space="preserve">11  </w:t>
-            </w:r>
-            <w:r>
-              <w:rPr>
-                <w:sz w:val="17"/>
-                <w:szCs w:val="17"/>
-              </w:rPr>
-              <w:t xml:space="preserve">D</w:t>
-            </w:r>
-          </w:p>
-        </w:tc>
-        <w:tc>
-          <w:tcPr>
-            <w:tcW w:type="pct" w:w="1667"/>
-            <w:tcMar>
-              <w:top w:type="dxa" w:w="40"/>
-              <w:left w:type="dxa" w:w="100"/>
-              <w:bottom w:type="dxa" w:w="40"/>
-              <w:right w:type="dxa" w:w="100"/>
-            </w:tcMar>
-          </w:tcPr>
-          <w:p>
-            <w:pPr>
-              <w:spacing w:before="22" w:after="22"/>
-            </w:pPr>
-            <w:r>
-              <w:rPr>
-                <w:b/>
-                <w:bCs/>
-                <w:color w:val="8186EF"/>
-                <w:sz w:val="16"/>
-                <w:szCs w:val="16"/>
-              </w:rPr>
-              <w:t xml:space="preserve">21  </w:t>
-            </w:r>
-            <w:r>
-              <w:rPr>
-                <w:sz w:val="17"/>
-                <w:szCs w:val="17"/>
-              </w:rPr>
-              <w:t xml:space="preserve">B</w:t>
+              <w:t xml:space="preserve">customer · benefits · therefore</w:t>
+            </w:r>
+          </w:p>
+        </w:tc>
+        <w:tc>
+          <w:tcPr>
+            <w:tcW w:type="pct" w:w="1667"/>
+            <w:tcMar>
+              <w:top w:type="dxa" w:w="40"/>
+              <w:left w:type="dxa" w:w="100"/>
+              <w:bottom w:type="dxa" w:w="40"/>
+              <w:right w:type="dxa" w:w="100"/>
+            </w:tcMar>
+          </w:tcPr>
+          <w:p>
+            <w:pPr>
+              <w:spacing w:before="22" w:after="22"/>
+            </w:pPr>
+            <w:r>
+              <w:rPr>
+                <w:b/>
+                <w:bCs/>
+                <w:color w:val="8186EF"/>
+                <w:sz w:val="16"/>
+                <w:szCs w:val="16"/>
+              </w:rPr>
+              <w:t xml:space="preserve">10  </w:t>
+            </w:r>
+            <w:r>
+              <w:rPr>
+                <w:sz w:val="17"/>
+                <w:szCs w:val="17"/>
+              </w:rPr>
+              <w:t xml:space="preserve">C</w:t>
+            </w:r>
+          </w:p>
+        </w:tc>
+        <w:tc>
+          <w:tcPr>
+            <w:tcW w:type="pct" w:w="1667"/>
+            <w:tcMar>
+              <w:top w:type="dxa" w:w="40"/>
+              <w:left w:type="dxa" w:w="100"/>
+              <w:bottom w:type="dxa" w:w="40"/>
+              <w:right w:type="dxa" w:w="100"/>
+            </w:tcMar>
+          </w:tcPr>
+          <w:p>
+            <w:pPr>
+              <w:spacing w:before="22" w:after="22"/>
+            </w:pPr>
+            <w:r>
+              <w:rPr>
+                <w:b/>
+                <w:bCs/>
+                <w:color w:val="8186EF"/>
+                <w:sz w:val="16"/>
+                <w:szCs w:val="16"/>
+              </w:rPr>
+              <w:t xml:space="preserve">19  </w:t>
+            </w:r>
+            <w:r>
+              <w:rPr>
+                <w:sz w:val="17"/>
+                <w:szCs w:val="17"/>
+              </w:rPr>
+              <w:t xml:space="preserve">A</w:t>
             </w:r>
           </w:p>
         </w:tc>
@@ -199,7 +199,7 @@
                 <w:sz w:val="17"/>
                 <w:szCs w:val="17"/>
               </w:rPr>
-              <w:t xml:space="preserve">customer · benefits · therefore</w:t>
+              <w:t xml:space="preserve">therefore · contracts · construction</w:t>
             </w:r>
           </w:p>
         </w:tc>
@@ -226,14 +226,14 @@
                 <w:sz w:val="16"/>
                 <w:szCs w:val="16"/>
               </w:rPr>
-              <w:t xml:space="preserve">12  </w:t>
-            </w:r>
-            <w:r>
-              <w:rPr>
-                <w:sz w:val="17"/>
-                <w:szCs w:val="17"/>
-              </w:rPr>
-              <w:t xml:space="preserve">B</w:t>
+              <w:t xml:space="preserve">11  </w:t>
+            </w:r>
+            <w:r>
+              <w:rPr>
+                <w:sz w:val="17"/>
+                <w:szCs w:val="17"/>
+              </w:rPr>
+              <w:t xml:space="preserve">C</w:t>
             </w:r>
           </w:p>
         </w:tc>
@@ -260,14 +260,14 @@
                 <w:sz w:val="16"/>
                 <w:szCs w:val="16"/>
               </w:rPr>
-              <w:t xml:space="preserve">22  </w:t>
-            </w:r>
-            <w:r>
-              <w:rPr>
-                <w:sz w:val="17"/>
-                <w:szCs w:val="17"/>
-              </w:rPr>
-              <w:t xml:space="preserve">A</w:t>
+              <w:t xml:space="preserve">20  </w:t>
+            </w:r>
+            <w:r>
+              <w:rPr>
+                <w:sz w:val="17"/>
+                <w:szCs w:val="17"/>
+              </w:rPr>
+              <w:t xml:space="preserve">C</w:t>
             </w:r>
           </w:p>
         </w:tc>
@@ -302,73 +302,73 @@
                 <w:sz w:val="17"/>
                 <w:szCs w:val="17"/>
               </w:rPr>
-              <w:t xml:space="preserve">arrive · answers · question</w:t>
-            </w:r>
-          </w:p>
-        </w:tc>
-        <w:tc>
-          <w:tcPr>
-            <w:tcW w:type="pct" w:w="1667"/>
-            <w:tcMar>
-              <w:top w:type="dxa" w:w="40"/>
-              <w:left w:type="dxa" w:w="100"/>
-              <w:bottom w:type="dxa" w:w="40"/>
-              <w:right w:type="dxa" w:w="100"/>
-            </w:tcMar>
-          </w:tcPr>
-          <w:p>
-            <w:pPr>
-              <w:spacing w:before="22" w:after="22"/>
-            </w:pPr>
-            <w:r>
-              <w:rPr>
-                <w:b/>
-                <w:bCs/>
-                <w:color w:val="8186EF"/>
-                <w:sz w:val="16"/>
-                <w:szCs w:val="16"/>
-              </w:rPr>
-              <w:t xml:space="preserve">13  </w:t>
-            </w:r>
-            <w:r>
-              <w:rPr>
-                <w:sz w:val="17"/>
-                <w:szCs w:val="17"/>
-              </w:rPr>
-              <w:t xml:space="preserve">C</w:t>
-            </w:r>
-          </w:p>
-        </w:tc>
-        <w:tc>
-          <w:tcPr>
-            <w:tcW w:type="pct" w:w="1667"/>
-            <w:tcMar>
-              <w:top w:type="dxa" w:w="40"/>
-              <w:left w:type="dxa" w:w="100"/>
-              <w:bottom w:type="dxa" w:w="40"/>
-              <w:right w:type="dxa" w:w="100"/>
-            </w:tcMar>
-          </w:tcPr>
-          <w:p>
-            <w:pPr>
-              <w:spacing w:before="22" w:after="22"/>
-            </w:pPr>
-            <w:r>
-              <w:rPr>
-                <w:b/>
-                <w:bCs/>
-                <w:color w:val="8186EF"/>
-                <w:sz w:val="16"/>
-                <w:szCs w:val="16"/>
-              </w:rPr>
-              <w:t xml:space="preserve">23  </w:t>
-            </w:r>
-            <w:r>
-              <w:rPr>
-                <w:sz w:val="17"/>
-                <w:szCs w:val="17"/>
-              </w:rPr>
-              <w:t xml:space="preserve">C</w:t>
+              <w:t xml:space="preserve">over time · output method · input method</w:t>
+            </w:r>
+          </w:p>
+        </w:tc>
+        <w:tc>
+          <w:tcPr>
+            <w:tcW w:type="pct" w:w="1667"/>
+            <w:tcMar>
+              <w:top w:type="dxa" w:w="40"/>
+              <w:left w:type="dxa" w:w="100"/>
+              <w:bottom w:type="dxa" w:w="40"/>
+              <w:right w:type="dxa" w:w="100"/>
+            </w:tcMar>
+          </w:tcPr>
+          <w:p>
+            <w:pPr>
+              <w:spacing w:before="22" w:after="22"/>
+            </w:pPr>
+            <w:r>
+              <w:rPr>
+                <w:b/>
+                <w:bCs/>
+                <w:color w:val="8186EF"/>
+                <w:sz w:val="16"/>
+                <w:szCs w:val="16"/>
+              </w:rPr>
+              <w:t xml:space="preserve">12  </w:t>
+            </w:r>
+            <w:r>
+              <w:rPr>
+                <w:sz w:val="17"/>
+                <w:szCs w:val="17"/>
+              </w:rPr>
+              <w:t xml:space="preserve">A</w:t>
+            </w:r>
+          </w:p>
+        </w:tc>
+        <w:tc>
+          <w:tcPr>
+            <w:tcW w:type="pct" w:w="1667"/>
+            <w:tcMar>
+              <w:top w:type="dxa" w:w="40"/>
+              <w:left w:type="dxa" w:w="100"/>
+              <w:bottom w:type="dxa" w:w="40"/>
+              <w:right w:type="dxa" w:w="100"/>
+            </w:tcMar>
+          </w:tcPr>
+          <w:p>
+            <w:pPr>
+              <w:spacing w:before="22" w:after="22"/>
+            </w:pPr>
+            <w:r>
+              <w:rPr>
+                <w:b/>
+                <w:bCs/>
+                <w:color w:val="8186EF"/>
+                <w:sz w:val="16"/>
+                <w:szCs w:val="16"/>
+              </w:rPr>
+              <w:t xml:space="preserve">21  </w:t>
+            </w:r>
+            <w:r>
+              <w:rPr>
+                <w:sz w:val="17"/>
+                <w:szCs w:val="17"/>
+              </w:rPr>
+              <w:t xml:space="preserve">B</w:t>
             </w:r>
           </w:p>
         </w:tc>
@@ -431,14 +431,14 @@
                 <w:sz w:val="16"/>
                 <w:szCs w:val="16"/>
               </w:rPr>
-              <w:t xml:space="preserve">14  </w:t>
-            </w:r>
-            <w:r>
-              <w:rPr>
-                <w:sz w:val="17"/>
-                <w:szCs w:val="17"/>
-              </w:rPr>
-              <w:t xml:space="preserve">C</w:t>
+              <w:t xml:space="preserve">13  </w:t>
+            </w:r>
+            <w:r>
+              <w:rPr>
+                <w:sz w:val="17"/>
+                <w:szCs w:val="17"/>
+              </w:rPr>
+              <w:t xml:space="preserve">T</w:t>
             </w:r>
           </w:p>
         </w:tc>
@@ -465,7 +465,7 @@
                 <w:sz w:val="16"/>
                 <w:szCs w:val="16"/>
               </w:rPr>
-              <w:t xml:space="preserve">24  </w:t>
+              <w:t xml:space="preserve">22  </w:t>
             </w:r>
             <w:r>
               <w:rPr>
@@ -533,47 +533,47 @@
                 <w:sz w:val="16"/>
                 <w:szCs w:val="16"/>
               </w:rPr>
-              <w:t xml:space="preserve">15  </w:t>
-            </w:r>
-            <w:r>
-              <w:rPr>
-                <w:sz w:val="17"/>
-                <w:szCs w:val="17"/>
-              </w:rPr>
-              <w:t xml:space="preserve">A</w:t>
-            </w:r>
-          </w:p>
-        </w:tc>
-        <w:tc>
-          <w:tcPr>
-            <w:tcW w:type="pct" w:w="1667"/>
-            <w:tcMar>
-              <w:top w:type="dxa" w:w="40"/>
-              <w:left w:type="dxa" w:w="100"/>
-              <w:bottom w:type="dxa" w:w="40"/>
-              <w:right w:type="dxa" w:w="100"/>
-            </w:tcMar>
-          </w:tcPr>
-          <w:p>
-            <w:pPr>
-              <w:spacing w:before="22" w:after="22"/>
-            </w:pPr>
-            <w:r>
-              <w:rPr>
-                <w:b/>
-                <w:bCs/>
-                <w:color w:val="8186EF"/>
-                <w:sz w:val="16"/>
-                <w:szCs w:val="16"/>
-              </w:rPr>
-              <w:t xml:space="preserve">25  </w:t>
-            </w:r>
-            <w:r>
-              <w:rPr>
-                <w:sz w:val="17"/>
-                <w:szCs w:val="17"/>
-              </w:rPr>
-              <w:t xml:space="preserve">D</w:t>
+              <w:t xml:space="preserve">14  </w:t>
+            </w:r>
+            <w:r>
+              <w:rPr>
+                <w:sz w:val="17"/>
+                <w:szCs w:val="17"/>
+              </w:rPr>
+              <w:t xml:space="preserve">C</w:t>
+            </w:r>
+          </w:p>
+        </w:tc>
+        <w:tc>
+          <w:tcPr>
+            <w:tcW w:type="pct" w:w="1667"/>
+            <w:tcMar>
+              <w:top w:type="dxa" w:w="40"/>
+              <w:left w:type="dxa" w:w="100"/>
+              <w:bottom w:type="dxa" w:w="40"/>
+              <w:right w:type="dxa" w:w="100"/>
+            </w:tcMar>
+          </w:tcPr>
+          <w:p>
+            <w:pPr>
+              <w:spacing w:before="22" w:after="22"/>
+            </w:pPr>
+            <w:r>
+              <w:rPr>
+                <w:b/>
+                <w:bCs/>
+                <w:color w:val="8186EF"/>
+                <w:sz w:val="16"/>
+                <w:szCs w:val="16"/>
+              </w:rPr>
+              <w:t xml:space="preserve">23  </w:t>
+            </w:r>
+            <w:r>
+              <w:rPr>
+                <w:sz w:val="17"/>
+                <w:szCs w:val="17"/>
+              </w:rPr>
+              <w:t xml:space="preserve">C</w:t>
             </w:r>
           </w:p>
         </w:tc>
@@ -609,7 +609,7 @@
                 <w:sz w:val="17"/>
                 <w:szCs w:val="17"/>
               </w:rPr>
-              <w:t xml:space="preserve">D</w:t>
+              <w:t xml:space="preserve">C</w:t>
             </w:r>
           </w:p>
         </w:tc>
@@ -636,14 +636,14 @@
                 <w:sz w:val="16"/>
                 <w:szCs w:val="16"/>
               </w:rPr>
-              <w:t xml:space="preserve">16  </w:t>
-            </w:r>
-            <w:r>
-              <w:rPr>
-                <w:sz w:val="17"/>
-                <w:szCs w:val="17"/>
-              </w:rPr>
-              <w:t xml:space="preserve">T</w:t>
+              <w:t xml:space="preserve">15  </w:t>
+            </w:r>
+            <w:r>
+              <w:rPr>
+                <w:sz w:val="17"/>
+                <w:szCs w:val="17"/>
+              </w:rPr>
+              <w:t xml:space="preserve">A</w:t>
             </w:r>
           </w:p>
         </w:tc>
@@ -670,14 +670,14 @@
                 <w:sz w:val="16"/>
                 <w:szCs w:val="16"/>
               </w:rPr>
-              <w:t xml:space="preserve">26  </w:t>
-            </w:r>
-            <w:r>
-              <w:rPr>
-                <w:sz w:val="17"/>
-                <w:szCs w:val="17"/>
-              </w:rPr>
-              <w:t xml:space="preserve">B</w:t>
+              <w:t xml:space="preserve">24  </w:t>
+            </w:r>
+            <w:r>
+              <w:rPr>
+                <w:sz w:val="17"/>
+                <w:szCs w:val="17"/>
+              </w:rPr>
+              <w:t xml:space="preserve">A</w:t>
             </w:r>
           </w:p>
         </w:tc>
@@ -738,47 +738,47 @@
                 <w:sz w:val="16"/>
                 <w:szCs w:val="16"/>
               </w:rPr>
-              <w:t xml:space="preserve">17  </w:t>
-            </w:r>
-            <w:r>
-              <w:rPr>
-                <w:sz w:val="17"/>
-                <w:szCs w:val="17"/>
-              </w:rPr>
-              <w:t xml:space="preserve">C</w:t>
-            </w:r>
-          </w:p>
-        </w:tc>
-        <w:tc>
-          <w:tcPr>
-            <w:tcW w:type="pct" w:w="1667"/>
-            <w:tcMar>
-              <w:top w:type="dxa" w:w="40"/>
-              <w:left w:type="dxa" w:w="100"/>
-              <w:bottom w:type="dxa" w:w="40"/>
-              <w:right w:type="dxa" w:w="100"/>
-            </w:tcMar>
-          </w:tcPr>
-          <w:p>
-            <w:pPr>
-              <w:spacing w:before="22" w:after="22"/>
-            </w:pPr>
-            <w:r>
-              <w:rPr>
-                <w:b/>
-                <w:bCs/>
-                <w:color w:val="8186EF"/>
-                <w:sz w:val="16"/>
-                <w:szCs w:val="16"/>
-              </w:rPr>
-              <w:t xml:space="preserve">27  </w:t>
-            </w:r>
-            <w:r>
-              <w:rPr>
-                <w:sz w:val="17"/>
-                <w:szCs w:val="17"/>
-              </w:rPr>
-              <w:t xml:space="preserve">A</w:t>
+              <w:t xml:space="preserve">16  </w:t>
+            </w:r>
+            <w:r>
+              <w:rPr>
+                <w:sz w:val="17"/>
+                <w:szCs w:val="17"/>
+              </w:rPr>
+              <w:t xml:space="preserve">D</w:t>
+            </w:r>
+          </w:p>
+        </w:tc>
+        <w:tc>
+          <w:tcPr>
+            <w:tcW w:type="pct" w:w="1667"/>
+            <w:tcMar>
+              <w:top w:type="dxa" w:w="40"/>
+              <w:left w:type="dxa" w:w="100"/>
+              <w:bottom w:type="dxa" w:w="40"/>
+              <w:right w:type="dxa" w:w="100"/>
+            </w:tcMar>
+          </w:tcPr>
+          <w:p>
+            <w:pPr>
+              <w:spacing w:before="22" w:after="22"/>
+            </w:pPr>
+            <w:r>
+              <w:rPr>
+                <w:b/>
+                <w:bCs/>
+                <w:color w:val="8186EF"/>
+                <w:sz w:val="16"/>
+                <w:szCs w:val="16"/>
+              </w:rPr>
+              <w:t xml:space="preserve">25  </w:t>
+            </w:r>
+            <w:r>
+              <w:rPr>
+                <w:sz w:val="17"/>
+                <w:szCs w:val="17"/>
+              </w:rPr>
+              <w:t xml:space="preserve">Compare with the model earlier in this handout.</w:t>
             </w:r>
           </w:p>
         </w:tc>
@@ -814,7 +814,7 @@
                 <w:sz w:val="17"/>
                 <w:szCs w:val="17"/>
               </w:rPr>
-              <w:t xml:space="preserve">D</w:t>
+              <w:t xml:space="preserve">A</w:t>
             </w:r>
           </w:p>
         </w:tc>
@@ -841,14 +841,14 @@
                 <w:sz w:val="16"/>
                 <w:szCs w:val="16"/>
               </w:rPr>
-              <w:t xml:space="preserve">18  </w:t>
-            </w:r>
-            <w:r>
-              <w:rPr>
-                <w:sz w:val="17"/>
-                <w:szCs w:val="17"/>
-              </w:rPr>
-              <w:t xml:space="preserve">A</w:t>
+              <w:t xml:space="preserve">17  </w:t>
+            </w:r>
+            <w:r>
+              <w:rPr>
+                <w:sz w:val="17"/>
+                <w:szCs w:val="17"/>
+              </w:rPr>
+              <w:t xml:space="preserve">B</w:t>
             </w:r>
           </w:p>
         </w:tc>
@@ -875,14 +875,14 @@
                 <w:sz w:val="16"/>
                 <w:szCs w:val="16"/>
               </w:rPr>
-              <w:t xml:space="preserve">28  </w:t>
-            </w:r>
-            <w:r>
-              <w:rPr>
-                <w:sz w:val="17"/>
-                <w:szCs w:val="17"/>
-              </w:rPr>
-              <w:t xml:space="preserve">Compare with the model earlier in this handout.</w:t>
+              <w:t xml:space="preserve">26  </w:t>
+            </w:r>
+            <w:r>
+              <w:rPr>
+                <w:sz w:val="17"/>
+                <w:szCs w:val="17"/>
+              </w:rPr>
+              <w:t xml:space="preserve">Revenue is the inflow from a company's main activities, such as selling goods or providing services. Under ASC 606, a company recognizes revenue when it transfers control of promised goods or services to a customer. It measures revenue at the amount it expects to be entitled to in exchange.</w:t>
             </w:r>
           </w:p>
         </w:tc>
@@ -917,142 +917,6 @@
                 <w:sz w:val="17"/>
                 <w:szCs w:val="17"/>
               </w:rPr>
-              <w:t xml:space="preserve">D</w:t>
-            </w:r>
-          </w:p>
-        </w:tc>
-        <w:tc>
-          <w:tcPr>
-            <w:tcW w:type="pct" w:w="1667"/>
-            <w:tcMar>
-              <w:top w:type="dxa" w:w="40"/>
-              <w:left w:type="dxa" w:w="100"/>
-              <w:bottom w:type="dxa" w:w="40"/>
-              <w:right w:type="dxa" w:w="100"/>
-            </w:tcMar>
-          </w:tcPr>
-          <w:p>
-            <w:pPr>
-              <w:spacing w:before="22" w:after="22"/>
-            </w:pPr>
-            <w:r>
-              <w:rPr>
-                <w:b/>
-                <w:bCs/>
-                <w:color w:val="8186EF"/>
-                <w:sz w:val="16"/>
-                <w:szCs w:val="16"/>
-              </w:rPr>
-              <w:t xml:space="preserve">19  </w:t>
-            </w:r>
-            <w:r>
-              <w:rPr>
-                <w:sz w:val="17"/>
-                <w:szCs w:val="17"/>
-              </w:rPr>
-              <w:t xml:space="preserve">D</w:t>
-            </w:r>
-          </w:p>
-        </w:tc>
-        <w:tc>
-          <w:tcPr>
-            <w:tcW w:type="pct" w:w="1667"/>
-            <w:tcMar>
-              <w:top w:type="dxa" w:w="40"/>
-              <w:left w:type="dxa" w:w="100"/>
-              <w:bottom w:type="dxa" w:w="40"/>
-              <w:right w:type="dxa" w:w="100"/>
-            </w:tcMar>
-          </w:tcPr>
-          <w:p>
-            <w:pPr>
-              <w:spacing w:before="22" w:after="22"/>
-            </w:pPr>
-            <w:r>
-              <w:rPr>
-                <w:b/>
-                <w:bCs/>
-                <w:color w:val="8186EF"/>
-                <w:sz w:val="16"/>
-                <w:szCs w:val="16"/>
-              </w:rPr>
-              <w:t xml:space="preserve">29  </w:t>
-            </w:r>
-            <w:r>
-              <w:rPr>
-                <w:sz w:val="17"/>
-                <w:szCs w:val="17"/>
-              </w:rPr>
-              <w:t xml:space="preserve">Revenue is the inflow from a company's main activities, such as selling goods or providing services. Under ASC 606, a company recognizes revenue when it transfers control of promised goods or services to a customer. It measures revenue at the amount it expects to be entitled to in exchange.</w:t>
-            </w:r>
-          </w:p>
-        </w:tc>
-      </w:tr>
-      <w:tr>
-        <w:tc>
-          <w:tcPr>
-            <w:tcW w:type="pct" w:w="1667"/>
-            <w:shd w:fill="FBFAF6" w:val="clear"/>
-            <w:tcMar>
-              <w:top w:type="dxa" w:w="40"/>
-              <w:left w:type="dxa" w:w="100"/>
-              <w:bottom w:type="dxa" w:w="40"/>
-              <w:right w:type="dxa" w:w="100"/>
-            </w:tcMar>
-          </w:tcPr>
-          <w:p>
-            <w:pPr>
-              <w:spacing w:before="22" w:after="22"/>
-            </w:pPr>
-            <w:r>
-              <w:rPr>
-                <w:b/>
-                <w:bCs/>
-                <w:color w:val="8186EF"/>
-                <w:sz w:val="16"/>
-                <w:szCs w:val="16"/>
-              </w:rPr>
-              <w:t xml:space="preserve">10  </w:t>
-            </w:r>
-            <w:r>
-              <w:rPr>
-                <w:sz w:val="17"/>
-                <w:szCs w:val="17"/>
-              </w:rPr>
-              <w:t xml:space="preserve">C</w:t>
-            </w:r>
-          </w:p>
-        </w:tc>
-        <w:tc>
-          <w:tcPr>
-            <w:tcW w:type="pct" w:w="1667"/>
-            <w:shd w:fill="FBFAF6" w:val="clear"/>
-            <w:tcMar>
-              <w:top w:type="dxa" w:w="40"/>
-              <w:left w:type="dxa" w:w="100"/>
-              <w:bottom w:type="dxa" w:w="40"/>
-              <w:right w:type="dxa" w:w="100"/>
-            </w:tcMar>
-          </w:tcPr>
-          <w:p>
-            <w:pPr>
-              <w:spacing w:before="22" w:after="22"/>
-            </w:pPr>
-            <w:r>
-              <w:rPr>
-                <w:b/>
-                <w:bCs/>
-                <w:color w:val="8186EF"/>
-                <w:sz w:val="16"/>
-                <w:szCs w:val="16"/>
-              </w:rPr>
-              <w:t xml:space="preserve">20  </w:t>
-            </w:r>
-            <w:r>
-              <w:rPr>
-                <w:sz w:val="17"/>
-                <w:szCs w:val="17"/>
-              </w:rPr>
               <w:t xml:space="preserve">B</w:t>
             </w:r>
           </w:p>
@@ -1060,7 +924,39 @@
         <w:tc>
           <w:tcPr>
             <w:tcW w:type="pct" w:w="1667"/>
-            <w:shd w:fill="FBFAF6" w:val="clear"/>
+            <w:tcMar>
+              <w:top w:type="dxa" w:w="40"/>
+              <w:left w:type="dxa" w:w="100"/>
+              <w:bottom w:type="dxa" w:w="40"/>
+              <w:right w:type="dxa" w:w="100"/>
+            </w:tcMar>
+          </w:tcPr>
+          <w:p>
+            <w:pPr>
+              <w:spacing w:before="22" w:after="22"/>
+            </w:pPr>
+            <w:r>
+              <w:rPr>
+                <w:b/>
+                <w:bCs/>
+                <w:color w:val="8186EF"/>
+                <w:sz w:val="16"/>
+                <w:szCs w:val="16"/>
+              </w:rPr>
+              <w:t xml:space="preserve">18  </w:t>
+            </w:r>
+            <w:r>
+              <w:rPr>
+                <w:sz w:val="17"/>
+                <w:szCs w:val="17"/>
+              </w:rPr>
+              <w:t xml:space="preserve">B</w:t>
+            </w:r>
+          </w:p>
+        </w:tc>
+        <w:tc>
+          <w:tcPr>
+            <w:tcW w:type="pct" w:w="1667"/>
             <w:tcMar>
               <w:top w:type="dxa" w:w="40"/>
               <w:left w:type="dxa" w:w="100"/>
@@ -1119,7 +1015,7 @@
           <w:sz w:val="16"/>
           <w:szCs w:val="16"/>
         </w:rPr>
-        <w:t xml:space="preserve">The book writes: “Revenue is the inflow from a company's main activities, such as selling goods or providing services. It measures revenue at the amount it expects to be entitled to in exchange.”</w:t>
+        <w:t xml:space="preserve">The book writes: “Control means the customer can direct the use of the asset and obtain almost all of its benefits. The key question is therefore not when the company is paid, but when the customer gains control.”</w:t>
       </w:r>
     </w:p>
     <w:p>
@@ -1142,7 +1038,7 @@
           <w:sz w:val="16"/>
           <w:szCs w:val="16"/>
         </w:rPr>
-        <w:t xml:space="preserve">The book writes: “Control means the customer can direct the use of the asset and obtain almost all of its benefits. The key question is therefore not when the company is paid, but when the customer gains control.”</w:t>
+        <w:t xml:space="preserve">The book writes: “The key question is therefore not when the company is paid, but when the customer gains control. Cash can arrive before, at or after that moment. ASC 606 applies one model to all contracts with customers: goods, services, construction and software.”</w:t>
       </w:r>
     </w:p>
     <w:p>
@@ -1165,7 +1061,7 @@
           <w:sz w:val="16"/>
           <w:szCs w:val="16"/>
         </w:rPr>
-        <w:t xml:space="preserve">The book writes: “Cash can arrive before, at or after that moment. Each step answers one question, and each uses the answer to the step before.”</w:t>
+        <w:t xml:space="preserve">The book writes: “Progress over time is measured by an output method, such as units delivered, or an input method, such as costs incurred.”</w:t>
       </w:r>
     </w:p>
     <w:p>
@@ -1234,7 +1130,7 @@
           <w:sz w:val="16"/>
           <w:szCs w:val="16"/>
         </w:rPr>
-        <w:t xml:space="preserve">The book numbers “Steps 1 and 2: the contract and its performance obligations” as section 11.2.</w:t>
+        <w:t xml:space="preserve">Revenue comes from main activities with customers. A is wrong: A loan is a liability. B is wrong: Selling equipment gives a gain or loss, not revenue.</w:t>
       </w:r>
     </w:p>
     <w:p>
@@ -1257,7 +1153,7 @@
           <w:sz w:val="16"/>
           <w:szCs w:val="16"/>
         </w:rPr>
-        <w:t xml:space="preserve">The book numbers “Steps 3 and 4: the transaction price and its allocation” as section 11.3.</w:t>
+        <w:t xml:space="preserve">U.S. probable means likely, a higher level than 55%. A is wrong: More likely than not is the IFRS 15 meaning. B is wrong: Collectibility is a separate criterion.</w:t>
       </w:r>
     </w:p>
     <w:p>
@@ -1280,7 +1176,7 @@
           <w:sz w:val="16"/>
           <w:szCs w:val="16"/>
         </w:rPr>
-        <w:t xml:space="preserve">The book numbers “Step 5: recognizing revenue over time or at a point in time” as section 11.4.</w:t>
+        <w:t xml:space="preserve">A material right is part of what the customer pays for. B is wrong: Part of the price must be allocated to the points. C is wrong: The points are a promise made at the sale.</w:t>
       </w:r>
     </w:p>
     <w:p>
@@ -1303,7 +1199,7 @@
           <w:sz w:val="16"/>
           <w:szCs w:val="16"/>
         </w:rPr>
-        <w:t xml:space="preserve">U.S. probable means likely, a higher level than 55%. A is wrong: More likely than not is the IFRS 15 meaning. B is wrong: Collectibility is a separate criterion.</w:t>
+        <w:t xml:space="preserve">Amounts collected for third parties are not revenue. A is wrong: The tax belongs to the state. C is wrong: It is not the retailer's cost.</w:t>
       </w:r>
     </w:p>
     <w:p>
@@ -1326,7 +1222,7 @@
           <w:sz w:val="16"/>
           <w:szCs w:val="16"/>
         </w:rPr>
-        <w:t xml:space="preserve">Revenue comes from main activities with customers. A is wrong: A loan is a liability. B is wrong: Selling equipment gives a gain or loss, not revenue.</w:t>
+        <w:t xml:space="preserve">Input methods measure the company's efforts. A is wrong: Units delivered is an output method. B is wrong: Milestones are an output method.</w:t>
       </w:r>
     </w:p>
     <w:p>
@@ -1349,7 +1245,7 @@
           <w:sz w:val="16"/>
           <w:szCs w:val="16"/>
         </w:rPr>
-        <w:t xml:space="preserve">Revenue follows the transfer of control. A is wrong: Cash received early creates a contract liability. B is wrong: The goods are transferred at one point in time.</w:t>
+        <w:t xml:space="preserve">A performance obligation is a distinct promise. A is wrong: Payment timing does not define obligations. B is wrong: Invoices do not define obligations.</w:t>
       </w:r>
     </w:p>
     <w:p>
@@ -1372,7 +1268,7 @@
           <w:sz w:val="16"/>
           <w:szCs w:val="16"/>
         </w:rPr>
-        <w:t xml:space="preserve">Inventory risk shows control before transfer. A is wrong: A fixed commission suggests an agent. C is wrong: No pricing discretion suggests an agent.</w:t>
+        <w:t xml:space="preserve">Control transfer is the core principle. B is wrong: Cash can arrive before or after control passes. C is wrong: Signing creates the contract, not the transfer.</w:t>
       </w:r>
     </w:p>
     <w:p>
@@ -1395,7 +1291,7 @@
           <w:sz w:val="16"/>
           <w:szCs w:val="16"/>
         </w:rPr>
-        <w:t xml:space="preserve">A performance obligation is a distinct promise. A is wrong: Payment timing does not define obligations. B is wrong: Invoices do not define obligations.</w:t>
+        <w:t xml:space="preserve">CMA questions use exact terms, and one word can change the answer.</w:t>
       </w:r>
     </w:p>
     <w:p>
@@ -1411,14 +1307,14 @@
           <w:sz w:val="16"/>
           <w:szCs w:val="16"/>
         </w:rPr>
-        <w:t xml:space="preserve">14  </w:t>
-      </w:r>
-      <w:r>
-        <w:rPr>
-          <w:sz w:val="16"/>
-          <w:szCs w:val="16"/>
-        </w:rPr>
-        <w:t xml:space="preserve">Only for goods not expected to be returned. A is wrong: This is the refund liability. B is wrong: This is gross profit, not revenue.</w:t>
+        <w:t xml:space="preserve">18  </w:t>
+      </w:r>
+      <w:r>
+        <w:rPr>
+          <w:sz w:val="16"/>
+          <w:szCs w:val="16"/>
+        </w:rPr>
+        <w:t xml:space="preserve">The book’s own table gives Performance obligation as the category of Monthly juice deliveries.</w:t>
       </w:r>
     </w:p>
     <w:p>
@@ -1434,14 +1330,14 @@
           <w:sz w:val="16"/>
           <w:szCs w:val="16"/>
         </w:rPr>
-        <w:t xml:space="preserve">15  </w:t>
-      </w:r>
-      <w:r>
-        <w:rPr>
-          <w:sz w:val="16"/>
-          <w:szCs w:val="16"/>
-        </w:rPr>
-        <w:t xml:space="preserve">Control transfer is the core principle. B is wrong: Cash can arrive before or after control passes. C is wrong: Signing creates the contract, not the transfer.</w:t>
+        <w:t xml:space="preserve">19  </w:t>
+      </w:r>
+      <w:r>
+        <w:rPr>
+          <w:sz w:val="16"/>
+          <w:szCs w:val="16"/>
+        </w:rPr>
+        <w:t xml:space="preserve">The book’s own table gives Performance obligation as the category of Staff training.</w:t>
       </w:r>
     </w:p>
     <w:p>
@@ -1457,14 +1353,14 @@
           <w:sz w:val="16"/>
           <w:szCs w:val="16"/>
         </w:rPr>
-        <w:t xml:space="preserve">16  </w:t>
-      </w:r>
-      <w:r>
-        <w:rPr>
-          <w:sz w:val="16"/>
-          <w:szCs w:val="16"/>
-        </w:rPr>
-        <w:t xml:space="preserve">CMA questions use exact terms, and one word can change the answer.</w:t>
+        <w:t xml:space="preserve">20  </w:t>
+      </w:r>
+      <w:r>
+        <w:rPr>
+          <w:sz w:val="16"/>
+          <w:szCs w:val="16"/>
+        </w:rPr>
+        <w:t xml:space="preserve">The book’s own table gives Reduces the transaction price as the category of Volume rebate (M1).</w:t>
       </w:r>
     </w:p>
     <w:p>
@@ -1487,7 +1383,7 @@
           <w:sz w:val="16"/>
           <w:szCs w:val="16"/>
         </w:rPr>
-        <w:t xml:space="preserve">The book’s own table gives Performance obligation as the category of Monthly juice deliveries.</w:t>
+        <w:t xml:space="preserve">Each step uses the result of the one before. A is wrong: The contract must be identified first. C is wrong: Obligations and allocation come before recognition.</w:t>
       </w:r>
     </w:p>
     <w:p>
@@ -1510,7 +1406,7 @@
           <w:sz w:val="16"/>
           <w:szCs w:val="16"/>
         </w:rPr>
-        <w:t xml:space="preserve">The book’s own table gives Performance obligation as the category of Staff training.</w:t>
+        <w:t xml:space="preserve">Costs are recognized with the revenues they help to earn. A is wrong: Inventory is expensed when it is sold. C is wrong: Revenue follows control, not cash.</w:t>
       </w:r>
     </w:p>
     <w:p>
@@ -1533,7 +1429,7 @@
           <w:sz w:val="16"/>
           <w:szCs w:val="16"/>
         </w:rPr>
-        <w:t xml:space="preserve">The book’s own table gives Reduces the transaction price as the category of Volume rebate (M1).</w:t>
+        <w:t xml:space="preserve">Fulfillment costs are capitalized only if all criteria are met. A is wrong: General costs are expensed. B is wrong: Waste is expensed.</w:t>
       </w:r>
     </w:p>
     <w:p>
@@ -1556,7 +1452,7 @@
           <w:sz w:val="16"/>
           <w:szCs w:val="16"/>
         </w:rPr>
-        <w:t xml:space="preserve">Each step uses the result of the one before. A is wrong: The contract must be identified first. C is wrong: Obligations and allocation come before recognition.</w:t>
+        <w:t xml:space="preserve">Every item on a Workshop sheet is settled by something printed on the same sheet.</w:t>
       </w:r>
     </w:p>
     <w:p/>
@@ -1666,33 +1562,33 @@
                 <w:sz w:val="17"/>
                 <w:szCs w:val="17"/>
               </w:rPr>
-              <w:t xml:space="preserve">point in time · over time</w:t>
-            </w:r>
-          </w:p>
-        </w:tc>
-        <w:tc>
-          <w:tcPr>
-            <w:tcW w:type="pct" w:w="1667"/>
-            <w:tcMar>
-              <w:top w:type="dxa" w:w="40"/>
-              <w:left w:type="dxa" w:w="100"/>
-              <w:bottom w:type="dxa" w:w="40"/>
-              <w:right w:type="dxa" w:w="100"/>
-            </w:tcMar>
-          </w:tcPr>
-          <w:p>
-            <w:pPr>
-              <w:spacing w:before="22" w:after="22"/>
-            </w:pPr>
-            <w:r>
-              <w:rPr>
-                <w:b/>
-                <w:bCs/>
-                <w:color w:val="8186EF"/>
-                <w:sz w:val="16"/>
-                <w:szCs w:val="16"/>
-              </w:rPr>
-              <w:t xml:space="preserve">11  </w:t>
+              <w:t xml:space="preserve">identified · substantially · consideration</w:t>
+            </w:r>
+          </w:p>
+        </w:tc>
+        <w:tc>
+          <w:tcPr>
+            <w:tcW w:type="pct" w:w="1667"/>
+            <w:tcMar>
+              <w:top w:type="dxa" w:w="40"/>
+              <w:left w:type="dxa" w:w="100"/>
+              <w:bottom w:type="dxa" w:w="40"/>
+              <w:right w:type="dxa" w:w="100"/>
+            </w:tcMar>
+          </w:tcPr>
+          <w:p>
+            <w:pPr>
+              <w:spacing w:before="22" w:after="22"/>
+            </w:pPr>
+            <w:r>
+              <w:rPr>
+                <w:b/>
+                <w:bCs/>
+                <w:color w:val="8186EF"/>
+                <w:sz w:val="16"/>
+                <w:szCs w:val="16"/>
+              </w:rPr>
+              <w:t xml:space="preserve">8  </w:t>
             </w:r>
             <w:r>
               <w:rPr>
@@ -1725,14 +1621,14 @@
                 <w:sz w:val="16"/>
                 <w:szCs w:val="16"/>
               </w:rPr>
-              <w:t xml:space="preserve">21  </w:t>
-            </w:r>
-            <w:r>
-              <w:rPr>
-                <w:sz w:val="17"/>
-                <w:szCs w:val="17"/>
-              </w:rPr>
-              <w:t xml:space="preserve">B</w:t>
+              <w:t xml:space="preserve">15  </w:t>
+            </w:r>
+            <w:r>
+              <w:rPr>
+                <w:sz w:val="17"/>
+                <w:szCs w:val="17"/>
+              </w:rPr>
+              <w:t xml:space="preserve">D</w:t>
             </w:r>
           </w:p>
         </w:tc>
@@ -1768,7 +1664,7 @@
                 <w:sz w:val="17"/>
                 <w:szCs w:val="17"/>
               </w:rPr>
-              <w:t xml:space="preserve">point in time · over time</w:t>
+              <w:t xml:space="preserve">obligation · separately · identifiable</w:t>
             </w:r>
           </w:p>
         </w:tc>
@@ -1795,14 +1691,14 @@
                 <w:sz w:val="16"/>
                 <w:szCs w:val="16"/>
               </w:rPr>
-              <w:t xml:space="preserve">12  </w:t>
-            </w:r>
-            <w:r>
-              <w:rPr>
-                <w:sz w:val="17"/>
-                <w:szCs w:val="17"/>
-              </w:rPr>
-              <w:t xml:space="preserve">C</w:t>
+              <w:t xml:space="preserve">9  </w:t>
+            </w:r>
+            <w:r>
+              <w:rPr>
+                <w:sz w:val="17"/>
+                <w:szCs w:val="17"/>
+              </w:rPr>
+              <w:t xml:space="preserve">T</w:t>
             </w:r>
           </w:p>
         </w:tc>
@@ -1829,7 +1725,7 @@
                 <w:sz w:val="16"/>
                 <w:szCs w:val="16"/>
               </w:rPr>
-              <w:t xml:space="preserve">22  </w:t>
+              <w:t xml:space="preserve">16  </w:t>
             </w:r>
             <w:r>
               <w:rPr>
@@ -1871,33 +1767,66 @@
                 <w:sz w:val="17"/>
                 <w:szCs w:val="17"/>
               </w:rPr>
-              <w:t xml:space="preserve">point in time · over time</w:t>
-            </w:r>
-          </w:p>
-        </w:tc>
-        <w:tc>
-          <w:tcPr>
-            <w:tcW w:type="pct" w:w="1667"/>
-            <w:tcMar>
-              <w:top w:type="dxa" w:w="40"/>
-              <w:left w:type="dxa" w:w="100"/>
-              <w:bottom w:type="dxa" w:w="40"/>
-              <w:right w:type="dxa" w:w="100"/>
-            </w:tcMar>
-          </w:tcPr>
-          <w:p>
-            <w:pPr>
-              <w:spacing w:before="22" w:after="22"/>
-            </w:pPr>
-            <w:r>
-              <w:rPr>
-                <w:b/>
-                <w:bCs/>
-                <w:color w:val="8186EF"/>
-                <w:sz w:val="16"/>
-                <w:szCs w:val="16"/>
-              </w:rPr>
-              <w:t xml:space="preserve">13  </w:t>
+              <w:t xml:space="preserve">probable · practice · collection</w:t>
+            </w:r>
+          </w:p>
+        </w:tc>
+        <w:tc>
+          <w:tcPr>
+            <w:tcW w:type="pct" w:w="1667"/>
+            <w:tcMar>
+              <w:top w:type="dxa" w:w="40"/>
+              <w:left w:type="dxa" w:w="100"/>
+              <w:bottom w:type="dxa" w:w="40"/>
+              <w:right w:type="dxa" w:w="100"/>
+            </w:tcMar>
+          </w:tcPr>
+          <w:p>
+            <w:pPr>
+              <w:spacing w:before="22" w:after="22"/>
+            </w:pPr>
+            <w:r>
+              <w:rPr>
+                <w:b/>
+                <w:bCs/>
+                <w:color w:val="8186EF"/>
+                <w:sz w:val="16"/>
+                <w:szCs w:val="16"/>
+              </w:rPr>
+              <w:t xml:space="preserve">10  </w:t>
+            </w:r>
+            <w:r>
+              <w:rPr>
+                <w:sz w:val="17"/>
+                <w:szCs w:val="17"/>
+              </w:rPr>
+              <w:t xml:space="preserve">B</w:t>
+            </w:r>
+          </w:p>
+        </w:tc>
+        <w:tc>
+          <w:tcPr>
+            <w:tcW w:type="pct" w:w="1667"/>
+            <w:tcMar>
+              <w:top w:type="dxa" w:w="40"/>
+              <w:left w:type="dxa" w:w="100"/>
+              <w:bottom w:type="dxa" w:w="40"/>
+              <w:right w:type="dxa" w:w="100"/>
+            </w:tcMar>
+          </w:tcPr>
+          <w:p>
+            <w:pPr>
+              <w:spacing w:before="22" w:after="22"/>
+            </w:pPr>
+            <w:r>
+              <w:rPr>
+                <w:b/>
+                <w:bCs/>
+                <w:color w:val="8186EF"/>
+                <w:sz w:val="16"/>
+                <w:szCs w:val="16"/>
+              </w:rPr>
+              <w:t xml:space="preserve">17  </w:t>
             </w:r>
             <w:r>
               <w:rPr>
@@ -1905,39 +1834,6 @@
                 <w:szCs w:val="17"/>
               </w:rPr>
               <w:t xml:space="preserve">C</w:t>
-            </w:r>
-          </w:p>
-        </w:tc>
-        <w:tc>
-          <w:tcPr>
-            <w:tcW w:type="pct" w:w="1667"/>
-            <w:tcMar>
-              <w:top w:type="dxa" w:w="40"/>
-              <w:left w:type="dxa" w:w="100"/>
-              <w:bottom w:type="dxa" w:w="40"/>
-              <w:right w:type="dxa" w:w="100"/>
-            </w:tcMar>
-          </w:tcPr>
-          <w:p>
-            <w:pPr>
-              <w:spacing w:before="22" w:after="22"/>
-            </w:pPr>
-            <w:r>
-              <w:rPr>
-                <w:b/>
-                <w:bCs/>
-                <w:color w:val="8186EF"/>
-                <w:sz w:val="16"/>
-                <w:szCs w:val="16"/>
-              </w:rPr>
-              <w:t xml:space="preserve">23  </w:t>
-            </w:r>
-            <w:r>
-              <w:rPr>
-                <w:sz w:val="17"/>
-                <w:szCs w:val="17"/>
-              </w:rPr>
-              <w:t xml:space="preserve">A</w:t>
             </w:r>
           </w:p>
         </w:tc>
@@ -2000,14 +1896,14 @@
                 <w:sz w:val="16"/>
                 <w:szCs w:val="16"/>
               </w:rPr>
-              <w:t xml:space="preserve">14  </w:t>
-            </w:r>
-            <w:r>
-              <w:rPr>
-                <w:sz w:val="17"/>
-                <w:szCs w:val="17"/>
-              </w:rPr>
-              <w:t xml:space="preserve">B</w:t>
+              <w:t xml:space="preserve">11  </w:t>
+            </w:r>
+            <w:r>
+              <w:rPr>
+                <w:sz w:val="17"/>
+                <w:szCs w:val="17"/>
+              </w:rPr>
+              <w:t xml:space="preserve">D</w:t>
             </w:r>
           </w:p>
         </w:tc>
@@ -2034,14 +1930,14 @@
                 <w:sz w:val="16"/>
                 <w:szCs w:val="16"/>
               </w:rPr>
-              <w:t xml:space="preserve">24  </w:t>
-            </w:r>
-            <w:r>
-              <w:rPr>
-                <w:sz w:val="17"/>
-                <w:szCs w:val="17"/>
-              </w:rPr>
-              <w:t xml:space="preserve">B</w:t>
+              <w:t xml:space="preserve">18  </w:t>
+            </w:r>
+            <w:r>
+              <w:rPr>
+                <w:sz w:val="17"/>
+                <w:szCs w:val="17"/>
+              </w:rPr>
+              <w:t xml:space="preserve">A</w:t>
             </w:r>
           </w:p>
         </w:tc>
@@ -2102,7 +1998,7 @@
                 <w:sz w:val="16"/>
                 <w:szCs w:val="16"/>
               </w:rPr>
-              <w:t xml:space="preserve">15  </w:t>
+              <w:t xml:space="preserve">12  </w:t>
             </w:r>
             <w:r>
               <w:rPr>
@@ -2135,14 +2031,14 @@
                 <w:sz w:val="16"/>
                 <w:szCs w:val="16"/>
               </w:rPr>
-              <w:t xml:space="preserve">25  </w:t>
-            </w:r>
-            <w:r>
-              <w:rPr>
-                <w:sz w:val="17"/>
-                <w:szCs w:val="17"/>
-              </w:rPr>
-              <w:t xml:space="preserve">A</w:t>
+              <w:t xml:space="preserve">19  </w:t>
+            </w:r>
+            <w:r>
+              <w:rPr>
+                <w:sz w:val="17"/>
+                <w:szCs w:val="17"/>
+              </w:rPr>
+              <w:t xml:space="preserve">Compare with the model earlier in this handout.</w:t>
             </w:r>
           </w:p>
         </w:tc>
@@ -2178,6 +2074,40 @@
                 <w:sz w:val="17"/>
                 <w:szCs w:val="17"/>
               </w:rPr>
+              <w:t xml:space="preserve">D</w:t>
+            </w:r>
+          </w:p>
+        </w:tc>
+        <w:tc>
+          <w:tcPr>
+            <w:tcW w:type="pct" w:w="1667"/>
+            <w:shd w:fill="FBFAF6" w:val="clear"/>
+            <w:tcMar>
+              <w:top w:type="dxa" w:w="40"/>
+              <w:left w:type="dxa" w:w="100"/>
+              <w:bottom w:type="dxa" w:w="40"/>
+              <w:right w:type="dxa" w:w="100"/>
+            </w:tcMar>
+          </w:tcPr>
+          <w:p>
+            <w:pPr>
+              <w:spacing w:before="22" w:after="22"/>
+            </w:pPr>
+            <w:r>
+              <w:rPr>
+                <w:b/>
+                <w:bCs/>
+                <w:color w:val="8186EF"/>
+                <w:sz w:val="16"/>
+                <w:szCs w:val="16"/>
+              </w:rPr>
+              <w:t xml:space="preserve">13  </w:t>
+            </w:r>
+            <w:r>
+              <w:rPr>
+                <w:sz w:val="17"/>
+                <w:szCs w:val="17"/>
+              </w:rPr>
               <w:t xml:space="preserve">C</w:t>
             </w:r>
           </w:p>
@@ -2205,48 +2135,14 @@
                 <w:sz w:val="16"/>
                 <w:szCs w:val="16"/>
               </w:rPr>
-              <w:t xml:space="preserve">16  </w:t>
-            </w:r>
-            <w:r>
-              <w:rPr>
-                <w:sz w:val="17"/>
-                <w:szCs w:val="17"/>
-              </w:rPr>
-              <w:t xml:space="preserve">T</w:t>
-            </w:r>
-          </w:p>
-        </w:tc>
-        <w:tc>
-          <w:tcPr>
-            <w:tcW w:type="pct" w:w="1667"/>
-            <w:shd w:fill="FBFAF6" w:val="clear"/>
-            <w:tcMar>
-              <w:top w:type="dxa" w:w="40"/>
-              <w:left w:type="dxa" w:w="100"/>
-              <w:bottom w:type="dxa" w:w="40"/>
-              <w:right w:type="dxa" w:w="100"/>
-            </w:tcMar>
-          </w:tcPr>
-          <w:p>
-            <w:pPr>
-              <w:spacing w:before="22" w:after="22"/>
-            </w:pPr>
-            <w:r>
-              <w:rPr>
-                <w:b/>
-                <w:bCs/>
-                <w:color w:val="8186EF"/>
-                <w:sz w:val="16"/>
-                <w:szCs w:val="16"/>
-              </w:rPr>
-              <w:t xml:space="preserve">26  </w:t>
-            </w:r>
-            <w:r>
-              <w:rPr>
-                <w:sz w:val="17"/>
-                <w:szCs w:val="17"/>
-              </w:rPr>
-              <w:t xml:space="preserve">A</w:t>
+              <w:t xml:space="preserve">20  </w:t>
+            </w:r>
+            <w:r>
+              <w:rPr>
+                <w:sz w:val="17"/>
+                <w:szCs w:val="17"/>
+              </w:rPr>
+              <w:t xml:space="preserve">Step 1: identify the contract. A contract exists only if the parties have approved it and are committed to it, each party's rights and the payment terms can be identified, and the contract has commercial substance. Finally, it must be probable that the company will collect substantially all of the consideration.</w:t>
             </w:r>
           </w:p>
         </w:tc>
@@ -2281,33 +2177,33 @@
                 <w:sz w:val="17"/>
                 <w:szCs w:val="17"/>
               </w:rPr>
-              <w:t xml:space="preserve">C</w:t>
-            </w:r>
-          </w:p>
-        </w:tc>
-        <w:tc>
-          <w:tcPr>
-            <w:tcW w:type="pct" w:w="1667"/>
-            <w:tcMar>
-              <w:top w:type="dxa" w:w="40"/>
-              <w:left w:type="dxa" w:w="100"/>
-              <w:bottom w:type="dxa" w:w="40"/>
-              <w:right w:type="dxa" w:w="100"/>
-            </w:tcMar>
-          </w:tcPr>
-          <w:p>
-            <w:pPr>
-              <w:spacing w:before="22" w:after="22"/>
-            </w:pPr>
-            <w:r>
-              <w:rPr>
-                <w:b/>
-                <w:bCs/>
-                <w:color w:val="8186EF"/>
-                <w:sz w:val="16"/>
-                <w:szCs w:val="16"/>
-              </w:rPr>
-              <w:t xml:space="preserve">17  </w:t>
+              <w:t xml:space="preserve">D</w:t>
+            </w:r>
+          </w:p>
+        </w:tc>
+        <w:tc>
+          <w:tcPr>
+            <w:tcW w:type="pct" w:w="1667"/>
+            <w:tcMar>
+              <w:top w:type="dxa" w:w="40"/>
+              <w:left w:type="dxa" w:w="100"/>
+              <w:bottom w:type="dxa" w:w="40"/>
+              <w:right w:type="dxa" w:w="100"/>
+            </w:tcMar>
+          </w:tcPr>
+          <w:p>
+            <w:pPr>
+              <w:spacing w:before="22" w:after="22"/>
+            </w:pPr>
+            <w:r>
+              <w:rPr>
+                <w:b/>
+                <w:bCs/>
+                <w:color w:val="8186EF"/>
+                <w:sz w:val="16"/>
+                <w:szCs w:val="16"/>
+              </w:rPr>
+              <w:t xml:space="preserve">14  </w:t>
             </w:r>
             <w:r>
               <w:rPr>
@@ -2321,305 +2217,6 @@
         <w:tc>
           <w:tcPr>
             <w:tcW w:type="pct" w:w="1667"/>
-            <w:tcMar>
-              <w:top w:type="dxa" w:w="40"/>
-              <w:left w:type="dxa" w:w="100"/>
-              <w:bottom w:type="dxa" w:w="40"/>
-              <w:right w:type="dxa" w:w="100"/>
-            </w:tcMar>
-          </w:tcPr>
-          <w:p>
-            <w:pPr>
-              <w:spacing w:before="22" w:after="22"/>
-            </w:pPr>
-            <w:r>
-              <w:rPr>
-                <w:b/>
-                <w:bCs/>
-                <w:color w:val="8186EF"/>
-                <w:sz w:val="16"/>
-                <w:szCs w:val="16"/>
-              </w:rPr>
-              <w:t xml:space="preserve">27  </w:t>
-            </w:r>
-            <w:r>
-              <w:rPr>
-                <w:sz w:val="17"/>
-                <w:szCs w:val="17"/>
-              </w:rPr>
-              <w:t xml:space="preserve">Compare with the model earlier in this handout.</w:t>
-            </w:r>
-          </w:p>
-        </w:tc>
-      </w:tr>
-      <w:tr>
-        <w:tc>
-          <w:tcPr>
-            <w:tcW w:type="pct" w:w="1667"/>
-            <w:shd w:fill="FBFAF6" w:val="clear"/>
-            <w:tcMar>
-              <w:top w:type="dxa" w:w="40"/>
-              <w:left w:type="dxa" w:w="100"/>
-              <w:bottom w:type="dxa" w:w="40"/>
-              <w:right w:type="dxa" w:w="100"/>
-            </w:tcMar>
-          </w:tcPr>
-          <w:p>
-            <w:pPr>
-              <w:spacing w:before="22" w:after="22"/>
-            </w:pPr>
-            <w:r>
-              <w:rPr>
-                <w:b/>
-                <w:bCs/>
-                <w:color w:val="8186EF"/>
-                <w:sz w:val="16"/>
-                <w:szCs w:val="16"/>
-              </w:rPr>
-              <w:t xml:space="preserve">8  </w:t>
-            </w:r>
-            <w:r>
-              <w:rPr>
-                <w:sz w:val="17"/>
-                <w:szCs w:val="17"/>
-              </w:rPr>
-              <w:t xml:space="preserve">C</w:t>
-            </w:r>
-          </w:p>
-        </w:tc>
-        <w:tc>
-          <w:tcPr>
-            <w:tcW w:type="pct" w:w="1667"/>
-            <w:shd w:fill="FBFAF6" w:val="clear"/>
-            <w:tcMar>
-              <w:top w:type="dxa" w:w="40"/>
-              <w:left w:type="dxa" w:w="100"/>
-              <w:bottom w:type="dxa" w:w="40"/>
-              <w:right w:type="dxa" w:w="100"/>
-            </w:tcMar>
-          </w:tcPr>
-          <w:p>
-            <w:pPr>
-              <w:spacing w:before="22" w:after="22"/>
-            </w:pPr>
-            <w:r>
-              <w:rPr>
-                <w:b/>
-                <w:bCs/>
-                <w:color w:val="8186EF"/>
-                <w:sz w:val="16"/>
-                <w:szCs w:val="16"/>
-              </w:rPr>
-              <w:t xml:space="preserve">18  </w:t>
-            </w:r>
-            <w:r>
-              <w:rPr>
-                <w:sz w:val="17"/>
-                <w:szCs w:val="17"/>
-              </w:rPr>
-              <w:t xml:space="preserve">D</w:t>
-            </w:r>
-          </w:p>
-        </w:tc>
-        <w:tc>
-          <w:tcPr>
-            <w:tcW w:type="pct" w:w="1667"/>
-            <w:shd w:fill="FBFAF6" w:val="clear"/>
-            <w:tcMar>
-              <w:top w:type="dxa" w:w="40"/>
-              <w:left w:type="dxa" w:w="100"/>
-              <w:bottom w:type="dxa" w:w="40"/>
-              <w:right w:type="dxa" w:w="100"/>
-            </w:tcMar>
-          </w:tcPr>
-          <w:p>
-            <w:pPr>
-              <w:spacing w:before="22" w:after="22"/>
-            </w:pPr>
-            <w:r>
-              <w:rPr>
-                <w:b/>
-                <w:bCs/>
-                <w:color w:val="8186EF"/>
-                <w:sz w:val="16"/>
-                <w:szCs w:val="16"/>
-              </w:rPr>
-              <w:t xml:space="preserve">28  </w:t>
-            </w:r>
-            <w:r>
-              <w:rPr>
-                <w:sz w:val="17"/>
-                <w:szCs w:val="17"/>
-              </w:rPr>
-              <w:t xml:space="preserve">Step 1: identify the contract. A contract exists only if the parties have approved it and are committed to it, each party's rights and the payment terms can be identified, and the contract has commercial substance. Finally, it must be probable that the company will collect substantially all of the consideration.</w:t>
-            </w:r>
-          </w:p>
-        </w:tc>
-      </w:tr>
-      <w:tr>
-        <w:tc>
-          <w:tcPr>
-            <w:tcW w:type="pct" w:w="1667"/>
-            <w:tcMar>
-              <w:top w:type="dxa" w:w="40"/>
-              <w:left w:type="dxa" w:w="100"/>
-              <w:bottom w:type="dxa" w:w="40"/>
-              <w:right w:type="dxa" w:w="100"/>
-            </w:tcMar>
-          </w:tcPr>
-          <w:p>
-            <w:pPr>
-              <w:spacing w:before="22" w:after="22"/>
-            </w:pPr>
-            <w:r>
-              <w:rPr>
-                <w:b/>
-                <w:bCs/>
-                <w:color w:val="8186EF"/>
-                <w:sz w:val="16"/>
-                <w:szCs w:val="16"/>
-              </w:rPr>
-              <w:t xml:space="preserve">9  </w:t>
-            </w:r>
-            <w:r>
-              <w:rPr>
-                <w:sz w:val="17"/>
-                <w:szCs w:val="17"/>
-              </w:rPr>
-              <w:t xml:space="preserve">T</w:t>
-            </w:r>
-          </w:p>
-        </w:tc>
-        <w:tc>
-          <w:tcPr>
-            <w:tcW w:type="pct" w:w="1667"/>
-            <w:tcMar>
-              <w:top w:type="dxa" w:w="40"/>
-              <w:left w:type="dxa" w:w="100"/>
-              <w:bottom w:type="dxa" w:w="40"/>
-              <w:right w:type="dxa" w:w="100"/>
-            </w:tcMar>
-          </w:tcPr>
-          <w:p>
-            <w:pPr>
-              <w:spacing w:before="22" w:after="22"/>
-            </w:pPr>
-            <w:r>
-              <w:rPr>
-                <w:b/>
-                <w:bCs/>
-                <w:color w:val="8186EF"/>
-                <w:sz w:val="16"/>
-                <w:szCs w:val="16"/>
-              </w:rPr>
-              <w:t xml:space="preserve">19  </w:t>
-            </w:r>
-            <w:r>
-              <w:rPr>
-                <w:sz w:val="17"/>
-                <w:szCs w:val="17"/>
-              </w:rPr>
-              <w:t xml:space="preserve">A</w:t>
-            </w:r>
-          </w:p>
-        </w:tc>
-        <w:tc>
-          <w:tcPr>
-            <w:tcW w:type="pct" w:w="1667"/>
-            <w:tcMar>
-              <w:top w:type="dxa" w:w="40"/>
-              <w:left w:type="dxa" w:w="100"/>
-              <w:bottom w:type="dxa" w:w="40"/>
-              <w:right w:type="dxa" w:w="100"/>
-            </w:tcMar>
-          </w:tcPr>
-          <w:p>
-            <w:pPr>
-              <w:spacing w:before="24" w:after="24"/>
-            </w:pPr>
-            <w:r>
-              <w:rPr>
-                <w:sz w:val="16"/>
-                <w:szCs w:val="16"/>
-              </w:rPr>
-              <w:t xml:space="preserve"/>
-            </w:r>
-          </w:p>
-        </w:tc>
-      </w:tr>
-      <w:tr>
-        <w:tc>
-          <w:tcPr>
-            <w:tcW w:type="pct" w:w="1667"/>
-            <w:shd w:fill="FBFAF6" w:val="clear"/>
-            <w:tcMar>
-              <w:top w:type="dxa" w:w="40"/>
-              <w:left w:type="dxa" w:w="100"/>
-              <w:bottom w:type="dxa" w:w="40"/>
-              <w:right w:type="dxa" w:w="100"/>
-            </w:tcMar>
-          </w:tcPr>
-          <w:p>
-            <w:pPr>
-              <w:spacing w:before="22" w:after="22"/>
-            </w:pPr>
-            <w:r>
-              <w:rPr>
-                <w:b/>
-                <w:bCs/>
-                <w:color w:val="8186EF"/>
-                <w:sz w:val="16"/>
-                <w:szCs w:val="16"/>
-              </w:rPr>
-              <w:t xml:space="preserve">10  </w:t>
-            </w:r>
-            <w:r>
-              <w:rPr>
-                <w:sz w:val="17"/>
-                <w:szCs w:val="17"/>
-              </w:rPr>
-              <w:t xml:space="preserve">F</w:t>
-            </w:r>
-          </w:p>
-        </w:tc>
-        <w:tc>
-          <w:tcPr>
-            <w:tcW w:type="pct" w:w="1667"/>
-            <w:shd w:fill="FBFAF6" w:val="clear"/>
-            <w:tcMar>
-              <w:top w:type="dxa" w:w="40"/>
-              <w:left w:type="dxa" w:w="100"/>
-              <w:bottom w:type="dxa" w:w="40"/>
-              <w:right w:type="dxa" w:w="100"/>
-            </w:tcMar>
-          </w:tcPr>
-          <w:p>
-            <w:pPr>
-              <w:spacing w:before="22" w:after="22"/>
-            </w:pPr>
-            <w:r>
-              <w:rPr>
-                <w:b/>
-                <w:bCs/>
-                <w:color w:val="8186EF"/>
-                <w:sz w:val="16"/>
-                <w:szCs w:val="16"/>
-              </w:rPr>
-              <w:t xml:space="preserve">20  </w:t>
-            </w:r>
-            <w:r>
-              <w:rPr>
-                <w:sz w:val="17"/>
-                <w:szCs w:val="17"/>
-              </w:rPr>
-              <w:t xml:space="preserve">C</w:t>
-            </w:r>
-          </w:p>
-        </w:tc>
-        <w:tc>
-          <w:tcPr>
-            <w:tcW w:type="pct" w:w="1667"/>
-            <w:shd w:fill="FBFAF6" w:val="clear"/>
             <w:tcMar>
               <w:top w:type="dxa" w:w="40"/>
               <w:left w:type="dxa" w:w="100"/>
@@ -2678,7 +2275,7 @@
           <w:sz w:val="16"/>
           <w:szCs w:val="16"/>
         </w:rPr>
-        <w:t xml:space="preserve">The book writes: “Fixed price; no variable amounts, no financing component, no payments to GreenBasket. Oil and dispenser: at delivery (point in time). Maintenance: over 24 months (over time). GAAP, probable means likely to occur: in practice, about 75% or more.”</w:t>
+        <w:t xml:space="preserve">The book writes: “A contract exists only if the parties have approved it and are committed to it, each party's rights and the payment terms can be identified, and the contract has commercial substance. Finally, it must be probable that the company will collect substantially all of the consideration.”</w:t>
       </w:r>
     </w:p>
     <w:p>
@@ -2701,7 +2298,7 @@
           <w:sz w:val="16"/>
           <w:szCs w:val="16"/>
         </w:rPr>
-        <w:t xml:space="preserve">The book writes: “Olive oil, the dispenser and maintenance can each be bought separately and are not highly interdependent. Fixed price; no variable amounts, no financing component, no payments to GreenBasket. Oil and dispenser: at delivery (point in time). Maintenance: over 24 months (over time).”</w:t>
+        <w:t xml:space="preserve">The book writes: “Each promise to transfer a distinct good or service is a separate obligation. A good or service is distinct if the customer can benefit from it on its own and it is separately identifiable in the contract, not highly dependent on other promises.”</w:t>
       </w:r>
     </w:p>
     <w:p>
@@ -2724,7 +2321,7 @@
           <w:sz w:val="16"/>
           <w:szCs w:val="16"/>
         </w:rPr>
-        <w:t xml:space="preserve">The book writes: “Oil and dispenser: at delivery (point in time). Maintenance: over 24 months (over time). GAAP, probable means likely to occur: in practice, about 75% or more. IFRS 15 uses probable to mean more likely than not.”</w:t>
+        <w:t xml:space="preserve">The book writes: “In U.S. GAAP, probable means likely to occur: in practice, about 75% or more. IFRS 15 uses probable to mean more likely than not. A question that says collection is only a little more likely than not fails the U.S. contract test.”</w:t>
       </w:r>
     </w:p>
     <w:p>
@@ -2747,7 +2344,7 @@
           <w:sz w:val="16"/>
           <w:szCs w:val="16"/>
         </w:rPr>
-        <w:t xml:space="preserve">The framework defines the elements, and every amount belongs to one of them.</w:t>
+        <w:t xml:space="preserve">The book pairs 5. Recognize revenue with “Oil and dispenser: at delivery (point in time). Maintenance: over 24 months (over time).”.</w:t>
       </w:r>
     </w:p>
     <w:p>
@@ -2770,7 +2367,7 @@
           <w:sz w:val="16"/>
           <w:szCs w:val="16"/>
         </w:rPr>
-        <w:t xml:space="preserve">The book’s own table pairs 1. Identify the contract with “A signed agreement for olive oil, a dispenser and maintenance; payment terms clear; collection probable.”.</w:t>
+        <w:t xml:space="preserve">The book numbers “Revenue and the core principle” as section 11.1.</w:t>
       </w:r>
     </w:p>
     <w:p>
@@ -2793,7 +2390,7 @@
           <w:sz w:val="16"/>
           <w:szCs w:val="16"/>
         </w:rPr>
-        <w:t xml:space="preserve">The book’s own table pairs 2. Identify the performance obligations with “Olive oil, the dispenser and maintenance can each be bought separately and are not highly interdependent.”.</w:t>
+        <w:t xml:space="preserve">Revenue follows the transfer of control. A is wrong: Cash received early creates a contract liability. B is wrong: The goods are transferred at one point in time.</w:t>
       </w:r>
     </w:p>
     <w:p>
@@ -2816,7 +2413,7 @@
           <w:sz w:val="16"/>
           <w:szCs w:val="16"/>
         </w:rPr>
-        <w:t xml:space="preserve">The book’s own table pairs 3. Determine the transaction price with “Fixed price; no variable amounts, no financing component, no payments to GreenBasket.”.</w:t>
+        <w:t xml:space="preserve">The shipping election is one of the few differences. A is wrong: Both use the same five steps. B is wrong: U.S. GAAP prohibits reversal.</w:t>
       </w:r>
     </w:p>
     <w:p>
@@ -2839,7 +2436,7 @@
           <w:sz w:val="16"/>
           <w:szCs w:val="16"/>
         </w:rPr>
-        <w:t xml:space="preserve">The book’s own table pairs 4. Allocate the price with “Relative standalone selling prices totalling 1,200,000; each obligation gets 90%.”.</w:t>
+        <w:t xml:space="preserve">Every cycle settles one rule and shows where it comes from.</w:t>
       </w:r>
     </w:p>
     <w:p>
@@ -2862,7 +2459,7 @@
           <w:sz w:val="16"/>
           <w:szCs w:val="16"/>
         </w:rPr>
-        <w:t xml:space="preserve">The book pairs 1. Identify the contract with “Contract exists”.</w:t>
+        <w:t xml:space="preserve">CMA questions use exact terms, and one word can change the answer.</w:t>
       </w:r>
     </w:p>
     <w:p>
@@ -2878,244 +2475,14 @@
           <w:sz w:val="16"/>
           <w:szCs w:val="16"/>
         </w:rPr>
-        <w:t xml:space="preserve">10  </w:t>
-      </w:r>
-      <w:r>
-        <w:rPr>
-          <w:sz w:val="16"/>
-          <w:szCs w:val="16"/>
-        </w:rPr>
-        <w:t xml:space="preserve">The book pairs 2. Identify the performance obligations with “Three obligations”, not with “810,000 / 180,000 / 90,000”.</w:t>
-      </w:r>
-    </w:p>
-    <w:p>
-      <w:pPr>
-        <w:spacing w:after="18"/>
-        <w:ind w:left="300" w:hanging="300"/>
-      </w:pPr>
-      <w:r>
-        <w:rPr>
-          <w:b/>
-          <w:bCs/>
-          <w:color w:val="8186EF"/>
-          <w:sz w:val="16"/>
-          <w:szCs w:val="16"/>
-        </w:rPr>
-        <w:t xml:space="preserve">11  </w:t>
-      </w:r>
-      <w:r>
-        <w:rPr>
-          <w:sz w:val="16"/>
-          <w:szCs w:val="16"/>
-        </w:rPr>
-        <w:t xml:space="preserve">A material right is part of what the customer pays for. B is wrong: Part of the price must be allocated to the points. C is wrong: The points are a promise made at the sale.</w:t>
-      </w:r>
-    </w:p>
-    <w:p>
-      <w:pPr>
-        <w:spacing w:after="18"/>
-        <w:ind w:left="300" w:hanging="300"/>
-      </w:pPr>
-      <w:r>
-        <w:rPr>
-          <w:b/>
-          <w:bCs/>
-          <w:color w:val="8186EF"/>
-          <w:sz w:val="16"/>
-          <w:szCs w:val="16"/>
-        </w:rPr>
-        <w:t xml:space="preserve">12  </w:t>
-      </w:r>
-      <w:r>
-        <w:rPr>
-          <w:sz w:val="16"/>
-          <w:szCs w:val="16"/>
-        </w:rPr>
-        <w:t xml:space="preserve">The fee relates to future services, not to a distinct service at signing. A is wrong: Nonrefundable does not mean earned. B is wrong: It is earned over the year, not held until the customer leaves.</w:t>
-      </w:r>
-    </w:p>
-    <w:p>
-      <w:pPr>
-        <w:spacing w:after="18"/>
-        <w:ind w:left="300" w:hanging="300"/>
-      </w:pPr>
-      <w:r>
-        <w:rPr>
-          <w:b/>
-          <w:bCs/>
-          <w:color w:val="8186EF"/>
-          <w:sz w:val="16"/>
-          <w:szCs w:val="16"/>
-        </w:rPr>
-        <w:t xml:space="preserve">13  </w:t>
-      </w:r>
-      <w:r>
-        <w:rPr>
-          <w:sz w:val="16"/>
-          <w:szCs w:val="16"/>
-        </w:rPr>
-        <w:t xml:space="preserve">The practical expedient applies only when the gap is one year or less. A is wrong: Part of the price is interest, not revenue. B is wrong: Revenue follows control, not cash.</w:t>
-      </w:r>
-    </w:p>
-    <w:p>
-      <w:pPr>
-        <w:spacing w:after="18"/>
-        <w:ind w:left="300" w:hanging="300"/>
-      </w:pPr>
-      <w:r>
-        <w:rPr>
-          <w:b/>
-          <w:bCs/>
-          <w:color w:val="8186EF"/>
-          <w:sz w:val="16"/>
-          <w:szCs w:val="16"/>
-        </w:rPr>
-        <w:t xml:space="preserve">14  </w:t>
-      </w:r>
-      <w:r>
-        <w:rPr>
-          <w:sz w:val="16"/>
-          <w:szCs w:val="16"/>
-        </w:rPr>
-        <w:t xml:space="preserve">For an all-or-nothing outcome, the most likely amount is the better estimate. A is wrong: This is the rebate, not the revenue. C is wrong: Expected value suits many possible outcomes, not a single threshold.</w:t>
-      </w:r>
-    </w:p>
-    <w:p>
-      <w:pPr>
-        <w:spacing w:after="18"/>
-        <w:ind w:left="300" w:hanging="300"/>
-      </w:pPr>
-      <w:r>
-        <w:rPr>
-          <w:b/>
-          <w:bCs/>
-          <w:color w:val="8186EF"/>
-          <w:sz w:val="16"/>
-          <w:szCs w:val="16"/>
-        </w:rPr>
-        <w:t xml:space="preserve">15  </w:t>
-      </w:r>
-      <w:r>
-        <w:rPr>
-          <w:sz w:val="16"/>
-          <w:szCs w:val="16"/>
-        </w:rPr>
-        <w:t xml:space="preserve">A material right is part of what the customer pays for. B is wrong: Part of the price must be allocated to the points. C is wrong: The points are a promise made at the sale.</w:t>
-      </w:r>
-    </w:p>
-    <w:p>
-      <w:pPr>
-        <w:spacing w:after="18"/>
-        <w:ind w:left="300" w:hanging="300"/>
-      </w:pPr>
-      <w:r>
-        <w:rPr>
-          <w:b/>
-          <w:bCs/>
-          <w:color w:val="8186EF"/>
-          <w:sz w:val="16"/>
-          <w:szCs w:val="16"/>
-        </w:rPr>
-        <w:t xml:space="preserve">16  </w:t>
-      </w:r>
-      <w:r>
-        <w:rPr>
-          <w:sz w:val="16"/>
-          <w:szCs w:val="16"/>
-        </w:rPr>
-        <w:t xml:space="preserve">CMA questions use exact terms, and one word can change the answer.</w:t>
-      </w:r>
-    </w:p>
-    <w:p>
-      <w:pPr>
-        <w:spacing w:after="18"/>
-        <w:ind w:left="300" w:hanging="300"/>
-      </w:pPr>
-      <w:r>
-        <w:rPr>
-          <w:b/>
-          <w:bCs/>
-          <w:color w:val="8186EF"/>
-          <w:sz w:val="16"/>
-          <w:szCs w:val="16"/>
-        </w:rPr>
-        <w:t xml:space="preserve">21  </w:t>
-      </w:r>
-      <w:r>
-        <w:rPr>
-          <w:sz w:val="16"/>
-          <w:szCs w:val="16"/>
-        </w:rPr>
-        <w:t xml:space="preserve">The book’s own table gives (1,000 − 50) × $20 = 19,000 as the answer of Revenue recognized.</w:t>
-      </w:r>
-    </w:p>
-    <w:p>
-      <w:pPr>
-        <w:spacing w:after="18"/>
-        <w:ind w:left="300" w:hanging="300"/>
-      </w:pPr>
-      <w:r>
-        <w:rPr>
-          <w:b/>
-          <w:bCs/>
-          <w:color w:val="8186EF"/>
-          <w:sz w:val="16"/>
-          <w:szCs w:val="16"/>
-        </w:rPr>
-        <w:t xml:space="preserve">22  </w:t>
-      </w:r>
-      <w:r>
-        <w:rPr>
-          <w:sz w:val="16"/>
-          <w:szCs w:val="16"/>
-        </w:rPr>
-        <w:t xml:space="preserve">The book’s own table gives 50 × $20 = 1,000 as the answer of Refund liability.</w:t>
-      </w:r>
-    </w:p>
-    <w:p>
-      <w:pPr>
-        <w:spacing w:after="18"/>
-        <w:ind w:left="300" w:hanging="300"/>
-      </w:pPr>
-      <w:r>
-        <w:rPr>
-          <w:b/>
-          <w:bCs/>
-          <w:color w:val="8186EF"/>
-          <w:sz w:val="16"/>
-          <w:szCs w:val="16"/>
-        </w:rPr>
-        <w:t xml:space="preserve">23  </w:t>
-      </w:r>
-      <w:r>
-        <w:rPr>
-          <w:sz w:val="16"/>
-          <w:szCs w:val="16"/>
-        </w:rPr>
-        <w:t xml:space="preserve">The book’s own table pairs Asset: right to recover products with “50 × $12 = 600, shown separately from the refund liability”.</w:t>
-      </w:r>
-    </w:p>
-    <w:p>
-      <w:pPr>
-        <w:spacing w:after="18"/>
-        <w:ind w:left="300" w:hanging="300"/>
-      </w:pPr>
-      <w:r>
-        <w:rPr>
-          <w:b/>
-          <w:bCs/>
-          <w:color w:val="8186EF"/>
-          <w:sz w:val="16"/>
-          <w:szCs w:val="16"/>
-        </w:rPr>
-        <w:t xml:space="preserve">24  </w:t>
-      </w:r>
-      <w:r>
-        <w:rPr>
-          <w:sz w:val="16"/>
-          <w:szCs w:val="16"/>
-        </w:rPr>
-        <w:t xml:space="preserve">Amounts collected for third parties are not revenue. A is wrong: The tax belongs to the state. C is wrong: It is not the retailer's cost.</w:t>
+        <w:t xml:space="preserve">18  </w:t>
+      </w:r>
+      <w:r>
+        <w:rPr>
+          <w:sz w:val="16"/>
+          <w:szCs w:val="16"/>
+        </w:rPr>
+        <w:t xml:space="preserve">Every item on a Workshop sheet is settled by something printed on the same sheet.</w:t>
       </w:r>
     </w:p>
     <w:p/>
@@ -3251,47 +2618,47 @@
                 <w:sz w:val="16"/>
                 <w:szCs w:val="16"/>
               </w:rPr>
-              <w:t xml:space="preserve">10  </w:t>
-            </w:r>
-            <w:r>
-              <w:rPr>
-                <w:sz w:val="17"/>
-                <w:szCs w:val="17"/>
-              </w:rPr>
-              <w:t xml:space="preserve">B</w:t>
-            </w:r>
-          </w:p>
-        </w:tc>
-        <w:tc>
-          <w:tcPr>
-            <w:tcW w:type="pct" w:w="1667"/>
-            <w:tcMar>
-              <w:top w:type="dxa" w:w="40"/>
-              <w:left w:type="dxa" w:w="100"/>
-              <w:bottom w:type="dxa" w:w="40"/>
-              <w:right w:type="dxa" w:w="100"/>
-            </w:tcMar>
-          </w:tcPr>
-          <w:p>
-            <w:pPr>
-              <w:spacing w:before="22" w:after="22"/>
-            </w:pPr>
-            <w:r>
-              <w:rPr>
-                <w:b/>
-                <w:bCs/>
-                <w:color w:val="8186EF"/>
-                <w:sz w:val="16"/>
-                <w:szCs w:val="16"/>
-              </w:rPr>
-              <w:t xml:space="preserve">19  </w:t>
-            </w:r>
-            <w:r>
-              <w:rPr>
-                <w:sz w:val="17"/>
-                <w:szCs w:val="17"/>
-              </w:rPr>
-              <w:t xml:space="preserve">B</w:t>
+              <w:t xml:space="preserve">7  </w:t>
+            </w:r>
+            <w:r>
+              <w:rPr>
+                <w:sz w:val="17"/>
+                <w:szCs w:val="17"/>
+              </w:rPr>
+              <w:t xml:space="preserve">A</w:t>
+            </w:r>
+          </w:p>
+        </w:tc>
+        <w:tc>
+          <w:tcPr>
+            <w:tcW w:type="pct" w:w="1667"/>
+            <w:tcMar>
+              <w:top w:type="dxa" w:w="40"/>
+              <w:left w:type="dxa" w:w="100"/>
+              <w:bottom w:type="dxa" w:w="40"/>
+              <w:right w:type="dxa" w:w="100"/>
+            </w:tcMar>
+          </w:tcPr>
+          <w:p>
+            <w:pPr>
+              <w:spacing w:before="22" w:after="22"/>
+            </w:pPr>
+            <w:r>
+              <w:rPr>
+                <w:b/>
+                <w:bCs/>
+                <w:color w:val="8186EF"/>
+                <w:sz w:val="16"/>
+                <w:szCs w:val="16"/>
+              </w:rPr>
+              <w:t xml:space="preserve">13  </w:t>
+            </w:r>
+            <w:r>
+              <w:rPr>
+                <w:sz w:val="17"/>
+                <w:szCs w:val="17"/>
+              </w:rPr>
+              <w:t xml:space="preserve">C</w:t>
             </w:r>
           </w:p>
         </w:tc>
@@ -3354,14 +2721,14 @@
                 <w:sz w:val="16"/>
                 <w:szCs w:val="16"/>
               </w:rPr>
-              <w:t xml:space="preserve">11  </w:t>
-            </w:r>
-            <w:r>
-              <w:rPr>
-                <w:sz w:val="17"/>
-                <w:szCs w:val="17"/>
-              </w:rPr>
-              <w:t xml:space="preserve">B</w:t>
+              <w:t xml:space="preserve">8  </w:t>
+            </w:r>
+            <w:r>
+              <w:rPr>
+                <w:sz w:val="17"/>
+                <w:szCs w:val="17"/>
+              </w:rPr>
+              <w:t xml:space="preserve">T</w:t>
             </w:r>
           </w:p>
         </w:tc>
@@ -3388,14 +2755,14 @@
                 <w:sz w:val="16"/>
                 <w:szCs w:val="16"/>
               </w:rPr>
-              <w:t xml:space="preserve">20  </w:t>
-            </w:r>
-            <w:r>
-              <w:rPr>
-                <w:sz w:val="17"/>
-                <w:szCs w:val="17"/>
-              </w:rPr>
-              <w:t xml:space="preserve">D</w:t>
+              <w:t xml:space="preserve">14  </w:t>
+            </w:r>
+            <w:r>
+              <w:rPr>
+                <w:sz w:val="17"/>
+                <w:szCs w:val="17"/>
+              </w:rPr>
+              <w:t xml:space="preserve">A</w:t>
             </w:r>
           </w:p>
         </w:tc>
@@ -3430,73 +2797,73 @@
                 <w:sz w:val="17"/>
                 <w:szCs w:val="17"/>
               </w:rPr>
-              <w:t xml:space="preserve">standalone selling price · Revenue</w:t>
-            </w:r>
-          </w:p>
-        </w:tc>
-        <w:tc>
-          <w:tcPr>
-            <w:tcW w:type="pct" w:w="1667"/>
-            <w:tcMar>
-              <w:top w:type="dxa" w:w="40"/>
-              <w:left w:type="dxa" w:w="100"/>
-              <w:bottom w:type="dxa" w:w="40"/>
-              <w:right w:type="dxa" w:w="100"/>
-            </w:tcMar>
-          </w:tcPr>
-          <w:p>
-            <w:pPr>
-              <w:spacing w:before="22" w:after="22"/>
-            </w:pPr>
-            <w:r>
-              <w:rPr>
-                <w:b/>
-                <w:bCs/>
-                <w:color w:val="8186EF"/>
-                <w:sz w:val="16"/>
-                <w:szCs w:val="16"/>
-              </w:rPr>
-              <w:t xml:space="preserve">12  </w:t>
-            </w:r>
-            <w:r>
-              <w:rPr>
-                <w:sz w:val="17"/>
-                <w:szCs w:val="17"/>
-              </w:rPr>
-              <w:t xml:space="preserve">A</w:t>
-            </w:r>
-          </w:p>
-        </w:tc>
-        <w:tc>
-          <w:tcPr>
-            <w:tcW w:type="pct" w:w="1667"/>
-            <w:tcMar>
-              <w:top w:type="dxa" w:w="40"/>
-              <w:left w:type="dxa" w:w="100"/>
-              <w:bottom w:type="dxa" w:w="40"/>
-              <w:right w:type="dxa" w:w="100"/>
-            </w:tcMar>
-          </w:tcPr>
-          <w:p>
-            <w:pPr>
-              <w:spacing w:before="22" w:after="22"/>
-            </w:pPr>
-            <w:r>
-              <w:rPr>
-                <w:b/>
-                <w:bCs/>
-                <w:color w:val="8186EF"/>
-                <w:sz w:val="16"/>
-                <w:szCs w:val="16"/>
-              </w:rPr>
-              <w:t xml:space="preserve">21  </w:t>
-            </w:r>
-            <w:r>
-              <w:rPr>
-                <w:sz w:val="17"/>
-                <w:szCs w:val="17"/>
-              </w:rPr>
-              <w:t xml:space="preserve">A</w:t>
+              <w:t xml:space="preserve">observable · available · obligations</w:t>
+            </w:r>
+          </w:p>
+        </w:tc>
+        <w:tc>
+          <w:tcPr>
+            <w:tcW w:type="pct" w:w="1667"/>
+            <w:tcMar>
+              <w:top w:type="dxa" w:w="40"/>
+              <w:left w:type="dxa" w:w="100"/>
+              <w:bottom w:type="dxa" w:w="40"/>
+              <w:right w:type="dxa" w:w="100"/>
+            </w:tcMar>
+          </w:tcPr>
+          <w:p>
+            <w:pPr>
+              <w:spacing w:before="22" w:after="22"/>
+            </w:pPr>
+            <w:r>
+              <w:rPr>
+                <w:b/>
+                <w:bCs/>
+                <w:color w:val="8186EF"/>
+                <w:sz w:val="16"/>
+                <w:szCs w:val="16"/>
+              </w:rPr>
+              <w:t xml:space="preserve">9  </w:t>
+            </w:r>
+            <w:r>
+              <w:rPr>
+                <w:sz w:val="17"/>
+                <w:szCs w:val="17"/>
+              </w:rPr>
+              <w:t xml:space="preserve">C</w:t>
+            </w:r>
+          </w:p>
+        </w:tc>
+        <w:tc>
+          <w:tcPr>
+            <w:tcW w:type="pct" w:w="1667"/>
+            <w:tcMar>
+              <w:top w:type="dxa" w:w="40"/>
+              <w:left w:type="dxa" w:w="100"/>
+              <w:bottom w:type="dxa" w:w="40"/>
+              <w:right w:type="dxa" w:w="100"/>
+            </w:tcMar>
+          </w:tcPr>
+          <w:p>
+            <w:pPr>
+              <w:spacing w:before="22" w:after="22"/>
+            </w:pPr>
+            <w:r>
+              <w:rPr>
+                <w:b/>
+                <w:bCs/>
+                <w:color w:val="8186EF"/>
+                <w:sz w:val="16"/>
+                <w:szCs w:val="16"/>
+              </w:rPr>
+              <w:t xml:space="preserve">15  </w:t>
+            </w:r>
+            <w:r>
+              <w:rPr>
+                <w:sz w:val="17"/>
+                <w:szCs w:val="17"/>
+              </w:rPr>
+              <w:t xml:space="preserve">Compare with the model earlier in this handout.</w:t>
             </w:r>
           </w:p>
         </w:tc>
@@ -3559,14 +2926,14 @@
                 <w:sz w:val="16"/>
                 <w:szCs w:val="16"/>
               </w:rPr>
-              <w:t xml:space="preserve">13  </w:t>
-            </w:r>
-            <w:r>
-              <w:rPr>
-                <w:sz w:val="17"/>
-                <w:szCs w:val="17"/>
-              </w:rPr>
-              <w:t xml:space="preserve">C</w:t>
+              <w:t xml:space="preserve">10  </w:t>
+            </w:r>
+            <w:r>
+              <w:rPr>
+                <w:sz w:val="17"/>
+                <w:szCs w:val="17"/>
+              </w:rPr>
+              <w:t xml:space="preserve">A</w:t>
             </w:r>
           </w:p>
         </w:tc>
@@ -3593,14 +2960,14 @@
                 <w:sz w:val="16"/>
                 <w:szCs w:val="16"/>
               </w:rPr>
-              <w:t xml:space="preserve">22  </w:t>
-            </w:r>
-            <w:r>
-              <w:rPr>
-                <w:sz w:val="17"/>
-                <w:szCs w:val="17"/>
-              </w:rPr>
-              <w:t xml:space="preserve">B</w:t>
+              <w:t xml:space="preserve">16  </w:t>
+            </w:r>
+            <w:r>
+              <w:rPr>
+                <w:sz w:val="17"/>
+                <w:szCs w:val="17"/>
+              </w:rPr>
+              <w:t xml:space="preserve">Step 3: determine the transaction price, the amount the company expects to receive. It includes variable consideration, such as rebates and bonuses. The company estimates it using the expected value, for many possible outcomes, or the most likely amount, for an all-or-nothing outcome.</w:t>
             </w:r>
           </w:p>
         </w:tc>
@@ -3661,47 +3028,37 @@
                 <w:sz w:val="16"/>
                 <w:szCs w:val="16"/>
               </w:rPr>
-              <w:t xml:space="preserve">14  </w:t>
-            </w:r>
-            <w:r>
-              <w:rPr>
-                <w:sz w:val="17"/>
-                <w:szCs w:val="17"/>
-              </w:rPr>
-              <w:t xml:space="preserve">C</w:t>
-            </w:r>
-          </w:p>
-        </w:tc>
-        <w:tc>
-          <w:tcPr>
-            <w:tcW w:type="pct" w:w="1667"/>
-            <w:tcMar>
-              <w:top w:type="dxa" w:w="40"/>
-              <w:left w:type="dxa" w:w="100"/>
-              <w:bottom w:type="dxa" w:w="40"/>
-              <w:right w:type="dxa" w:w="100"/>
-            </w:tcMar>
-          </w:tcPr>
-          <w:p>
-            <w:pPr>
-              <w:spacing w:before="22" w:after="22"/>
-            </w:pPr>
-            <w:r>
-              <w:rPr>
-                <w:b/>
-                <w:bCs/>
-                <w:color w:val="8186EF"/>
-                <w:sz w:val="16"/>
-                <w:szCs w:val="16"/>
-              </w:rPr>
-              <w:t xml:space="preserve">23  </w:t>
-            </w:r>
-            <w:r>
-              <w:rPr>
-                <w:sz w:val="17"/>
-                <w:szCs w:val="17"/>
-              </w:rPr>
-              <w:t xml:space="preserve">A</w:t>
+              <w:t xml:space="preserve">11  </w:t>
+            </w:r>
+            <w:r>
+              <w:rPr>
+                <w:sz w:val="17"/>
+                <w:szCs w:val="17"/>
+              </w:rPr>
+              <w:t xml:space="preserve">B</w:t>
+            </w:r>
+          </w:p>
+        </w:tc>
+        <w:tc>
+          <w:tcPr>
+            <w:tcW w:type="pct" w:w="1667"/>
+            <w:tcMar>
+              <w:top w:type="dxa" w:w="40"/>
+              <w:left w:type="dxa" w:w="100"/>
+              <w:bottom w:type="dxa" w:w="40"/>
+              <w:right w:type="dxa" w:w="100"/>
+            </w:tcMar>
+          </w:tcPr>
+          <w:p>
+            <w:pPr>
+              <w:spacing w:before="24" w:after="24"/>
+            </w:pPr>
+            <w:r>
+              <w:rPr>
+                <w:sz w:val="16"/>
+                <w:szCs w:val="16"/>
+              </w:rPr>
+              <w:t xml:space="preserve"/>
             </w:r>
           </w:p>
         </w:tc>
@@ -3737,6 +3094,40 @@
                 <w:sz w:val="17"/>
                 <w:szCs w:val="17"/>
               </w:rPr>
+              <w:t xml:space="preserve">B</w:t>
+            </w:r>
+          </w:p>
+        </w:tc>
+        <w:tc>
+          <w:tcPr>
+            <w:tcW w:type="pct" w:w="1667"/>
+            <w:shd w:fill="FBFAF6" w:val="clear"/>
+            <w:tcMar>
+              <w:top w:type="dxa" w:w="40"/>
+              <w:left w:type="dxa" w:w="100"/>
+              <w:bottom w:type="dxa" w:w="40"/>
+              <w:right w:type="dxa" w:w="100"/>
+            </w:tcMar>
+          </w:tcPr>
+          <w:p>
+            <w:pPr>
+              <w:spacing w:before="22" w:after="22"/>
+            </w:pPr>
+            <w:r>
+              <w:rPr>
+                <w:b/>
+                <w:bCs/>
+                <w:color w:val="8186EF"/>
+                <w:sz w:val="16"/>
+                <w:szCs w:val="16"/>
+              </w:rPr>
+              <w:t xml:space="preserve">12  </w:t>
+            </w:r>
+            <w:r>
+              <w:rPr>
+                <w:sz w:val="17"/>
+                <w:szCs w:val="17"/>
+              </w:rPr>
               <w:t xml:space="preserve">D</w:t>
             </w:r>
           </w:p>
@@ -3745,336 +3136,6 @@
           <w:tcPr>
             <w:tcW w:type="pct" w:w="1667"/>
             <w:shd w:fill="FBFAF6" w:val="clear"/>
-            <w:tcMar>
-              <w:top w:type="dxa" w:w="40"/>
-              <w:left w:type="dxa" w:w="100"/>
-              <w:bottom w:type="dxa" w:w="40"/>
-              <w:right w:type="dxa" w:w="100"/>
-            </w:tcMar>
-          </w:tcPr>
-          <w:p>
-            <w:pPr>
-              <w:spacing w:before="22" w:after="22"/>
-            </w:pPr>
-            <w:r>
-              <w:rPr>
-                <w:b/>
-                <w:bCs/>
-                <w:color w:val="8186EF"/>
-                <w:sz w:val="16"/>
-                <w:szCs w:val="16"/>
-              </w:rPr>
-              <w:t xml:space="preserve">15  </w:t>
-            </w:r>
-            <w:r>
-              <w:rPr>
-                <w:sz w:val="17"/>
-                <w:szCs w:val="17"/>
-              </w:rPr>
-              <w:t xml:space="preserve">B</w:t>
-            </w:r>
-          </w:p>
-        </w:tc>
-        <w:tc>
-          <w:tcPr>
-            <w:tcW w:type="pct" w:w="1667"/>
-            <w:shd w:fill="FBFAF6" w:val="clear"/>
-            <w:tcMar>
-              <w:top w:type="dxa" w:w="40"/>
-              <w:left w:type="dxa" w:w="100"/>
-              <w:bottom w:type="dxa" w:w="40"/>
-              <w:right w:type="dxa" w:w="100"/>
-            </w:tcMar>
-          </w:tcPr>
-          <w:p>
-            <w:pPr>
-              <w:spacing w:before="22" w:after="22"/>
-            </w:pPr>
-            <w:r>
-              <w:rPr>
-                <w:b/>
-                <w:bCs/>
-                <w:color w:val="8186EF"/>
-                <w:sz w:val="16"/>
-                <w:szCs w:val="16"/>
-              </w:rPr>
-              <w:t xml:space="preserve">24  </w:t>
-            </w:r>
-            <w:r>
-              <w:rPr>
-                <w:sz w:val="17"/>
-                <w:szCs w:val="17"/>
-              </w:rPr>
-              <w:t xml:space="preserve">Compare with the model earlier in this handout.</w:t>
-            </w:r>
-          </w:p>
-        </w:tc>
-      </w:tr>
-      <w:tr>
-        <w:tc>
-          <w:tcPr>
-            <w:tcW w:type="pct" w:w="1667"/>
-            <w:tcMar>
-              <w:top w:type="dxa" w:w="40"/>
-              <w:left w:type="dxa" w:w="100"/>
-              <w:bottom w:type="dxa" w:w="40"/>
-              <w:right w:type="dxa" w:w="100"/>
-            </w:tcMar>
-          </w:tcPr>
-          <w:p>
-            <w:pPr>
-              <w:spacing w:before="22" w:after="22"/>
-            </w:pPr>
-            <w:r>
-              <w:rPr>
-                <w:b/>
-                <w:bCs/>
-                <w:color w:val="8186EF"/>
-                <w:sz w:val="16"/>
-                <w:szCs w:val="16"/>
-              </w:rPr>
-              <w:t xml:space="preserve">7  </w:t>
-            </w:r>
-            <w:r>
-              <w:rPr>
-                <w:sz w:val="17"/>
-                <w:szCs w:val="17"/>
-              </w:rPr>
-              <w:t xml:space="preserve">D</w:t>
-            </w:r>
-          </w:p>
-        </w:tc>
-        <w:tc>
-          <w:tcPr>
-            <w:tcW w:type="pct" w:w="1667"/>
-            <w:tcMar>
-              <w:top w:type="dxa" w:w="40"/>
-              <w:left w:type="dxa" w:w="100"/>
-              <w:bottom w:type="dxa" w:w="40"/>
-              <w:right w:type="dxa" w:w="100"/>
-            </w:tcMar>
-          </w:tcPr>
-          <w:p>
-            <w:pPr>
-              <w:spacing w:before="22" w:after="22"/>
-            </w:pPr>
-            <w:r>
-              <w:rPr>
-                <w:b/>
-                <w:bCs/>
-                <w:color w:val="8186EF"/>
-                <w:sz w:val="16"/>
-                <w:szCs w:val="16"/>
-              </w:rPr>
-              <w:t xml:space="preserve">16  </w:t>
-            </w:r>
-            <w:r>
-              <w:rPr>
-                <w:sz w:val="17"/>
-                <w:szCs w:val="17"/>
-              </w:rPr>
-              <w:t xml:space="preserve">T</w:t>
-            </w:r>
-          </w:p>
-        </w:tc>
-        <w:tc>
-          <w:tcPr>
-            <w:tcW w:type="pct" w:w="1667"/>
-            <w:tcMar>
-              <w:top w:type="dxa" w:w="40"/>
-              <w:left w:type="dxa" w:w="100"/>
-              <w:bottom w:type="dxa" w:w="40"/>
-              <w:right w:type="dxa" w:w="100"/>
-            </w:tcMar>
-          </w:tcPr>
-          <w:p>
-            <w:pPr>
-              <w:spacing w:before="22" w:after="22"/>
-            </w:pPr>
-            <w:r>
-              <w:rPr>
-                <w:b/>
-                <w:bCs/>
-                <w:color w:val="8186EF"/>
-                <w:sz w:val="16"/>
-                <w:szCs w:val="16"/>
-              </w:rPr>
-              <w:t xml:space="preserve">25  </w:t>
-            </w:r>
-            <w:r>
-              <w:rPr>
-                <w:sz w:val="17"/>
-                <w:szCs w:val="17"/>
-              </w:rPr>
-              <w:t xml:space="preserve">Step 3: determine the transaction price, the amount the company expects to receive. It includes variable consideration, such as rebates and bonuses. The company estimates it using the expected value, for many possible outcomes, or the most likely amount, for an all-or-nothing outcome.</w:t>
-            </w:r>
-          </w:p>
-        </w:tc>
-      </w:tr>
-      <w:tr>
-        <w:tc>
-          <w:tcPr>
-            <w:tcW w:type="pct" w:w="1667"/>
-            <w:shd w:fill="FBFAF6" w:val="clear"/>
-            <w:tcMar>
-              <w:top w:type="dxa" w:w="40"/>
-              <w:left w:type="dxa" w:w="100"/>
-              <w:bottom w:type="dxa" w:w="40"/>
-              <w:right w:type="dxa" w:w="100"/>
-            </w:tcMar>
-          </w:tcPr>
-          <w:p>
-            <w:pPr>
-              <w:spacing w:before="22" w:after="22"/>
-            </w:pPr>
-            <w:r>
-              <w:rPr>
-                <w:b/>
-                <w:bCs/>
-                <w:color w:val="8186EF"/>
-                <w:sz w:val="16"/>
-                <w:szCs w:val="16"/>
-              </w:rPr>
-              <w:t xml:space="preserve">8  </w:t>
-            </w:r>
-            <w:r>
-              <w:rPr>
-                <w:sz w:val="17"/>
-                <w:szCs w:val="17"/>
-              </w:rPr>
-              <w:t xml:space="preserve">D</w:t>
-            </w:r>
-          </w:p>
-        </w:tc>
-        <w:tc>
-          <w:tcPr>
-            <w:tcW w:type="pct" w:w="1667"/>
-            <w:shd w:fill="FBFAF6" w:val="clear"/>
-            <w:tcMar>
-              <w:top w:type="dxa" w:w="40"/>
-              <w:left w:type="dxa" w:w="100"/>
-              <w:bottom w:type="dxa" w:w="40"/>
-              <w:right w:type="dxa" w:w="100"/>
-            </w:tcMar>
-          </w:tcPr>
-          <w:p>
-            <w:pPr>
-              <w:spacing w:before="22" w:after="22"/>
-            </w:pPr>
-            <w:r>
-              <w:rPr>
-                <w:b/>
-                <w:bCs/>
-                <w:color w:val="8186EF"/>
-                <w:sz w:val="16"/>
-                <w:szCs w:val="16"/>
-              </w:rPr>
-              <w:t xml:space="preserve">17  </w:t>
-            </w:r>
-            <w:r>
-              <w:rPr>
-                <w:sz w:val="17"/>
-                <w:szCs w:val="17"/>
-              </w:rPr>
-              <w:t xml:space="preserve">C</w:t>
-            </w:r>
-          </w:p>
-        </w:tc>
-        <w:tc>
-          <w:tcPr>
-            <w:tcW w:type="pct" w:w="1667"/>
-            <w:shd w:fill="FBFAF6" w:val="clear"/>
-            <w:tcMar>
-              <w:top w:type="dxa" w:w="40"/>
-              <w:left w:type="dxa" w:w="100"/>
-              <w:bottom w:type="dxa" w:w="40"/>
-              <w:right w:type="dxa" w:w="100"/>
-            </w:tcMar>
-          </w:tcPr>
-          <w:p>
-            <w:pPr>
-              <w:spacing w:before="24" w:after="24"/>
-            </w:pPr>
-            <w:r>
-              <w:rPr>
-                <w:sz w:val="16"/>
-                <w:szCs w:val="16"/>
-              </w:rPr>
-              <w:t xml:space="preserve"/>
-            </w:r>
-          </w:p>
-        </w:tc>
-      </w:tr>
-      <w:tr>
-        <w:tc>
-          <w:tcPr>
-            <w:tcW w:type="pct" w:w="1667"/>
-            <w:tcMar>
-              <w:top w:type="dxa" w:w="40"/>
-              <w:left w:type="dxa" w:w="100"/>
-              <w:bottom w:type="dxa" w:w="40"/>
-              <w:right w:type="dxa" w:w="100"/>
-            </w:tcMar>
-          </w:tcPr>
-          <w:p>
-            <w:pPr>
-              <w:spacing w:before="22" w:after="22"/>
-            </w:pPr>
-            <w:r>
-              <w:rPr>
-                <w:b/>
-                <w:bCs/>
-                <w:color w:val="8186EF"/>
-                <w:sz w:val="16"/>
-                <w:szCs w:val="16"/>
-              </w:rPr>
-              <w:t xml:space="preserve">9  </w:t>
-            </w:r>
-            <w:r>
-              <w:rPr>
-                <w:sz w:val="17"/>
-                <w:szCs w:val="17"/>
-              </w:rPr>
-              <w:t xml:space="preserve">Consideration payable to a customer · revenue</w:t>
-            </w:r>
-          </w:p>
-        </w:tc>
-        <w:tc>
-          <w:tcPr>
-            <w:tcW w:type="pct" w:w="1667"/>
-            <w:tcMar>
-              <w:top w:type="dxa" w:w="40"/>
-              <w:left w:type="dxa" w:w="100"/>
-              <w:bottom w:type="dxa" w:w="40"/>
-              <w:right w:type="dxa" w:w="100"/>
-            </w:tcMar>
-          </w:tcPr>
-          <w:p>
-            <w:pPr>
-              <w:spacing w:before="22" w:after="22"/>
-            </w:pPr>
-            <w:r>
-              <w:rPr>
-                <w:b/>
-                <w:bCs/>
-                <w:color w:val="8186EF"/>
-                <w:sz w:val="16"/>
-                <w:szCs w:val="16"/>
-              </w:rPr>
-              <w:t xml:space="preserve">18  </w:t>
-            </w:r>
-            <w:r>
-              <w:rPr>
-                <w:sz w:val="17"/>
-                <w:szCs w:val="17"/>
-              </w:rPr>
-              <w:t xml:space="preserve">A</w:t>
-            </w:r>
-          </w:p>
-        </w:tc>
-        <w:tc>
-          <w:tcPr>
-            <w:tcW w:type="pct" w:w="1667"/>
             <w:tcMar>
               <w:top w:type="dxa" w:w="40"/>
               <w:left w:type="dxa" w:w="100"/>
@@ -4098,76 +3159,6 @@
       </w:tr>
     </w:tbl>
     <w:p/>
-    <w:tbl>
-      <w:tblPr>
-        <w:tblW w:type="pct" w:w="100%"/>
-        <w:tblLayout w:type="fixed"/>
-        <w:tblBorders>
-          <w:top w:val="single" w:color="1F7A6A" w:sz="8"/>
-          <w:left w:val="single" w:color="1F7A6A" w:sz="8"/>
-          <w:bottom w:val="single" w:color="1F7A6A" w:sz="8"/>
-          <w:right w:val="single" w:color="1F7A6A" w:sz="8"/>
-          <w:insideH w:val="single" w:color="1F7A6A" w:sz="8"/>
-          <w:insideV w:val="single" w:color="1F7A6A" w:sz="8"/>
-        </w:tblBorders>
-      </w:tblPr>
-      <w:tblGrid>
-        <w:gridCol w:w="9600"/>
-      </w:tblGrid>
-      <w:tr>
-        <w:tc>
-          <w:tcPr>
-            <w:tcW w:type="pct" w:w="5000"/>
-            <w:shd w:fill="EEF6F4" w:val="clear"/>
-            <w:tcMar>
-              <w:top w:type="dxa" w:w="70"/>
-              <w:left w:type="dxa" w:w="130"/>
-              <w:bottom w:type="dxa" w:w="70"/>
-              <w:right w:type="dxa" w:w="130"/>
-            </w:tcMar>
-          </w:tcPr>
-          <w:p>
-            <w:pPr>
-              <w:spacing w:before="34" w:after="18"/>
-            </w:pPr>
-            <w:r>
-              <w:rPr>
-                <w:b/>
-                <w:bCs/>
-                <w:color w:val="1F7A6A"/>
-                <w:sz w:val="17"/>
-                <w:szCs w:val="17"/>
-              </w:rPr>
-              <w:t xml:space="preserve">9  </w:t>
-            </w:r>
-            <w:r>
-              <w:rPr>
-                <w:b/>
-                <w:bCs/>
-                <w:color w:val="1F7A6A"/>
-                <w:sz w:val="16"/>
-                <w:szCs w:val="16"/>
-              </w:rPr>
-              <w:t xml:space="preserve">what the book says</w:t>
-            </w:r>
-          </w:p>
-          <w:p>
-            <w:pPr>
-              <w:spacing w:after="34"/>
-              <w:ind w:left="300"/>
-            </w:pPr>
-            <w:r>
-              <w:rPr>
-                <w:sz w:val="17"/>
-                <w:szCs w:val="17"/>
-              </w:rPr>
-              <w:t xml:space="preserve">Consideration payable to a customer, such as a slotting fee paid to a supermarket for shelf space, reduces revenue.</w:t>
-            </w:r>
-          </w:p>
-        </w:tc>
-      </w:tr>
-    </w:tbl>
-    <w:p/>
     <w:p>
       <w:pPr>
         <w:spacing w:before="60" w:after="20"/>
@@ -4249,7 +3240,7 @@
           <w:sz w:val="16"/>
           <w:szCs w:val="16"/>
         </w:rPr>
-        <w:t xml:space="preserve">The book writes: “A discount is normally shared by all obligations. Each obligation therefore receives 90% of its standalone price. Allocating the GreenBasket discount by relative standalone selling price. Revenue for each obligation is its allocated price, not its standalone selling price.”</w:t>
+        <w:t xml:space="preserve">The book writes: “When an observable price is not available, the company estimates it, for example from market prices or expected cost plus a margin. The residual approach is allowed only when a price is highly variable or uncertain. A discount is normally shared by all obligations.”</w:t>
       </w:r>
     </w:p>
     <w:p>
@@ -4318,7 +3309,7 @@
           <w:sz w:val="16"/>
           <w:szCs w:val="16"/>
         </w:rPr>
-        <w:t xml:space="preserve">The book numbers “Steps 1 and 2: the contract and its performance obligations” as section 11.2.</w:t>
+        <w:t xml:space="preserve">Inventory risk shows control before transfer. A is wrong: A fixed commission suggests an agent. C is wrong: No pricing discretion suggests an agent.</w:t>
       </w:r>
     </w:p>
     <w:p>
@@ -4341,7 +3332,7 @@
           <w:sz w:val="16"/>
           <w:szCs w:val="16"/>
         </w:rPr>
-        <w:t xml:space="preserve">The book numbers “Steps 3 and 4: the transaction price and its allocation” as section 11.3.</w:t>
+        <w:t xml:space="preserve">Every cycle settles one rule and shows where it comes from.</w:t>
       </w:r>
     </w:p>
     <w:p>
@@ -4364,7 +3355,7 @@
           <w:sz w:val="16"/>
           <w:szCs w:val="16"/>
         </w:rPr>
-        <w:t xml:space="preserve">The book numbers “Step 5: recognizing revenue over time or at a point in time” as section 11.4.</w:t>
+        <w:t xml:space="preserve">CMA questions use exact terms, and one word can change the answer.</w:t>
       </w:r>
     </w:p>
     <w:p>
@@ -4380,14 +3371,14 @@
           <w:sz w:val="16"/>
           <w:szCs w:val="16"/>
         </w:rPr>
-        <w:t xml:space="preserve">10  </w:t>
-      </w:r>
-      <w:r>
-        <w:rPr>
-          <w:sz w:val="16"/>
-          <w:szCs w:val="16"/>
-        </w:rPr>
-        <w:t xml:space="preserve">The book gives 2,328,000 as the revenue (whole usd) of Most likely amount.</w:t>
+        <w:t xml:space="preserve">13  </w:t>
+      </w:r>
+      <w:r>
+        <w:rPr>
+          <w:sz w:val="16"/>
+          <w:szCs w:val="16"/>
+        </w:rPr>
+        <w:t xml:space="preserve">The glossary on this page pairs “سعر المعاملة” with transaction price.</w:t>
       </w:r>
     </w:p>
     <w:p>
@@ -4403,191 +3394,7 @@
           <w:sz w:val="16"/>
           <w:szCs w:val="16"/>
         </w:rPr>
-        <w:t xml:space="preserve">11  </w:t>
-      </w:r>
-      <w:r>
-        <w:rPr>
-          <w:sz w:val="16"/>
-          <w:szCs w:val="16"/>
-        </w:rPr>
-        <w:t xml:space="preserve">The first over-time criterion is met. A is wrong: The service is transferred continuously. C is wrong: Payment does not decide timing.</w:t>
-      </w:r>
-    </w:p>
-    <w:p>
-      <w:pPr>
-        <w:spacing w:after="18"/>
-        <w:ind w:left="300" w:hanging="300"/>
-      </w:pPr>
-      <w:r>
-        <w:rPr>
-          <w:b/>
-          <w:bCs/>
-          <w:color w:val="8186EF"/>
-          <w:sz w:val="16"/>
-          <w:szCs w:val="16"/>
-        </w:rPr>
-        <w:t xml:space="preserve">12  </w:t>
-      </w:r>
-      <w:r>
-        <w:rPr>
-          <w:sz w:val="16"/>
-          <w:szCs w:val="16"/>
-        </w:rPr>
-        <w:t xml:space="preserve">The builder improves an asset the customer controls. B is wrong: An over-time criterion is met, so completion is not the trigger. C is wrong: Payment does not decide timing.</w:t>
-      </w:r>
-    </w:p>
-    <w:p>
-      <w:pPr>
-        <w:spacing w:after="18"/>
-        <w:ind w:left="300" w:hanging="300"/>
-      </w:pPr>
-      <w:r>
-        <w:rPr>
-          <w:b/>
-          <w:bCs/>
-          <w:color w:val="8186EF"/>
-          <w:sz w:val="16"/>
-          <w:szCs w:val="16"/>
-        </w:rPr>
-        <w:t xml:space="preserve">13  </w:t>
-      </w:r>
-      <w:r>
-        <w:rPr>
-          <w:sz w:val="16"/>
-          <w:szCs w:val="16"/>
-        </w:rPr>
-        <w:t xml:space="preserve">Input methods measure the company's efforts. A is wrong: Units delivered is an output method. B is wrong: Milestones are an output method.</w:t>
-      </w:r>
-    </w:p>
-    <w:p>
-      <w:pPr>
-        <w:spacing w:after="18"/>
-        <w:ind w:left="300" w:hanging="300"/>
-      </w:pPr>
-      <w:r>
-        <w:rPr>
-          <w:b/>
-          <w:bCs/>
-          <w:color w:val="8186EF"/>
-          <w:sz w:val="16"/>
-          <w:szCs w:val="16"/>
-        </w:rPr>
         <w:t xml:space="preserve">14  </w:t>
-      </w:r>
-      <w:r>
-        <w:rPr>
-          <w:sz w:val="16"/>
-          <w:szCs w:val="16"/>
-        </w:rPr>
-        <w:t xml:space="preserve">Its right to payment depends on something other than time. A is wrong: A receivable needs an unconditional right. B is wrong: The customer has not paid in advance.</w:t>
-      </w:r>
-    </w:p>
-    <w:p>
-      <w:pPr>
-        <w:spacing w:after="18"/>
-        <w:ind w:left="300" w:hanging="300"/>
-      </w:pPr>
-      <w:r>
-        <w:rPr>
-          <w:b/>
-          <w:bCs/>
-          <w:color w:val="8186EF"/>
-          <w:sz w:val="16"/>
-          <w:szCs w:val="16"/>
-        </w:rPr>
-        <w:t xml:space="preserve">15  </w:t>
-      </w:r>
-      <w:r>
-        <w:rPr>
-          <w:sz w:val="16"/>
-          <w:szCs w:val="16"/>
-        </w:rPr>
-        <w:t xml:space="preserve">The first over-time criterion is met. A is wrong: The service is transferred continuously. C is wrong: Payment does not decide timing.</w:t>
-      </w:r>
-    </w:p>
-    <w:p>
-      <w:pPr>
-        <w:spacing w:after="18"/>
-        <w:ind w:left="300" w:hanging="300"/>
-      </w:pPr>
-      <w:r>
-        <w:rPr>
-          <w:b/>
-          <w:bCs/>
-          <w:color w:val="8186EF"/>
-          <w:sz w:val="16"/>
-          <w:szCs w:val="16"/>
-        </w:rPr>
-        <w:t xml:space="preserve">16  </w:t>
-      </w:r>
-      <w:r>
-        <w:rPr>
-          <w:sz w:val="16"/>
-          <w:szCs w:val="16"/>
-        </w:rPr>
-        <w:t xml:space="preserve">CMA questions use exact terms, and one word can change the answer.</w:t>
-      </w:r>
-    </w:p>
-    <w:p>
-      <w:pPr>
-        <w:spacing w:after="18"/>
-        <w:ind w:left="300" w:hanging="300"/>
-      </w:pPr>
-      <w:r>
-        <w:rPr>
-          <w:b/>
-          <w:bCs/>
-          <w:color w:val="8186EF"/>
-          <w:sz w:val="16"/>
-          <w:szCs w:val="16"/>
-        </w:rPr>
-        <w:t xml:space="preserve">21  </w:t>
-      </w:r>
-      <w:r>
-        <w:rPr>
-          <w:sz w:val="16"/>
-          <w:szCs w:val="16"/>
-        </w:rPr>
-        <w:t xml:space="preserve">This is the constraint on variable consideration. B is wrong: Estimates are allowed; certainty is not needed. C is wrong: Payment is not required.</w:t>
-      </w:r>
-    </w:p>
-    <w:p>
-      <w:pPr>
-        <w:spacing w:after="18"/>
-        <w:ind w:left="300" w:hanging="300"/>
-      </w:pPr>
-      <w:r>
-        <w:rPr>
-          <w:b/>
-          <w:bCs/>
-          <w:color w:val="8186EF"/>
-          <w:sz w:val="16"/>
-          <w:szCs w:val="16"/>
-        </w:rPr>
-        <w:t xml:space="preserve">22  </w:t>
-      </w:r>
-      <w:r>
-        <w:rPr>
-          <w:sz w:val="16"/>
-          <w:szCs w:val="16"/>
-        </w:rPr>
-        <w:t xml:space="preserve">Costs are recognized with the revenues they help to earn. A is wrong: Inventory is expensed when it is sold. C is wrong: Revenue follows control, not cash.</w:t>
-      </w:r>
-    </w:p>
-    <w:p>
-      <w:pPr>
-        <w:spacing w:after="18"/>
-        <w:ind w:left="300" w:hanging="300"/>
-      </w:pPr>
-      <w:r>
-        <w:rPr>
-          <w:b/>
-          <w:bCs/>
-          <w:color w:val="8186EF"/>
-          <w:sz w:val="16"/>
-          <w:szCs w:val="16"/>
-        </w:rPr>
-        <w:t xml:space="preserve">23  </w:t>
       </w:r>
       <w:r>
         <w:rPr>
@@ -4730,47 +3537,47 @@
                 <w:sz w:val="16"/>
                 <w:szCs w:val="16"/>
               </w:rPr>
-              <w:t xml:space="preserve">11  </w:t>
-            </w:r>
-            <w:r>
-              <w:rPr>
-                <w:sz w:val="17"/>
-                <w:szCs w:val="17"/>
-              </w:rPr>
-              <w:t xml:space="preserve">1,080,000: Total</w:t>
-            </w:r>
-          </w:p>
-        </w:tc>
-        <w:tc>
-          <w:tcPr>
-            <w:tcW w:type="pct" w:w="1667"/>
-            <w:tcMar>
-              <w:top w:type="dxa" w:w="40"/>
-              <w:left w:type="dxa" w:w="100"/>
-              <w:bottom w:type="dxa" w:w="40"/>
-              <w:right w:type="dxa" w:w="100"/>
-            </w:tcMar>
-          </w:tcPr>
-          <w:p>
-            <w:pPr>
-              <w:spacing w:before="22" w:after="22"/>
-            </w:pPr>
-            <w:r>
-              <w:rPr>
-                <w:b/>
-                <w:bCs/>
-                <w:color w:val="8186EF"/>
-                <w:sz w:val="16"/>
-                <w:szCs w:val="16"/>
-              </w:rPr>
-              <w:t xml:space="preserve">21  </w:t>
-            </w:r>
-            <w:r>
-              <w:rPr>
-                <w:sz w:val="17"/>
-                <w:szCs w:val="17"/>
-              </w:rPr>
-              <w:t xml:space="preserve">C</w:t>
+              <w:t xml:space="preserve">9  </w:t>
+            </w:r>
+            <w:r>
+              <w:rPr>
+                <w:sz w:val="17"/>
+                <w:szCs w:val="17"/>
+              </w:rPr>
+              <w:t xml:space="preserve">810,000: Olive oil</w:t>
+            </w:r>
+          </w:p>
+        </w:tc>
+        <w:tc>
+          <w:tcPr>
+            <w:tcW w:type="pct" w:w="1667"/>
+            <w:tcMar>
+              <w:top w:type="dxa" w:w="40"/>
+              <w:left w:type="dxa" w:w="100"/>
+              <w:bottom w:type="dxa" w:w="40"/>
+              <w:right w:type="dxa" w:w="100"/>
+            </w:tcMar>
+          </w:tcPr>
+          <w:p>
+            <w:pPr>
+              <w:spacing w:before="22" w:after="22"/>
+            </w:pPr>
+            <w:r>
+              <w:rPr>
+                <w:b/>
+                <w:bCs/>
+                <w:color w:val="8186EF"/>
+                <w:sz w:val="16"/>
+                <w:szCs w:val="16"/>
+              </w:rPr>
+              <w:t xml:space="preserve">17  </w:t>
+            </w:r>
+            <w:r>
+              <w:rPr>
+                <w:sz w:val="17"/>
+                <w:szCs w:val="17"/>
+              </w:rPr>
+              <w:t xml:space="preserve">A</w:t>
             </w:r>
           </w:p>
         </w:tc>
@@ -4806,7 +3613,7 @@
                 <w:sz w:val="17"/>
                 <w:szCs w:val="17"/>
               </w:rPr>
-              <w:t xml:space="preserve">revenue · over time · point in time · contract asset</w:t>
+              <w:t xml:space="preserve">recognized · delivered · allocated</w:t>
             </w:r>
           </w:p>
         </w:tc>
@@ -4833,14 +3640,14 @@
                 <w:sz w:val="16"/>
                 <w:szCs w:val="16"/>
               </w:rPr>
-              <w:t xml:space="preserve">12  </w:t>
-            </w:r>
-            <w:r>
-              <w:rPr>
-                <w:sz w:val="17"/>
-                <w:szCs w:val="17"/>
-              </w:rPr>
-              <w:t xml:space="preserve">180,000: Dispenser</w:t>
+              <w:t xml:space="preserve">10  </w:t>
+            </w:r>
+            <w:r>
+              <w:rPr>
+                <w:sz w:val="17"/>
+                <w:szCs w:val="17"/>
+              </w:rPr>
+              <w:t xml:space="preserve">90,000: Maintenance</w:t>
             </w:r>
           </w:p>
         </w:tc>
@@ -4867,14 +3674,14 @@
                 <w:sz w:val="16"/>
                 <w:szCs w:val="16"/>
               </w:rPr>
-              <w:t xml:space="preserve">22  </w:t>
-            </w:r>
-            <w:r>
-              <w:rPr>
-                <w:sz w:val="17"/>
-                <w:szCs w:val="17"/>
-              </w:rPr>
-              <w:t xml:space="preserve">D</w:t>
+              <w:t xml:space="preserve">18  </w:t>
+            </w:r>
+            <w:r>
+              <w:rPr>
+                <w:sz w:val="17"/>
+                <w:szCs w:val="17"/>
+              </w:rPr>
+              <w:t xml:space="preserve">T</w:t>
             </w:r>
           </w:p>
         </w:tc>
@@ -4909,73 +3716,73 @@
                 <w:sz w:val="17"/>
                 <w:szCs w:val="17"/>
               </w:rPr>
-              <w:t xml:space="preserve">revenue · over time · output method · input method · point in time</w:t>
-            </w:r>
-          </w:p>
-        </w:tc>
-        <w:tc>
-          <w:tcPr>
-            <w:tcW w:type="pct" w:w="1667"/>
-            <w:tcMar>
-              <w:top w:type="dxa" w:w="40"/>
-              <w:left w:type="dxa" w:w="100"/>
-              <w:bottom w:type="dxa" w:w="40"/>
-              <w:right w:type="dxa" w:w="100"/>
-            </w:tcMar>
-          </w:tcPr>
-          <w:p>
-            <w:pPr>
-              <w:spacing w:before="22" w:after="22"/>
-            </w:pPr>
-            <w:r>
-              <w:rPr>
-                <w:b/>
-                <w:bCs/>
-                <w:color w:val="8186EF"/>
-                <w:sz w:val="16"/>
-                <w:szCs w:val="16"/>
-              </w:rPr>
-              <w:t xml:space="preserve">13  </w:t>
-            </w:r>
-            <w:r>
-              <w:rPr>
-                <w:sz w:val="17"/>
-                <w:szCs w:val="17"/>
-              </w:rPr>
-              <w:t xml:space="preserve">810,000: Olive oil</w:t>
-            </w:r>
-          </w:p>
-        </w:tc>
-        <w:tc>
-          <w:tcPr>
-            <w:tcW w:type="pct" w:w="1667"/>
-            <w:tcMar>
-              <w:top w:type="dxa" w:w="40"/>
-              <w:left w:type="dxa" w:w="100"/>
-              <w:bottom w:type="dxa" w:w="40"/>
-              <w:right w:type="dxa" w:w="100"/>
-            </w:tcMar>
-          </w:tcPr>
-          <w:p>
-            <w:pPr>
-              <w:spacing w:before="22" w:after="22"/>
-            </w:pPr>
-            <w:r>
-              <w:rPr>
-                <w:b/>
-                <w:bCs/>
-                <w:color w:val="8186EF"/>
-                <w:sz w:val="16"/>
-                <w:szCs w:val="16"/>
-              </w:rPr>
-              <w:t xml:space="preserve">23  </w:t>
-            </w:r>
-            <w:r>
-              <w:rPr>
-                <w:sz w:val="17"/>
-                <w:szCs w:val="17"/>
-              </w:rPr>
-              <w:t xml:space="preserve">D</w:t>
+              <w:t xml:space="preserve">contract asset · performed · something</w:t>
+            </w:r>
+          </w:p>
+        </w:tc>
+        <w:tc>
+          <w:tcPr>
+            <w:tcW w:type="pct" w:w="1667"/>
+            <w:tcMar>
+              <w:top w:type="dxa" w:w="40"/>
+              <w:left w:type="dxa" w:w="100"/>
+              <w:bottom w:type="dxa" w:w="40"/>
+              <w:right w:type="dxa" w:w="100"/>
+            </w:tcMar>
+          </w:tcPr>
+          <w:p>
+            <w:pPr>
+              <w:spacing w:before="22" w:after="22"/>
+            </w:pPr>
+            <w:r>
+              <w:rPr>
+                <w:b/>
+                <w:bCs/>
+                <w:color w:val="8186EF"/>
+                <w:sz w:val="16"/>
+                <w:szCs w:val="16"/>
+              </w:rPr>
+              <w:t xml:space="preserve">11  </w:t>
+            </w:r>
+            <w:r>
+              <w:rPr>
+                <w:sz w:val="17"/>
+                <w:szCs w:val="17"/>
+              </w:rPr>
+              <w:t xml:space="preserve">Dispenser: 180,000 · Point in time (installed October 1) · installed · 180,000</w:t>
+            </w:r>
+          </w:p>
+        </w:tc>
+        <w:tc>
+          <w:tcPr>
+            <w:tcW w:type="pct" w:w="1667"/>
+            <w:tcMar>
+              <w:top w:type="dxa" w:w="40"/>
+              <w:left w:type="dxa" w:w="100"/>
+              <w:bottom w:type="dxa" w:w="40"/>
+              <w:right w:type="dxa" w:w="100"/>
+            </w:tcMar>
+          </w:tcPr>
+          <w:p>
+            <w:pPr>
+              <w:spacing w:before="22" w:after="22"/>
+            </w:pPr>
+            <w:r>
+              <w:rPr>
+                <w:b/>
+                <w:bCs/>
+                <w:color w:val="8186EF"/>
+                <w:sz w:val="16"/>
+                <w:szCs w:val="16"/>
+              </w:rPr>
+              <w:t xml:space="preserve">19  </w:t>
+            </w:r>
+            <w:r>
+              <w:rPr>
+                <w:sz w:val="17"/>
+                <w:szCs w:val="17"/>
+              </w:rPr>
+              <w:t xml:space="preserve">T</w:t>
             </w:r>
           </w:p>
         </w:tc>
@@ -5038,14 +3845,14 @@
                 <w:sz w:val="16"/>
                 <w:szCs w:val="16"/>
               </w:rPr>
-              <w:t xml:space="preserve">14  </w:t>
-            </w:r>
-            <w:r>
-              <w:rPr>
-                <w:sz w:val="17"/>
-                <w:szCs w:val="17"/>
-              </w:rPr>
-              <w:t xml:space="preserve">90,000: Maintenance</w:t>
+              <w:t xml:space="preserve">12  </w:t>
+            </w:r>
+            <w:r>
+              <w:rPr>
+                <w:sz w:val="17"/>
+                <w:szCs w:val="17"/>
+              </w:rPr>
+              <w:t xml:space="preserve">Maintenance: 90,000 · Over time (24 months) · 3 months × 3,750 · 11,250</w:t>
             </w:r>
           </w:p>
         </w:tc>
@@ -5072,14 +3879,14 @@
                 <w:sz w:val="16"/>
                 <w:szCs w:val="16"/>
               </w:rPr>
-              <w:t xml:space="preserve">24  </w:t>
-            </w:r>
-            <w:r>
-              <w:rPr>
-                <w:sz w:val="17"/>
-                <w:szCs w:val="17"/>
-              </w:rPr>
-              <w:t xml:space="preserve">T</w:t>
+              <w:t xml:space="preserve">20  </w:t>
+            </w:r>
+            <w:r>
+              <w:rPr>
+                <w:sz w:val="17"/>
+                <w:szCs w:val="17"/>
+              </w:rPr>
+              <w:t xml:space="preserve">B</w:t>
             </w:r>
           </w:p>
         </w:tc>
@@ -5140,47 +3947,47 @@
                 <w:sz w:val="16"/>
                 <w:szCs w:val="16"/>
               </w:rPr>
-              <w:t xml:space="preserve">15  </w:t>
-            </w:r>
-            <w:r>
-              <w:rPr>
-                <w:sz w:val="17"/>
-                <w:szCs w:val="17"/>
-              </w:rPr>
-              <w:t xml:space="preserve">Dispenser: 180,000 · Point in time (installed October 1) · installed · 180,000</w:t>
-            </w:r>
-          </w:p>
-        </w:tc>
-        <w:tc>
-          <w:tcPr>
-            <w:tcW w:type="pct" w:w="1667"/>
-            <w:tcMar>
-              <w:top w:type="dxa" w:w="40"/>
-              <w:left w:type="dxa" w:w="100"/>
-              <w:bottom w:type="dxa" w:w="40"/>
-              <w:right w:type="dxa" w:w="100"/>
-            </w:tcMar>
-          </w:tcPr>
-          <w:p>
-            <w:pPr>
-              <w:spacing w:before="22" w:after="22"/>
-            </w:pPr>
-            <w:r>
-              <w:rPr>
-                <w:b/>
-                <w:bCs/>
-                <w:color w:val="8186EF"/>
-                <w:sz w:val="16"/>
-                <w:szCs w:val="16"/>
-              </w:rPr>
-              <w:t xml:space="preserve">25  </w:t>
-            </w:r>
-            <w:r>
-              <w:rPr>
-                <w:sz w:val="17"/>
-                <w:szCs w:val="17"/>
-              </w:rPr>
-              <w:t xml:space="preserve">T</w:t>
+              <w:t xml:space="preserve">13  </w:t>
+            </w:r>
+            <w:r>
+              <w:rPr>
+                <w:sz w:val="17"/>
+                <w:szCs w:val="17"/>
+              </w:rPr>
+              <w:t xml:space="preserve">Total: 1,080,000 ·  ·  · 515,250</w:t>
+            </w:r>
+          </w:p>
+        </w:tc>
+        <w:tc>
+          <w:tcPr>
+            <w:tcW w:type="pct" w:w="1667"/>
+            <w:tcMar>
+              <w:top w:type="dxa" w:w="40"/>
+              <w:left w:type="dxa" w:w="100"/>
+              <w:bottom w:type="dxa" w:w="40"/>
+              <w:right w:type="dxa" w:w="100"/>
+            </w:tcMar>
+          </w:tcPr>
+          <w:p>
+            <w:pPr>
+              <w:spacing w:before="22" w:after="22"/>
+            </w:pPr>
+            <w:r>
+              <w:rPr>
+                <w:b/>
+                <w:bCs/>
+                <w:color w:val="8186EF"/>
+                <w:sz w:val="16"/>
+                <w:szCs w:val="16"/>
+              </w:rPr>
+              <w:t xml:space="preserve">21  </w:t>
+            </w:r>
+            <w:r>
+              <w:rPr>
+                <w:sz w:val="17"/>
+                <w:szCs w:val="17"/>
+              </w:rPr>
+              <w:t xml:space="preserve">C</w:t>
             </w:r>
           </w:p>
         </w:tc>
@@ -5216,7 +4023,7 @@
                 <w:sz w:val="17"/>
                 <w:szCs w:val="17"/>
               </w:rPr>
-              <w:t xml:space="preserve">C</w:t>
+              <w:t xml:space="preserve">T</w:t>
             </w:r>
           </w:p>
         </w:tc>
@@ -5243,14 +4050,14 @@
                 <w:sz w:val="16"/>
                 <w:szCs w:val="16"/>
               </w:rPr>
-              <w:t xml:space="preserve">16  </w:t>
-            </w:r>
-            <w:r>
-              <w:rPr>
-                <w:sz w:val="17"/>
-                <w:szCs w:val="17"/>
-              </w:rPr>
-              <w:t xml:space="preserve">Maintenance: 90,000 · Over time (24 months) · 3 months × 3,750 · 11,250</w:t>
+              <w:t xml:space="preserve">14  </w:t>
+            </w:r>
+            <w:r>
+              <w:rPr>
+                <w:sz w:val="17"/>
+                <w:szCs w:val="17"/>
+              </w:rPr>
+              <w:t xml:space="preserve">over time · output method · input method</w:t>
             </w:r>
           </w:p>
         </w:tc>
@@ -5277,14 +4084,14 @@
                 <w:sz w:val="16"/>
                 <w:szCs w:val="16"/>
               </w:rPr>
-              <w:t xml:space="preserve">26  </w:t>
-            </w:r>
-            <w:r>
-              <w:rPr>
-                <w:sz w:val="17"/>
-                <w:szCs w:val="17"/>
-              </w:rPr>
-              <w:t xml:space="preserve">T</w:t>
+              <w:t xml:space="preserve">22  </w:t>
+            </w:r>
+            <w:r>
+              <w:rPr>
+                <w:sz w:val="17"/>
+                <w:szCs w:val="17"/>
+              </w:rPr>
+              <w:t xml:space="preserve">A</w:t>
             </w:r>
           </w:p>
         </w:tc>
@@ -5319,6 +4126,39 @@
                 <w:sz w:val="17"/>
                 <w:szCs w:val="17"/>
               </w:rPr>
+              <w:t xml:space="preserve">1,080,000: Total</w:t>
+            </w:r>
+          </w:p>
+        </w:tc>
+        <w:tc>
+          <w:tcPr>
+            <w:tcW w:type="pct" w:w="1667"/>
+            <w:tcMar>
+              <w:top w:type="dxa" w:w="40"/>
+              <w:left w:type="dxa" w:w="100"/>
+              <w:bottom w:type="dxa" w:w="40"/>
+              <w:right w:type="dxa" w:w="100"/>
+            </w:tcMar>
+          </w:tcPr>
+          <w:p>
+            <w:pPr>
+              <w:spacing w:before="22" w:after="22"/>
+            </w:pPr>
+            <w:r>
+              <w:rPr>
+                <w:b/>
+                <w:bCs/>
+                <w:color w:val="8186EF"/>
+                <w:sz w:val="16"/>
+                <w:szCs w:val="16"/>
+              </w:rPr>
+              <w:t xml:space="preserve">15  </w:t>
+            </w:r>
+            <w:r>
+              <w:rPr>
+                <w:sz w:val="17"/>
+                <w:szCs w:val="17"/>
+              </w:rPr>
               <w:t xml:space="preserve">B</w:t>
             </w:r>
           </w:p>
@@ -5345,47 +4185,14 @@
                 <w:sz w:val="16"/>
                 <w:szCs w:val="16"/>
               </w:rPr>
-              <w:t xml:space="preserve">17  </w:t>
-            </w:r>
-            <w:r>
-              <w:rPr>
-                <w:sz w:val="17"/>
-                <w:szCs w:val="17"/>
-              </w:rPr>
-              <w:t xml:space="preserve">Total: 1,080,000 ·  ·  · 515,250</w:t>
-            </w:r>
-          </w:p>
-        </w:tc>
-        <w:tc>
-          <w:tcPr>
-            <w:tcW w:type="pct" w:w="1667"/>
-            <w:tcMar>
-              <w:top w:type="dxa" w:w="40"/>
-              <w:left w:type="dxa" w:w="100"/>
-              <w:bottom w:type="dxa" w:w="40"/>
-              <w:right w:type="dxa" w:w="100"/>
-            </w:tcMar>
-          </w:tcPr>
-          <w:p>
-            <w:pPr>
-              <w:spacing w:before="22" w:after="22"/>
-            </w:pPr>
-            <w:r>
-              <w:rPr>
-                <w:b/>
-                <w:bCs/>
-                <w:color w:val="8186EF"/>
-                <w:sz w:val="16"/>
-                <w:szCs w:val="16"/>
-              </w:rPr>
-              <w:t xml:space="preserve">27  </w:t>
-            </w:r>
-            <w:r>
-              <w:rPr>
-                <w:sz w:val="17"/>
-                <w:szCs w:val="17"/>
-              </w:rPr>
-              <w:t xml:space="preserve">A</w:t>
+              <w:t xml:space="preserve">23  </w:t>
+            </w:r>
+            <w:r>
+              <w:rPr>
+                <w:sz w:val="17"/>
+                <w:szCs w:val="17"/>
+              </w:rPr>
+              <w:t xml:space="preserve">Compare with the model earlier in this handout.</w:t>
             </w:r>
           </w:p>
         </w:tc>
@@ -5421,7 +4228,7 @@
                 <w:sz w:val="17"/>
                 <w:szCs w:val="17"/>
               </w:rPr>
-              <w:t xml:space="preserve">D</w:t>
+              <w:t xml:space="preserve">180,000: Dispenser</w:t>
             </w:r>
           </w:p>
         </w:tc>
@@ -5448,14 +4255,14 @@
                 <w:sz w:val="16"/>
                 <w:szCs w:val="16"/>
               </w:rPr>
-              <w:t xml:space="preserve">18  </w:t>
-            </w:r>
-            <w:r>
-              <w:rPr>
-                <w:sz w:val="17"/>
-                <w:szCs w:val="17"/>
-              </w:rPr>
-              <w:t xml:space="preserve">over time · output method · input method</w:t>
+              <w:t xml:space="preserve">16  </w:t>
+            </w:r>
+            <w:r>
+              <w:rPr>
+                <w:sz w:val="17"/>
+                <w:szCs w:val="17"/>
+              </w:rPr>
+              <w:t xml:space="preserve">C</w:t>
             </w:r>
           </w:p>
         </w:tc>
@@ -5482,108 +4289,7 @@
                 <w:sz w:val="16"/>
                 <w:szCs w:val="16"/>
               </w:rPr>
-              <w:t xml:space="preserve">28  </w:t>
-            </w:r>
-            <w:r>
-              <w:rPr>
-                <w:sz w:val="17"/>
-                <w:szCs w:val="17"/>
-              </w:rPr>
-              <w:t xml:space="preserve">Compare with the model earlier in this handout.</w:t>
-            </w:r>
-          </w:p>
-        </w:tc>
-      </w:tr>
-      <w:tr>
-        <w:tc>
-          <w:tcPr>
-            <w:tcW w:type="pct" w:w="1667"/>
-            <w:tcMar>
-              <w:top w:type="dxa" w:w="40"/>
-              <w:left w:type="dxa" w:w="100"/>
-              <w:bottom w:type="dxa" w:w="40"/>
-              <w:right w:type="dxa" w:w="100"/>
-            </w:tcMar>
-          </w:tcPr>
-          <w:p>
-            <w:pPr>
-              <w:spacing w:before="22" w:after="22"/>
-            </w:pPr>
-            <w:r>
-              <w:rPr>
-                <w:b/>
-                <w:bCs/>
-                <w:color w:val="8186EF"/>
-                <w:sz w:val="16"/>
-                <w:szCs w:val="16"/>
-              </w:rPr>
-              <w:t xml:space="preserve">9  </w:t>
-            </w:r>
-            <w:r>
-              <w:rPr>
-                <w:sz w:val="17"/>
-                <w:szCs w:val="17"/>
-              </w:rPr>
-              <w:t xml:space="preserve">T</w:t>
-            </w:r>
-          </w:p>
-        </w:tc>
-        <w:tc>
-          <w:tcPr>
-            <w:tcW w:type="pct" w:w="1667"/>
-            <w:tcMar>
-              <w:top w:type="dxa" w:w="40"/>
-              <w:left w:type="dxa" w:w="100"/>
-              <w:bottom w:type="dxa" w:w="40"/>
-              <w:right w:type="dxa" w:w="100"/>
-            </w:tcMar>
-          </w:tcPr>
-          <w:p>
-            <w:pPr>
-              <w:spacing w:before="22" w:after="22"/>
-            </w:pPr>
-            <w:r>
-              <w:rPr>
-                <w:b/>
-                <w:bCs/>
-                <w:color w:val="8186EF"/>
-                <w:sz w:val="16"/>
-                <w:szCs w:val="16"/>
-              </w:rPr>
-              <w:t xml:space="preserve">19  </w:t>
-            </w:r>
-            <w:r>
-              <w:rPr>
-                <w:sz w:val="17"/>
-                <w:szCs w:val="17"/>
-              </w:rPr>
-              <w:t xml:space="preserve">B</w:t>
-            </w:r>
-          </w:p>
-        </w:tc>
-        <w:tc>
-          <w:tcPr>
-            <w:tcW w:type="pct" w:w="1667"/>
-            <w:tcMar>
-              <w:top w:type="dxa" w:w="40"/>
-              <w:left w:type="dxa" w:w="100"/>
-              <w:bottom w:type="dxa" w:w="40"/>
-              <w:right w:type="dxa" w:w="100"/>
-            </w:tcMar>
-          </w:tcPr>
-          <w:p>
-            <w:pPr>
-              <w:spacing w:before="22" w:after="22"/>
-            </w:pPr>
-            <w:r>
-              <w:rPr>
-                <w:b/>
-                <w:bCs/>
-                <w:color w:val="8186EF"/>
-                <w:sz w:val="16"/>
-                <w:szCs w:val="16"/>
-              </w:rPr>
-              <w:t xml:space="preserve">29  </w:t>
+              <w:t xml:space="preserve">24  </w:t>
             </w:r>
             <w:r>
               <w:rPr>
@@ -5591,100 +4297,6 @@
                 <w:szCs w:val="17"/>
               </w:rPr>
               <w:t xml:space="preserve">Step 5: recognize revenue when, or as, each obligation is satisfied. An obligation is satisfied over time if the customer receives the benefit as the company performs, if the company improves an asset the customer controls, or if the asset has no other use and the company has a right to payment for work done so far.</w:t>
-            </w:r>
-          </w:p>
-        </w:tc>
-      </w:tr>
-      <w:tr>
-        <w:tc>
-          <w:tcPr>
-            <w:tcW w:type="pct" w:w="1667"/>
-            <w:shd w:fill="FBFAF6" w:val="clear"/>
-            <w:tcMar>
-              <w:top w:type="dxa" w:w="40"/>
-              <w:left w:type="dxa" w:w="100"/>
-              <w:bottom w:type="dxa" w:w="40"/>
-              <w:right w:type="dxa" w:w="100"/>
-            </w:tcMar>
-          </w:tcPr>
-          <w:p>
-            <w:pPr>
-              <w:spacing w:before="22" w:after="22"/>
-            </w:pPr>
-            <w:r>
-              <w:rPr>
-                <w:b/>
-                <w:bCs/>
-                <w:color w:val="8186EF"/>
-                <w:sz w:val="16"/>
-                <w:szCs w:val="16"/>
-              </w:rPr>
-              <w:t xml:space="preserve">10  </w:t>
-            </w:r>
-            <w:r>
-              <w:rPr>
-                <w:sz w:val="17"/>
-                <w:szCs w:val="17"/>
-              </w:rPr>
-              <w:t xml:space="preserve">F</w:t>
-            </w:r>
-          </w:p>
-        </w:tc>
-        <w:tc>
-          <w:tcPr>
-            <w:tcW w:type="pct" w:w="1667"/>
-            <w:shd w:fill="FBFAF6" w:val="clear"/>
-            <w:tcMar>
-              <w:top w:type="dxa" w:w="40"/>
-              <w:left w:type="dxa" w:w="100"/>
-              <w:bottom w:type="dxa" w:w="40"/>
-              <w:right w:type="dxa" w:w="100"/>
-            </w:tcMar>
-          </w:tcPr>
-          <w:p>
-            <w:pPr>
-              <w:spacing w:before="22" w:after="22"/>
-            </w:pPr>
-            <w:r>
-              <w:rPr>
-                <w:b/>
-                <w:bCs/>
-                <w:color w:val="8186EF"/>
-                <w:sz w:val="16"/>
-                <w:szCs w:val="16"/>
-              </w:rPr>
-              <w:t xml:space="preserve">20  </w:t>
-            </w:r>
-            <w:r>
-              <w:rPr>
-                <w:sz w:val="17"/>
-                <w:szCs w:val="17"/>
-              </w:rPr>
-              <w:t xml:space="preserve">D</w:t>
-            </w:r>
-          </w:p>
-        </w:tc>
-        <w:tc>
-          <w:tcPr>
-            <w:tcW w:type="pct" w:w="1667"/>
-            <w:shd w:fill="FBFAF6" w:val="clear"/>
-            <w:tcMar>
-              <w:top w:type="dxa" w:w="40"/>
-              <w:left w:type="dxa" w:w="100"/>
-              <w:bottom w:type="dxa" w:w="40"/>
-              <w:right w:type="dxa" w:w="100"/>
-            </w:tcMar>
-          </w:tcPr>
-          <w:p>
-            <w:pPr>
-              <w:spacing w:before="24" w:after="24"/>
-            </w:pPr>
-            <w:r>
-              <w:rPr>
-                <w:sz w:val="16"/>
-                <w:szCs w:val="16"/>
-              </w:rPr>
-              <w:t xml:space="preserve"/>
             </w:r>
           </w:p>
         </w:tc>
@@ -5731,7 +4343,7 @@
                 <w:sz w:val="17"/>
                 <w:szCs w:val="17"/>
               </w:rPr>
-              <w:t xml:space="preserve">18  </w:t>
+              <w:t xml:space="preserve">14  </w:t>
             </w:r>
             <w:r>
               <w:rPr>
@@ -5819,7 +4431,7 @@
           <w:sz w:val="16"/>
           <w:szCs w:val="16"/>
         </w:rPr>
-        <w:t xml:space="preserve">The book writes: “Decision chart: is revenue recognized over time or at a point in time?. Olive oil is recognized at each delivery. A contract asset arises when the company has performed but its right to payment still depends on something other than time.”</w:t>
+        <w:t xml:space="preserve">The book writes: “Olive oil is recognized at each delivery. By December 31, Orontes has delivered 8,000 cases at $40 each of allocated price: $324,000.”</w:t>
       </w:r>
     </w:p>
     <w:p>
@@ -5842,7 +4454,7 @@
           <w:sz w:val="16"/>
           <w:szCs w:val="16"/>
         </w:rPr>
-        <w:t xml:space="preserve">The book writes: “Step 5: recognize revenue when, or as, each obligation is satisfied. Progress over time is measured by an output method, such as units delivered, or an input method, such as costs incurred. If no over-time criterion is met, revenue is recognized at a point in time: when control passes.”</w:t>
+        <w:t xml:space="preserve">The book writes: “A contract asset arises when the company has performed but its right to payment still depends on something other than time. A contract liability arises when the customer pays first.”</w:t>
       </w:r>
     </w:p>
     <w:p>
@@ -5865,7 +4477,7 @@
           <w:sz w:val="16"/>
           <w:szCs w:val="16"/>
         </w:rPr>
-        <w:t xml:space="preserve">The book pairs Olive oil with “810,000”.</w:t>
+        <w:t xml:space="preserve">The book pairs Total with “1,080,000”.</w:t>
       </w:r>
     </w:p>
     <w:p>
@@ -5911,7 +4523,7 @@
           <w:sz w:val="16"/>
           <w:szCs w:val="16"/>
         </w:rPr>
-        <w:t xml:space="preserve">The book’s own table gives 180,000 as the allocated of Dispenser.</w:t>
+        <w:t xml:space="preserve">The book pairs Dispenser with “Point in time (installed October 1)”.</w:t>
       </w:r>
     </w:p>
     <w:p>
@@ -5927,14 +4539,14 @@
           <w:sz w:val="16"/>
           <w:szCs w:val="16"/>
         </w:rPr>
-        <w:t xml:space="preserve">7  </w:t>
-      </w:r>
-      <w:r>
-        <w:rPr>
-          <w:sz w:val="16"/>
-          <w:szCs w:val="16"/>
-        </w:rPr>
-        <w:t xml:space="preserve">The book’s own table gives 90,000 as the allocated of Maintenance.</w:t>
+        <w:t xml:space="preserve">15  </w:t>
+      </w:r>
+      <w:r>
+        <w:rPr>
+          <w:sz w:val="16"/>
+          <w:szCs w:val="16"/>
+        </w:rPr>
+        <w:t xml:space="preserve">The book gives 324,000 as the 2026 revenue of Olive oil.</w:t>
       </w:r>
     </w:p>
     <w:p>
@@ -5950,14 +4562,14 @@
           <w:sz w:val="16"/>
           <w:szCs w:val="16"/>
         </w:rPr>
-        <w:t xml:space="preserve">8  </w:t>
-      </w:r>
-      <w:r>
-        <w:rPr>
-          <w:sz w:val="16"/>
-          <w:szCs w:val="16"/>
-        </w:rPr>
-        <w:t xml:space="preserve">The book’s own table gives 1,080,000 as the allocated of Total.</w:t>
+        <w:t xml:space="preserve">16  </w:t>
+      </w:r>
+      <w:r>
+        <w:rPr>
+          <w:sz w:val="16"/>
+          <w:szCs w:val="16"/>
+        </w:rPr>
+        <w:t xml:space="preserve">Only for goods not expected to be returned. A is wrong: This is the refund liability. B is wrong: This is gross profit, not revenue.</w:t>
       </w:r>
     </w:p>
     <w:p>
@@ -5973,14 +4585,14 @@
           <w:sz w:val="16"/>
           <w:szCs w:val="16"/>
         </w:rPr>
-        <w:t xml:space="preserve">9  </w:t>
-      </w:r>
-      <w:r>
-        <w:rPr>
-          <w:sz w:val="16"/>
-          <w:szCs w:val="16"/>
-        </w:rPr>
-        <w:t xml:space="preserve">The book pairs Olive oil with “324,000”.</w:t>
+        <w:t xml:space="preserve">17  </w:t>
+      </w:r>
+      <w:r>
+        <w:rPr>
+          <w:sz w:val="16"/>
+          <w:szCs w:val="16"/>
+        </w:rPr>
+        <w:t xml:space="preserve">Every cycle settles one rule and shows where it comes from.</w:t>
       </w:r>
     </w:p>
     <w:p>
@@ -5996,14 +4608,14 @@
           <w:sz w:val="16"/>
           <w:szCs w:val="16"/>
         </w:rPr>
-        <w:t xml:space="preserve">10  </w:t>
-      </w:r>
-      <w:r>
-        <w:rPr>
-          <w:sz w:val="16"/>
-          <w:szCs w:val="16"/>
-        </w:rPr>
-        <w:t xml:space="preserve">The book pairs Dispenser with “180,000”, not with “324,000”.</w:t>
+        <w:t xml:space="preserve">18  </w:t>
+      </w:r>
+      <w:r>
+        <w:rPr>
+          <w:sz w:val="16"/>
+          <w:szCs w:val="16"/>
+        </w:rPr>
+        <w:t xml:space="preserve">CMA questions use exact terms, and one word can change the answer.</w:t>
       </w:r>
     </w:p>
     <w:p>
@@ -6026,7 +4638,7 @@
           <w:sz w:val="16"/>
           <w:szCs w:val="16"/>
         </w:rPr>
-        <w:t xml:space="preserve">The book gives 324,000 as the 2026 revenue of Olive oil.</w:t>
+        <w:t xml:space="preserve">The term tables in each section are the book’s own.</w:t>
       </w:r>
     </w:p>
     <w:p>
@@ -6049,7 +4661,7 @@
           <w:sz w:val="16"/>
           <w:szCs w:val="16"/>
         </w:rPr>
-        <w:t xml:space="preserve">The amortization period is one year or less. A is wrong: Capitalized costs are also expensed over time. B is wrong: The commission is paid to an employee, not the customer.</w:t>
+        <w:t xml:space="preserve">The book’s own table pairs Total with “1,080,000”.</w:t>
       </w:r>
     </w:p>
     <w:p>
@@ -6072,7 +4684,7 @@
           <w:sz w:val="16"/>
           <w:szCs w:val="16"/>
         </w:rPr>
-        <w:t xml:space="preserve">Fulfillment costs are capitalized only if all criteria are met. A is wrong: General costs are expensed. B is wrong: Waste is expensed.</w:t>
+        <w:t xml:space="preserve">Only for goods not expected to be returned. A is wrong: This is the refund liability. B is wrong: This is gross profit, not revenue.</w:t>
       </w:r>
     </w:p>
     <w:p>
@@ -6089,121 +4701,6 @@
           <w:szCs w:val="16"/>
         </w:rPr>
         <w:t xml:space="preserve">22  </w:t>
-      </w:r>
-      <w:r>
-        <w:rPr>
-          <w:sz w:val="16"/>
-          <w:szCs w:val="16"/>
-        </w:rPr>
-        <w:t xml:space="preserve">The shipping election is one of the few differences. A is wrong: Both use the same five steps. B is wrong: U.S. GAAP prohibits reversal.</w:t>
-      </w:r>
-    </w:p>
-    <w:p>
-      <w:pPr>
-        <w:spacing w:after="18"/>
-        <w:ind w:left="300" w:hanging="300"/>
-      </w:pPr>
-      <w:r>
-        <w:rPr>
-          <w:b/>
-          <w:bCs/>
-          <w:color w:val="8186EF"/>
-          <w:sz w:val="16"/>
-          <w:szCs w:val="16"/>
-        </w:rPr>
-        <w:t xml:space="preserve">23  </w:t>
-      </w:r>
-      <w:r>
-        <w:rPr>
-          <w:sz w:val="16"/>
-          <w:szCs w:val="16"/>
-        </w:rPr>
-        <w:t xml:space="preserve">The amortization period is one year or less. A is wrong: Capitalized costs are also expensed over time. B is wrong: The commission is paid to an employee, not the customer.</w:t>
-      </w:r>
-    </w:p>
-    <w:p>
-      <w:pPr>
-        <w:spacing w:after="18"/>
-        <w:ind w:left="300" w:hanging="300"/>
-      </w:pPr>
-      <w:r>
-        <w:rPr>
-          <w:b/>
-          <w:bCs/>
-          <w:color w:val="8186EF"/>
-          <w:sz w:val="16"/>
-          <w:szCs w:val="16"/>
-        </w:rPr>
-        <w:t xml:space="preserve">24  </w:t>
-      </w:r>
-      <w:r>
-        <w:rPr>
-          <w:sz w:val="16"/>
-          <w:szCs w:val="16"/>
-        </w:rPr>
-        <w:t xml:space="preserve">CMA questions use exact terms, and one word can change the answer.</w:t>
-      </w:r>
-    </w:p>
-    <w:p>
-      <w:pPr>
-        <w:spacing w:after="18"/>
-        <w:ind w:left="300" w:hanging="300"/>
-      </w:pPr>
-      <w:r>
-        <w:rPr>
-          <w:b/>
-          <w:bCs/>
-          <w:color w:val="8186EF"/>
-          <w:sz w:val="16"/>
-          <w:szCs w:val="16"/>
-        </w:rPr>
-        <w:t xml:space="preserve">25  </w:t>
-      </w:r>
-      <w:r>
-        <w:rPr>
-          <w:sz w:val="16"/>
-          <w:szCs w:val="16"/>
-        </w:rPr>
-        <w:t xml:space="preserve">The term tables in each section are the book’s own.</w:t>
-      </w:r>
-    </w:p>
-    <w:p>
-      <w:pPr>
-        <w:spacing w:after="18"/>
-        <w:ind w:left="300" w:hanging="300"/>
-      </w:pPr>
-      <w:r>
-        <w:rPr>
-          <w:b/>
-          <w:bCs/>
-          <w:color w:val="8186EF"/>
-          <w:sz w:val="16"/>
-          <w:szCs w:val="16"/>
-        </w:rPr>
-        <w:t xml:space="preserve">26  </w:t>
-      </w:r>
-      <w:r>
-        <w:rPr>
-          <w:sz w:val="16"/>
-          <w:szCs w:val="16"/>
-        </w:rPr>
-        <w:t xml:space="preserve">The exam marks the term, so the English word is the answer.</w:t>
-      </w:r>
-    </w:p>
-    <w:p>
-      <w:pPr>
-        <w:spacing w:after="18"/>
-        <w:ind w:left="300" w:hanging="300"/>
-      </w:pPr>
-      <w:r>
-        <w:rPr>
-          <w:b/>
-          <w:bCs/>
-          <w:color w:val="8186EF"/>
-          <w:sz w:val="16"/>
-          <w:szCs w:val="16"/>
-        </w:rPr>
-        <w:t xml:space="preserve">27  </w:t>
       </w:r>
       <w:r>
         <w:rPr>
@@ -6320,7 +4817,7 @@
                 <w:sz w:val="17"/>
                 <w:szCs w:val="17"/>
               </w:rPr>
-              <w:t xml:space="preserve">Principal · agent · revenue · refund liability</w:t>
+              <w:t xml:space="preserve">principal · agent · revenue</w:t>
             </w:r>
           </w:p>
         </w:tc>
@@ -6422,7 +4919,7 @@
                 <w:sz w:val="17"/>
                 <w:szCs w:val="17"/>
               </w:rPr>
-              <w:t xml:space="preserve">bill-and-hold arrangement · revenue · material right</w:t>
+              <w:t xml:space="preserve">bill-and-hold arrangement · revenue</w:t>
             </w:r>
           </w:p>
         </w:tc>
@@ -6490,7 +4987,7 @@
                 <w:sz w:val="17"/>
                 <w:szCs w:val="17"/>
               </w:rPr>
-              <w:t xml:space="preserve">T</w:t>
+              <w:t xml:space="preserve">A</w:t>
             </w:r>
           </w:p>
         </w:tc>
@@ -6558,7 +5055,7 @@
                 <w:sz w:val="17"/>
                 <w:szCs w:val="17"/>
               </w:rPr>
-              <w:t xml:space="preserve">T</w:t>
+              <w:t xml:space="preserve">D</w:t>
             </w:r>
           </w:p>
         </w:tc>
@@ -6838,7 +5335,7 @@
           <w:sz w:val="16"/>
           <w:szCs w:val="16"/>
         </w:rPr>
-        <w:t xml:space="preserve">The book writes: “Principal or agent: gross or net revenue on a drop shipment. When customers may return goods, the company recognizes revenue only for goods it does not expect to be returned. It records a refund liability for expected refunds and a separate asset for its right to recover the returned goods.”</w:t>
+        <w:t xml:space="preserve">The book writes: “When another party is involved, the company must decide whether it is a principal or an agent. A principal controls the good or service before it is transferred and reports revenue gross. An agent only arranges the sale and reports its fee or commission as revenue.”</w:t>
       </w:r>
     </w:p>
     <w:p>
@@ -6861,7 +5358,7 @@
           <w:sz w:val="16"/>
           <w:szCs w:val="16"/>
         </w:rPr>
-        <w:t xml:space="preserve">The book writes: “In a bill-and-hold arrangement, revenue is recognized only if the goods are identified, ready and cannot be used for other customers, and the customer asked for the arrangement. A promise to buy the goods back usually means no sale has taken place. Customer options can create a material right, such as loyalty points, which is a separate obligation.”</w:t>
+        <w:t xml:space="preserve">The book writes: “Goods sent on consignment are not sold until the consignee sells them. In a bill-and-hold arrangement, revenue is recognized only if the goods are identified, ready and cannot be used for other customers, and the customer asked for the arrangement.”</w:t>
       </w:r>
     </w:p>
     <w:p>
@@ -6884,7 +5381,7 @@
           <w:sz w:val="16"/>
           <w:szCs w:val="16"/>
         </w:rPr>
-        <w:t xml:space="preserve">The book writes: “For gift cards, the company recognizes breakage, the part customers are not expected to use, in proportion to the cards that are used. Nonrefundable upfront fees are usually deferred. An agent's revenue is its commission, not the full price the customer pays. Present the refund liability and the return asset separately.”</w:t>
+        <w:t xml:space="preserve">The book writes: “For gift cards, the company recognizes breakage, the part customers are not expected to use, in proportion to the cards that are used. Nonrefundable upfront fees are usually deferred. Chapter 12 explains warranties. An agent's revenue is its commission, not the full price the customer pays. Present the refund liability and the return asset separately.”</w:t>
       </w:r>
     </w:p>
     <w:p>
@@ -6930,7 +5427,7 @@
           <w:sz w:val="16"/>
           <w:szCs w:val="16"/>
         </w:rPr>
-        <w:t xml:space="preserve">Compare your sentence with the book’s wording in the key.</w:t>
+        <w:t xml:space="preserve">Payment is not one of the bill-and-hold criteria. A is wrong: This is one of the criteria. B is wrong: This is one of the criteria.</w:t>
       </w:r>
     </w:p>
     <w:p>
@@ -7022,7 +5519,7 @@
           <w:sz w:val="16"/>
           <w:szCs w:val="16"/>
         </w:rPr>
-        <w:t xml:space="preserve">The exam marks the term, so the English word is the answer.</w:t>
+        <w:t xml:space="preserve">CMA questions use exact terms, and the glossary on the page is what defines them here.</w:t>
       </w:r>
     </w:p>
     <w:p>
@@ -7181,7 +5678,7 @@
                 <w:sz w:val="16"/>
                 <w:szCs w:val="16"/>
               </w:rPr>
-              <w:t xml:space="preserve">7  </w:t>
+              <w:t xml:space="preserve">9  </w:t>
             </w:r>
             <w:r>
               <w:rPr>
@@ -7214,7 +5711,7 @@
                 <w:sz w:val="16"/>
                 <w:szCs w:val="16"/>
               </w:rPr>
-              <w:t xml:space="preserve">13  </w:t>
+              <w:t xml:space="preserve">17  </w:t>
             </w:r>
             <w:r>
               <w:rPr>
@@ -7257,7 +5754,7 @@
                 <w:sz w:val="17"/>
                 <w:szCs w:val="17"/>
               </w:rPr>
-              <w:t xml:space="preserve">capitalizes · amortization · immediately</w:t>
+              <w:t xml:space="preserve">amortization · immediately · capitalized</w:t>
             </w:r>
           </w:p>
         </w:tc>
@@ -7284,14 +5781,14 @@
                 <w:sz w:val="16"/>
                 <w:szCs w:val="16"/>
               </w:rPr>
-              <w:t xml:space="preserve">8  </w:t>
-            </w:r>
-            <w:r>
-              <w:rPr>
-                <w:sz w:val="17"/>
-                <w:szCs w:val="17"/>
-              </w:rPr>
-              <w:t xml:space="preserve">D</w:t>
+              <w:t xml:space="preserve">10  </w:t>
+            </w:r>
+            <w:r>
+              <w:rPr>
+                <w:sz w:val="17"/>
+                <w:szCs w:val="17"/>
+              </w:rPr>
+              <w:t xml:space="preserve">Shipping after control passes: May elect to treat as a fulfillment cost · No election; may be an obligation</w:t>
             </w:r>
           </w:p>
         </w:tc>
@@ -7318,14 +5815,14 @@
                 <w:sz w:val="16"/>
                 <w:szCs w:val="16"/>
               </w:rPr>
-              <w:t xml:space="preserve">14  </w:t>
-            </w:r>
-            <w:r>
-              <w:rPr>
-                <w:sz w:val="17"/>
-                <w:szCs w:val="17"/>
-              </w:rPr>
-              <w:t xml:space="preserve">C</w:t>
+              <w:t xml:space="preserve">18  </w:t>
+            </w:r>
+            <w:r>
+              <w:rPr>
+                <w:sz w:val="17"/>
+                <w:szCs w:val="17"/>
+              </w:rPr>
+              <w:t xml:space="preserve">E</w:t>
             </w:r>
           </w:p>
         </w:tc>
@@ -7360,73 +5857,73 @@
                 <w:sz w:val="17"/>
                 <w:szCs w:val="17"/>
               </w:rPr>
-              <w:t xml:space="preserve">comparisons · produits · capitalized</w:t>
-            </w:r>
-          </w:p>
-        </w:tc>
-        <w:tc>
-          <w:tcPr>
-            <w:tcW w:type="pct" w:w="1667"/>
-            <w:tcMar>
-              <w:top w:type="dxa" w:w="40"/>
-              <w:left w:type="dxa" w:w="100"/>
-              <w:bottom w:type="dxa" w:w="40"/>
-              <w:right w:type="dxa" w:w="100"/>
-            </w:tcMar>
-          </w:tcPr>
-          <w:p>
-            <w:pPr>
-              <w:spacing w:before="22" w:after="22"/>
-            </w:pPr>
-            <w:r>
-              <w:rPr>
-                <w:b/>
-                <w:bCs/>
-                <w:color w:val="8186EF"/>
-                <w:sz w:val="16"/>
-                <w:szCs w:val="16"/>
-              </w:rPr>
-              <w:t xml:space="preserve">9  </w:t>
-            </w:r>
-            <w:r>
-              <w:rPr>
-                <w:sz w:val="17"/>
-                <w:szCs w:val="17"/>
-              </w:rPr>
-              <w:t xml:space="preserve">T</w:t>
-            </w:r>
-          </w:p>
-        </w:tc>
-        <w:tc>
-          <w:tcPr>
-            <w:tcW w:type="pct" w:w="1667"/>
-            <w:tcMar>
-              <w:top w:type="dxa" w:w="40"/>
-              <w:left w:type="dxa" w:w="100"/>
-              <w:bottom w:type="dxa" w:w="40"/>
-              <w:right w:type="dxa" w:w="100"/>
-            </w:tcMar>
-          </w:tcPr>
-          <w:p>
-            <w:pPr>
-              <w:spacing w:before="22" w:after="22"/>
-            </w:pPr>
-            <w:r>
-              <w:rPr>
-                <w:b/>
-                <w:bCs/>
-                <w:color w:val="8186EF"/>
-                <w:sz w:val="16"/>
-                <w:szCs w:val="16"/>
-              </w:rPr>
-              <w:t xml:space="preserve">15  </w:t>
-            </w:r>
-            <w:r>
-              <w:rPr>
-                <w:sz w:val="17"/>
-                <w:szCs w:val="17"/>
-              </w:rPr>
-              <w:t xml:space="preserve">T</w:t>
+              <w:t xml:space="preserve">produits · revenue · liability</w:t>
+            </w:r>
+          </w:p>
+        </w:tc>
+        <w:tc>
+          <w:tcPr>
+            <w:tcW w:type="pct" w:w="1667"/>
+            <w:tcMar>
+              <w:top w:type="dxa" w:w="40"/>
+              <w:left w:type="dxa" w:w="100"/>
+              <w:bottom w:type="dxa" w:w="40"/>
+              <w:right w:type="dxa" w:w="100"/>
+            </w:tcMar>
+          </w:tcPr>
+          <w:p>
+            <w:pPr>
+              <w:spacing w:before="22" w:after="22"/>
+            </w:pPr>
+            <w:r>
+              <w:rPr>
+                <w:b/>
+                <w:bCs/>
+                <w:color w:val="8186EF"/>
+                <w:sz w:val="16"/>
+                <w:szCs w:val="16"/>
+              </w:rPr>
+              <w:t xml:space="preserve">11  </w:t>
+            </w:r>
+            <w:r>
+              <w:rPr>
+                <w:sz w:val="17"/>
+                <w:szCs w:val="17"/>
+              </w:rPr>
+              <w:t xml:space="preserve">Sales taxes collected: May elect to exclude all · Judge each tax: principal or agent</w:t>
+            </w:r>
+          </w:p>
+        </w:tc>
+        <w:tc>
+          <w:tcPr>
+            <w:tcW w:type="pct" w:w="1667"/>
+            <w:tcMar>
+              <w:top w:type="dxa" w:w="40"/>
+              <w:left w:type="dxa" w:w="100"/>
+              <w:bottom w:type="dxa" w:w="40"/>
+              <w:right w:type="dxa" w:w="100"/>
+            </w:tcMar>
+          </w:tcPr>
+          <w:p>
+            <w:pPr>
+              <w:spacing w:before="22" w:after="22"/>
+            </w:pPr>
+            <w:r>
+              <w:rPr>
+                <w:b/>
+                <w:bCs/>
+                <w:color w:val="8186EF"/>
+                <w:sz w:val="16"/>
+                <w:szCs w:val="16"/>
+              </w:rPr>
+              <w:t xml:space="preserve">19  </w:t>
+            </w:r>
+            <w:r>
+              <w:rPr>
+                <w:sz w:val="17"/>
+                <w:szCs w:val="17"/>
+              </w:rPr>
+              <w:t xml:space="preserve">B</w:t>
             </w:r>
           </w:p>
         </w:tc>
@@ -7489,14 +5986,14 @@
                 <w:sz w:val="16"/>
                 <w:szCs w:val="16"/>
               </w:rPr>
-              <w:t xml:space="preserve">10  </w:t>
-            </w:r>
-            <w:r>
-              <w:rPr>
-                <w:sz w:val="17"/>
-                <w:szCs w:val="17"/>
-              </w:rPr>
-              <w:t xml:space="preserve">A</w:t>
+              <w:t xml:space="preserve">12  </w:t>
+            </w:r>
+            <w:r>
+              <w:rPr>
+                <w:sz w:val="17"/>
+                <w:szCs w:val="17"/>
+              </w:rPr>
+              <w:t xml:space="preserve">Impairment of capitalized contract costs: Never reversed · Reversed (limited)</w:t>
             </w:r>
           </w:p>
         </w:tc>
@@ -7523,7 +6020,7 @@
                 <w:sz w:val="16"/>
                 <w:szCs w:val="16"/>
               </w:rPr>
-              <w:t xml:space="preserve">16  </w:t>
+              <w:t xml:space="preserve">20  </w:t>
             </w:r>
             <w:r>
               <w:rPr>
@@ -7591,47 +6088,47 @@
                 <w:sz w:val="16"/>
                 <w:szCs w:val="16"/>
               </w:rPr>
-              <w:t xml:space="preserve">11  </w:t>
-            </w:r>
-            <w:r>
-              <w:rPr>
-                <w:sz w:val="17"/>
-                <w:szCs w:val="17"/>
-              </w:rPr>
-              <w:t xml:space="preserve">T</w:t>
-            </w:r>
-          </w:p>
-        </w:tc>
-        <w:tc>
-          <w:tcPr>
-            <w:tcW w:type="pct" w:w="1667"/>
-            <w:tcMar>
-              <w:top w:type="dxa" w:w="40"/>
-              <w:left w:type="dxa" w:w="100"/>
-              <w:bottom w:type="dxa" w:w="40"/>
-              <w:right w:type="dxa" w:w="100"/>
-            </w:tcMar>
-          </w:tcPr>
-          <w:p>
-            <w:pPr>
-              <w:spacing w:before="22" w:after="22"/>
-            </w:pPr>
-            <w:r>
-              <w:rPr>
-                <w:b/>
-                <w:bCs/>
-                <w:color w:val="8186EF"/>
-                <w:sz w:val="16"/>
-                <w:szCs w:val="16"/>
-              </w:rPr>
-              <w:t xml:space="preserve">17  </w:t>
-            </w:r>
-            <w:r>
-              <w:rPr>
-                <w:sz w:val="17"/>
-                <w:szCs w:val="17"/>
-              </w:rPr>
-              <w:t xml:space="preserve">Compare with the model earlier in this handout.</w:t>
+              <w:t xml:space="preserve">13  </w:t>
+            </w:r>
+            <w:r>
+              <w:rPr>
+                <w:sz w:val="17"/>
+                <w:szCs w:val="17"/>
+              </w:rPr>
+              <w:t xml:space="preserve">License renewals: Revenue when the renewal period begins · Policy choice</w:t>
+            </w:r>
+          </w:p>
+        </w:tc>
+        <w:tc>
+          <w:tcPr>
+            <w:tcW w:type="pct" w:w="1667"/>
+            <w:tcMar>
+              <w:top w:type="dxa" w:w="40"/>
+              <w:left w:type="dxa" w:w="100"/>
+              <w:bottom w:type="dxa" w:w="40"/>
+              <w:right w:type="dxa" w:w="100"/>
+            </w:tcMar>
+          </w:tcPr>
+          <w:p>
+            <w:pPr>
+              <w:spacing w:before="22" w:after="22"/>
+            </w:pPr>
+            <w:r>
+              <w:rPr>
+                <w:b/>
+                <w:bCs/>
+                <w:color w:val="8186EF"/>
+                <w:sz w:val="16"/>
+                <w:szCs w:val="16"/>
+              </w:rPr>
+              <w:t xml:space="preserve">21  </w:t>
+            </w:r>
+            <w:r>
+              <w:rPr>
+                <w:sz w:val="17"/>
+                <w:szCs w:val="17"/>
+              </w:rPr>
+              <w:t xml:space="preserve">A</w:t>
             </w:r>
           </w:p>
         </w:tc>
@@ -7667,7 +6164,7 @@
                 <w:sz w:val="17"/>
                 <w:szCs w:val="17"/>
               </w:rPr>
-              <w:t xml:space="preserve">D</w:t>
+              <w:t xml:space="preserve">B</w:t>
             </w:r>
           </w:p>
         </w:tc>
@@ -7694,14 +6191,14 @@
                 <w:sz w:val="16"/>
                 <w:szCs w:val="16"/>
               </w:rPr>
-              <w:t xml:space="preserve">12  </w:t>
-            </w:r>
-            <w:r>
-              <w:rPr>
-                <w:sz w:val="17"/>
-                <w:szCs w:val="17"/>
-              </w:rPr>
-              <w:t xml:space="preserve">D</w:t>
+              <w:t xml:space="preserve">14  </w:t>
+            </w:r>
+            <w:r>
+              <w:rPr>
+                <w:sz w:val="17"/>
+                <w:szCs w:val="17"/>
+              </w:rPr>
+              <w:t xml:space="preserve">Onerous contracts: No general rule · IAS 37 provision</w:t>
             </w:r>
           </w:p>
         </w:tc>
@@ -7728,7 +6225,108 @@
                 <w:sz w:val="16"/>
                 <w:szCs w:val="16"/>
               </w:rPr>
-              <w:t xml:space="preserve">18  </w:t>
+              <w:t xml:space="preserve">22  </w:t>
+            </w:r>
+            <w:r>
+              <w:rPr>
+                <w:sz w:val="17"/>
+                <w:szCs w:val="17"/>
+              </w:rPr>
+              <w:t xml:space="preserve">Compare with the model earlier in this handout.</w:t>
+            </w:r>
+          </w:p>
+        </w:tc>
+      </w:tr>
+      <w:tr>
+        <w:tc>
+          <w:tcPr>
+            <w:tcW w:type="pct" w:w="1667"/>
+            <w:tcMar>
+              <w:top w:type="dxa" w:w="40"/>
+              <w:left w:type="dxa" w:w="100"/>
+              <w:bottom w:type="dxa" w:w="40"/>
+              <w:right w:type="dxa" w:w="100"/>
+            </w:tcMar>
+          </w:tcPr>
+          <w:p>
+            <w:pPr>
+              <w:spacing w:before="22" w:after="22"/>
+            </w:pPr>
+            <w:r>
+              <w:rPr>
+                <w:b/>
+                <w:bCs/>
+                <w:color w:val="8186EF"/>
+                <w:sz w:val="16"/>
+                <w:szCs w:val="16"/>
+              </w:rPr>
+              <w:t xml:space="preserve">7  </w:t>
+            </w:r>
+            <w:r>
+              <w:rPr>
+                <w:sz w:val="17"/>
+                <w:szCs w:val="17"/>
+              </w:rPr>
+              <w:t xml:space="preserve">A</w:t>
+            </w:r>
+          </w:p>
+        </w:tc>
+        <w:tc>
+          <w:tcPr>
+            <w:tcW w:type="pct" w:w="1667"/>
+            <w:tcMar>
+              <w:top w:type="dxa" w:w="40"/>
+              <w:left w:type="dxa" w:w="100"/>
+              <w:bottom w:type="dxa" w:w="40"/>
+              <w:right w:type="dxa" w:w="100"/>
+            </w:tcMar>
+          </w:tcPr>
+          <w:p>
+            <w:pPr>
+              <w:spacing w:before="22" w:after="22"/>
+            </w:pPr>
+            <w:r>
+              <w:rPr>
+                <w:b/>
+                <w:bCs/>
+                <w:color w:val="8186EF"/>
+                <w:sz w:val="16"/>
+                <w:szCs w:val="16"/>
+              </w:rPr>
+              <w:t xml:space="preserve">15  </w:t>
+            </w:r>
+            <w:r>
+              <w:rPr>
+                <w:sz w:val="17"/>
+                <w:szCs w:val="17"/>
+              </w:rPr>
+              <w:t xml:space="preserve">C</w:t>
+            </w:r>
+          </w:p>
+        </w:tc>
+        <w:tc>
+          <w:tcPr>
+            <w:tcW w:type="pct" w:w="1667"/>
+            <w:tcMar>
+              <w:top w:type="dxa" w:w="40"/>
+              <w:left w:type="dxa" w:w="100"/>
+              <w:bottom w:type="dxa" w:w="40"/>
+              <w:right w:type="dxa" w:w="100"/>
+            </w:tcMar>
+          </w:tcPr>
+          <w:p>
+            <w:pPr>
+              <w:spacing w:before="22" w:after="22"/>
+            </w:pPr>
+            <w:r>
+              <w:rPr>
+                <w:b/>
+                <w:bCs/>
+                <w:color w:val="8186EF"/>
+                <w:sz w:val="16"/>
+                <w:szCs w:val="16"/>
+              </w:rPr>
+              <w:t xml:space="preserve">23  </w:t>
             </w:r>
             <w:r>
               <w:rPr>
@@ -7736,6 +6334,100 @@
                 <w:szCs w:val="17"/>
               </w:rPr>
               <w:t xml:space="preserve">The matching principle says that expenses are recognized in the same period as the revenues they help to earn. Cost of goods sold is recognized when the related sale is recognized. Costs with no future benefit, such as most advertising, are expensed at once, and long-lived assets are depreciated over the periods they serve.</w:t>
+            </w:r>
+          </w:p>
+        </w:tc>
+      </w:tr>
+      <w:tr>
+        <w:tc>
+          <w:tcPr>
+            <w:tcW w:type="pct" w:w="1667"/>
+            <w:shd w:fill="FBFAF6" w:val="clear"/>
+            <w:tcMar>
+              <w:top w:type="dxa" w:w="40"/>
+              <w:left w:type="dxa" w:w="100"/>
+              <w:bottom w:type="dxa" w:w="40"/>
+              <w:right w:type="dxa" w:w="100"/>
+            </w:tcMar>
+          </w:tcPr>
+          <w:p>
+            <w:pPr>
+              <w:spacing w:before="22" w:after="22"/>
+            </w:pPr>
+            <w:r>
+              <w:rPr>
+                <w:b/>
+                <w:bCs/>
+                <w:color w:val="8186EF"/>
+                <w:sz w:val="16"/>
+                <w:szCs w:val="16"/>
+              </w:rPr>
+              <w:t xml:space="preserve">8  </w:t>
+            </w:r>
+            <w:r>
+              <w:rPr>
+                <w:sz w:val="17"/>
+                <w:szCs w:val="17"/>
+              </w:rPr>
+              <w:t xml:space="preserve">T</w:t>
+            </w:r>
+          </w:p>
+        </w:tc>
+        <w:tc>
+          <w:tcPr>
+            <w:tcW w:type="pct" w:w="1667"/>
+            <w:shd w:fill="FBFAF6" w:val="clear"/>
+            <w:tcMar>
+              <w:top w:type="dxa" w:w="40"/>
+              <w:left w:type="dxa" w:w="100"/>
+              <w:bottom w:type="dxa" w:w="40"/>
+              <w:right w:type="dxa" w:w="100"/>
+            </w:tcMar>
+          </w:tcPr>
+          <w:p>
+            <w:pPr>
+              <w:spacing w:before="22" w:after="22"/>
+            </w:pPr>
+            <w:r>
+              <w:rPr>
+                <w:b/>
+                <w:bCs/>
+                <w:color w:val="8186EF"/>
+                <w:sz w:val="16"/>
+                <w:szCs w:val="16"/>
+              </w:rPr>
+              <w:t xml:space="preserve">16  </w:t>
+            </w:r>
+            <w:r>
+              <w:rPr>
+                <w:sz w:val="17"/>
+                <w:szCs w:val="17"/>
+              </w:rPr>
+              <w:t xml:space="preserve">F</w:t>
+            </w:r>
+          </w:p>
+        </w:tc>
+        <w:tc>
+          <w:tcPr>
+            <w:tcW w:type="pct" w:w="1667"/>
+            <w:shd w:fill="FBFAF6" w:val="clear"/>
+            <w:tcMar>
+              <w:top w:type="dxa" w:w="40"/>
+              <w:left w:type="dxa" w:w="100"/>
+              <w:bottom w:type="dxa" w:w="40"/>
+              <w:right w:type="dxa" w:w="100"/>
+            </w:tcMar>
+          </w:tcPr>
+          <w:p>
+            <w:pPr>
+              <w:spacing w:before="24" w:after="24"/>
+            </w:pPr>
+            <w:r>
+              <w:rPr>
+                <w:sz w:val="16"/>
+                <w:szCs w:val="16"/>
+              </w:rPr>
+              <w:t xml:space="preserve"/>
             </w:r>
           </w:p>
         </w:tc>
@@ -7777,7 +6469,7 @@
           <w:sz w:val="16"/>
           <w:szCs w:val="16"/>
         </w:rPr>
-        <w:t xml:space="preserve">The book writes: “The matching principle says that expenses are recognized in the same period as the revenues they help to earn. Cost of goods sold is recognized when the related sale is recognized. Costs with no future benefit, such as most advertising, are expensed at once, and long-lived assets are depreciated over the periods they serve.”</w:t>
+        <w:t xml:space="preserve">The book writes: “Cost of goods sold is recognized when the related sale is recognized. Costs with no future benefit, such as most advertising, are expensed at once, and long-lived assets are depreciated over the periods they serve. Contract costs follow the same idea.”</w:t>
       </w:r>
     </w:p>
     <w:p>
@@ -7800,7 +6492,7 @@
           <w:sz w:val="16"/>
           <w:szCs w:val="16"/>
         </w:rPr>
-        <w:t xml:space="preserve">The book writes: “It capitalizes this amount and expenses it as it transfers the goods and services. If the amortization period is one year or less, the company may expense such costs immediately. Costs to fulfill a contract are capitalized only if they relate directly to it and create a resource that will be used.”</w:t>
+        <w:t xml:space="preserve">The book writes: “If the amortization period is one year or less, the company may expense such costs immediately. Costs to fulfill a contract are capitalized only if they relate directly to it and create a resource that will be used. Under U.S. GAAP, an impairment of these assets is never reversed.”</w:t>
       </w:r>
     </w:p>
     <w:p>
@@ -7823,7 +6515,7 @@
           <w:sz w:val="16"/>
           <w:szCs w:val="16"/>
         </w:rPr>
-        <w:t xml:space="preserve">The book writes: “They matter for comparisons, but the five steps are the same. Arabic إيرادات مؤجلة and French produits constatés d'avance describe cash received before revenue is earned. SC11-12 A company impaired a capitalized contract cost last year.”</w:t>
+        <w:t xml:space="preserve">The book writes: “Arabic إيرادات مؤجلة and French produits constatés d'avance describe cash received before revenue is earned. Under ASC 606 the correct term is contract liability, and it can also arise when payment is due, not only when cash is received.”</w:t>
       </w:r>
     </w:p>
     <w:p>
@@ -7892,7 +6584,7 @@
           <w:sz w:val="16"/>
           <w:szCs w:val="16"/>
         </w:rPr>
-        <w:t xml:space="preserve">The book numbers “Steps 1 and 2: the contract and its performance obligations” as section 11.2.</w:t>
+        <w:t xml:space="preserve">A repurchase at or above the original price means control has not passed. A is wrong: Control does not transfer when the seller must buy back. C is wrong: The seller has an obligation, not the customer's option.</w:t>
       </w:r>
     </w:p>
     <w:p>
@@ -7915,7 +6607,7 @@
           <w:sz w:val="16"/>
           <w:szCs w:val="16"/>
         </w:rPr>
-        <w:t xml:space="preserve">The book numbers “Steps 3 and 4: the transaction price and its allocation” as section 11.3.</w:t>
+        <w:t xml:space="preserve">Every cycle settles one rule and shows where it comes from.</w:t>
       </w:r>
     </w:p>
     <w:p>
@@ -7938,7 +6630,7 @@
           <w:sz w:val="16"/>
           <w:szCs w:val="16"/>
         </w:rPr>
-        <w:t xml:space="preserve">The book numbers “Step 5: recognizing revenue over time or at a point in time” as section 11.4.</w:t>
+        <w:t xml:space="preserve">CMA questions use exact terms, and one word can change the answer.</w:t>
       </w:r>
     </w:p>
     <w:p>
@@ -7961,7 +6653,7 @@
           <w:sz w:val="16"/>
           <w:szCs w:val="16"/>
         </w:rPr>
-        <w:t xml:space="preserve">Compare your sentence with the book’s wording in the key.</w:t>
+        <w:t xml:space="preserve">The book’s own table pairs Collectibility threshold ('probable') with “Likely (a high threshold)”.</w:t>
       </w:r>
     </w:p>
     <w:p>
@@ -7977,145 +6669,7 @@
           <w:sz w:val="16"/>
           <w:szCs w:val="16"/>
         </w:rPr>
-        <w:t xml:space="preserve">10  </w:t>
-      </w:r>
-      <w:r>
-        <w:rPr>
-          <w:sz w:val="16"/>
-          <w:szCs w:val="16"/>
-        </w:rPr>
-        <w:t xml:space="preserve">Every cycle settles one rule and shows where it comes from.</w:t>
-      </w:r>
-    </w:p>
-    <w:p>
-      <w:pPr>
-        <w:spacing w:after="18"/>
-        <w:ind w:left="300" w:hanging="300"/>
-      </w:pPr>
-      <w:r>
-        <w:rPr>
-          <w:b/>
-          <w:bCs/>
-          <w:color w:val="8186EF"/>
-          <w:sz w:val="16"/>
-          <w:szCs w:val="16"/>
-        </w:rPr>
-        <w:t xml:space="preserve">11  </w:t>
-      </w:r>
-      <w:r>
-        <w:rPr>
-          <w:sz w:val="16"/>
-          <w:szCs w:val="16"/>
-        </w:rPr>
-        <w:t xml:space="preserve">CMA questions use exact terms, and one word can change the answer.</w:t>
-      </w:r>
-    </w:p>
-    <w:p>
-      <w:pPr>
-        <w:spacing w:after="18"/>
-        <w:ind w:left="300" w:hanging="300"/>
-      </w:pPr>
-      <w:r>
-        <w:rPr>
-          <w:b/>
-          <w:bCs/>
-          <w:color w:val="8186EF"/>
-          <w:sz w:val="16"/>
-          <w:szCs w:val="16"/>
-        </w:rPr>
-        <w:t xml:space="preserve">12  </w:t>
-      </w:r>
-      <w:r>
-        <w:rPr>
-          <w:sz w:val="16"/>
-          <w:szCs w:val="16"/>
-        </w:rPr>
-        <w:t xml:space="preserve">The book’s own table pairs Collectibility threshold ('probable') with “Likely (a high threshold)”.</w:t>
-      </w:r>
-    </w:p>
-    <w:p>
-      <w:pPr>
-        <w:spacing w:after="18"/>
-        <w:ind w:left="300" w:hanging="300"/>
-      </w:pPr>
-      <w:r>
-        <w:rPr>
-          <w:b/>
-          <w:bCs/>
-          <w:color w:val="8186EF"/>
-          <w:sz w:val="16"/>
-          <w:szCs w:val="16"/>
-        </w:rPr>
-        <w:t xml:space="preserve">13  </w:t>
-      </w:r>
-      <w:r>
-        <w:rPr>
-          <w:sz w:val="16"/>
-          <w:szCs w:val="16"/>
-        </w:rPr>
-        <w:t xml:space="preserve">The book’s own table pairs Shipping after control passes with “May elect to treat as a fulfillment cost”.</w:t>
-      </w:r>
-    </w:p>
-    <w:p>
-      <w:pPr>
-        <w:spacing w:after="18"/>
-        <w:ind w:left="300" w:hanging="300"/>
-      </w:pPr>
-      <w:r>
-        <w:rPr>
-          <w:b/>
-          <w:bCs/>
-          <w:color w:val="8186EF"/>
-          <w:sz w:val="16"/>
-          <w:szCs w:val="16"/>
-        </w:rPr>
-        <w:t xml:space="preserve">14  </w:t>
-      </w:r>
-      <w:r>
-        <w:rPr>
-          <w:sz w:val="16"/>
-          <w:szCs w:val="16"/>
-        </w:rPr>
-        <w:t xml:space="preserve">The book’s own table pairs Sales taxes collected with “May elect to exclude all”.</w:t>
-      </w:r>
-    </w:p>
-    <w:p>
-      <w:pPr>
-        <w:spacing w:after="18"/>
-        <w:ind w:left="300" w:hanging="300"/>
-      </w:pPr>
-      <w:r>
-        <w:rPr>
-          <w:b/>
-          <w:bCs/>
-          <w:color w:val="8186EF"/>
-          <w:sz w:val="16"/>
-          <w:szCs w:val="16"/>
-        </w:rPr>
-        <w:t xml:space="preserve">15  </w:t>
-      </w:r>
-      <w:r>
-        <w:rPr>
-          <w:sz w:val="16"/>
-          <w:szCs w:val="16"/>
-        </w:rPr>
-        <w:t xml:space="preserve">The exam marks the term, so the English word is the answer.</w:t>
-      </w:r>
-    </w:p>
-    <w:p>
-      <w:pPr>
-        <w:spacing w:after="18"/>
-        <w:ind w:left="300" w:hanging="300"/>
-      </w:pPr>
-      <w:r>
-        <w:rPr>
-          <w:b/>
-          <w:bCs/>
-          <w:color w:val="8186EF"/>
-          <w:sz w:val="16"/>
-          <w:szCs w:val="16"/>
-        </w:rPr>
-        <w:t xml:space="preserve">16  </w:t>
+        <w:t xml:space="preserve">21  </w:t>
       </w:r>
       <w:r>
         <w:rPr>
@@ -8232,33 +6786,66 @@
                 <w:sz w:val="17"/>
                 <w:szCs w:val="17"/>
               </w:rPr>
-              <w:t xml:space="preserve">transaction price · variable consideration · revenue</w:t>
-            </w:r>
-          </w:p>
-        </w:tc>
-        <w:tc>
-          <w:tcPr>
-            <w:tcW w:type="pct" w:w="1667"/>
-            <w:tcMar>
-              <w:top w:type="dxa" w:w="40"/>
-              <w:left w:type="dxa" w:w="100"/>
-              <w:bottom w:type="dxa" w:w="40"/>
-              <w:right w:type="dxa" w:w="100"/>
-            </w:tcMar>
-          </w:tcPr>
-          <w:p>
-            <w:pPr>
-              <w:spacing w:before="22" w:after="22"/>
-            </w:pPr>
-            <w:r>
-              <w:rPr>
-                <w:b/>
-                <w:bCs/>
-                <w:color w:val="8186EF"/>
-                <w:sz w:val="16"/>
-                <w:szCs w:val="16"/>
-              </w:rPr>
-              <w:t xml:space="preserve">10  </w:t>
+              <w:t xml:space="preserve">revenue · constraint on variable consideration</w:t>
+            </w:r>
+          </w:p>
+        </w:tc>
+        <w:tc>
+          <w:tcPr>
+            <w:tcW w:type="pct" w:w="1667"/>
+            <w:tcMar>
+              <w:top w:type="dxa" w:w="40"/>
+              <w:left w:type="dxa" w:w="100"/>
+              <w:bottom w:type="dxa" w:w="40"/>
+              <w:right w:type="dxa" w:w="100"/>
+            </w:tcMar>
+          </w:tcPr>
+          <w:p>
+            <w:pPr>
+              <w:spacing w:before="22" w:after="22"/>
+            </w:pPr>
+            <w:r>
+              <w:rPr>
+                <w:b/>
+                <w:bCs/>
+                <w:color w:val="8186EF"/>
+                <w:sz w:val="16"/>
+                <w:szCs w:val="16"/>
+              </w:rPr>
+              <w:t xml:space="preserve">12  </w:t>
+            </w:r>
+            <w:r>
+              <w:rPr>
+                <w:sz w:val="17"/>
+                <w:szCs w:val="17"/>
+              </w:rPr>
+              <w:t xml:space="preserve">B</w:t>
+            </w:r>
+          </w:p>
+        </w:tc>
+        <w:tc>
+          <w:tcPr>
+            <w:tcW w:type="pct" w:w="1667"/>
+            <w:tcMar>
+              <w:top w:type="dxa" w:w="40"/>
+              <w:left w:type="dxa" w:w="100"/>
+              <w:bottom w:type="dxa" w:w="40"/>
+              <w:right w:type="dxa" w:w="100"/>
+            </w:tcMar>
+          </w:tcPr>
+          <w:p>
+            <w:pPr>
+              <w:spacing w:before="22" w:after="22"/>
+            </w:pPr>
+            <w:r>
+              <w:rPr>
+                <w:b/>
+                <w:bCs/>
+                <w:color w:val="8186EF"/>
+                <w:sz w:val="16"/>
+                <w:szCs w:val="16"/>
+              </w:rPr>
+              <w:t xml:space="preserve">23  </w:t>
             </w:r>
             <w:r>
               <w:rPr>
@@ -8266,39 +6853,6 @@
                 <w:szCs w:val="17"/>
               </w:rPr>
               <w:t xml:space="preserve">C</w:t>
-            </w:r>
-          </w:p>
-        </w:tc>
-        <w:tc>
-          <w:tcPr>
-            <w:tcW w:type="pct" w:w="1667"/>
-            <w:tcMar>
-              <w:top w:type="dxa" w:w="40"/>
-              <w:left w:type="dxa" w:w="100"/>
-              <w:bottom w:type="dxa" w:w="40"/>
-              <w:right w:type="dxa" w:w="100"/>
-            </w:tcMar>
-          </w:tcPr>
-          <w:p>
-            <w:pPr>
-              <w:spacing w:before="22" w:after="22"/>
-            </w:pPr>
-            <w:r>
-              <w:rPr>
-                <w:b/>
-                <w:bCs/>
-                <w:color w:val="8186EF"/>
-                <w:sz w:val="16"/>
-                <w:szCs w:val="16"/>
-              </w:rPr>
-              <w:t xml:space="preserve">19  </w:t>
-            </w:r>
-            <w:r>
-              <w:rPr>
-                <w:sz w:val="17"/>
-                <w:szCs w:val="17"/>
-              </w:rPr>
-              <w:t xml:space="preserve">D</w:t>
             </w:r>
           </w:p>
         </w:tc>
@@ -8361,14 +6915,14 @@
                 <w:sz w:val="16"/>
                 <w:szCs w:val="16"/>
               </w:rPr>
-              <w:t xml:space="preserve">11  </w:t>
-            </w:r>
-            <w:r>
-              <w:rPr>
-                <w:sz w:val="17"/>
-                <w:szCs w:val="17"/>
-              </w:rPr>
-              <w:t xml:space="preserve">D</w:t>
+              <w:t xml:space="preserve">13  </w:t>
+            </w:r>
+            <w:r>
+              <w:rPr>
+                <w:sz w:val="17"/>
+                <w:szCs w:val="17"/>
+              </w:rPr>
+              <w:t xml:space="preserve">A</w:t>
             </w:r>
           </w:p>
         </w:tc>
@@ -8395,7 +6949,7 @@
                 <w:sz w:val="16"/>
                 <w:szCs w:val="16"/>
               </w:rPr>
-              <w:t xml:space="preserve">20  </w:t>
+              <w:t xml:space="preserve">24  </w:t>
             </w:r>
             <w:r>
               <w:rPr>
@@ -8437,73 +6991,73 @@
                 <w:sz w:val="17"/>
                 <w:szCs w:val="17"/>
               </w:rPr>
-              <w:t xml:space="preserve">Principal · agent · revenue · refund liability</w:t>
-            </w:r>
-          </w:p>
-        </w:tc>
-        <w:tc>
-          <w:tcPr>
-            <w:tcW w:type="pct" w:w="1667"/>
-            <w:tcMar>
-              <w:top w:type="dxa" w:w="40"/>
-              <w:left w:type="dxa" w:w="100"/>
-              <w:bottom w:type="dxa" w:w="40"/>
-              <w:right w:type="dxa" w:w="100"/>
-            </w:tcMar>
-          </w:tcPr>
-          <w:p>
-            <w:pPr>
-              <w:spacing w:before="22" w:after="22"/>
-            </w:pPr>
-            <w:r>
-              <w:rPr>
-                <w:b/>
-                <w:bCs/>
-                <w:color w:val="8186EF"/>
-                <w:sz w:val="16"/>
-                <w:szCs w:val="16"/>
-              </w:rPr>
-              <w:t xml:space="preserve">12  </w:t>
-            </w:r>
-            <w:r>
-              <w:rPr>
-                <w:sz w:val="17"/>
-                <w:szCs w:val="17"/>
-              </w:rPr>
-              <w:t xml:space="preserve">E</w:t>
-            </w:r>
-          </w:p>
-        </w:tc>
-        <w:tc>
-          <w:tcPr>
-            <w:tcW w:type="pct" w:w="1667"/>
-            <w:tcMar>
-              <w:top w:type="dxa" w:w="40"/>
-              <w:left w:type="dxa" w:w="100"/>
-              <w:bottom w:type="dxa" w:w="40"/>
-              <w:right w:type="dxa" w:w="100"/>
-            </w:tcMar>
-          </w:tcPr>
-          <w:p>
-            <w:pPr>
-              <w:spacing w:before="22" w:after="22"/>
-            </w:pPr>
-            <w:r>
-              <w:rPr>
-                <w:b/>
-                <w:bCs/>
-                <w:color w:val="8186EF"/>
-                <w:sz w:val="16"/>
-                <w:szCs w:val="16"/>
-              </w:rPr>
-              <w:t xml:space="preserve">21  </w:t>
-            </w:r>
-            <w:r>
-              <w:rPr>
-                <w:sz w:val="17"/>
-                <w:szCs w:val="17"/>
-              </w:rPr>
-              <w:t xml:space="preserve">B</w:t>
+              <w:t xml:space="preserve">agent · revenue · refund liability · matching principle</w:t>
+            </w:r>
+          </w:p>
+        </w:tc>
+        <w:tc>
+          <w:tcPr>
+            <w:tcW w:type="pct" w:w="1667"/>
+            <w:tcMar>
+              <w:top w:type="dxa" w:w="40"/>
+              <w:left w:type="dxa" w:w="100"/>
+              <w:bottom w:type="dxa" w:w="40"/>
+              <w:right w:type="dxa" w:w="100"/>
+            </w:tcMar>
+          </w:tcPr>
+          <w:p>
+            <w:pPr>
+              <w:spacing w:before="22" w:after="22"/>
+            </w:pPr>
+            <w:r>
+              <w:rPr>
+                <w:b/>
+                <w:bCs/>
+                <w:color w:val="8186EF"/>
+                <w:sz w:val="16"/>
+                <w:szCs w:val="16"/>
+              </w:rPr>
+              <w:t xml:space="preserve">14  </w:t>
+            </w:r>
+            <w:r>
+              <w:rPr>
+                <w:sz w:val="17"/>
+                <w:szCs w:val="17"/>
+              </w:rPr>
+              <w:t xml:space="preserve">C</w:t>
+            </w:r>
+          </w:p>
+        </w:tc>
+        <w:tc>
+          <w:tcPr>
+            <w:tcW w:type="pct" w:w="1667"/>
+            <w:tcMar>
+              <w:top w:type="dxa" w:w="40"/>
+              <w:left w:type="dxa" w:w="100"/>
+              <w:bottom w:type="dxa" w:w="40"/>
+              <w:right w:type="dxa" w:w="100"/>
+            </w:tcMar>
+          </w:tcPr>
+          <w:p>
+            <w:pPr>
+              <w:spacing w:before="22" w:after="22"/>
+            </w:pPr>
+            <w:r>
+              <w:rPr>
+                <w:b/>
+                <w:bCs/>
+                <w:color w:val="8186EF"/>
+                <w:sz w:val="16"/>
+                <w:szCs w:val="16"/>
+              </w:rPr>
+              <w:t xml:space="preserve">25  </w:t>
+            </w:r>
+            <w:r>
+              <w:rPr>
+                <w:sz w:val="17"/>
+                <w:szCs w:val="17"/>
+              </w:rPr>
+              <w:t xml:space="preserve">D</w:t>
             </w:r>
           </w:p>
         </w:tc>
@@ -8566,14 +7120,14 @@
                 <w:sz w:val="16"/>
                 <w:szCs w:val="16"/>
               </w:rPr>
-              <w:t xml:space="preserve">13  </w:t>
-            </w:r>
-            <w:r>
-              <w:rPr>
-                <w:sz w:val="17"/>
-                <w:szCs w:val="17"/>
-              </w:rPr>
-              <w:t xml:space="preserve">F</w:t>
+              <w:t xml:space="preserve">15  </w:t>
+            </w:r>
+            <w:r>
+              <w:rPr>
+                <w:sz w:val="17"/>
+                <w:szCs w:val="17"/>
+              </w:rPr>
+              <w:t xml:space="preserve">A</w:t>
             </w:r>
           </w:p>
         </w:tc>
@@ -8600,14 +7154,14 @@
                 <w:sz w:val="16"/>
                 <w:szCs w:val="16"/>
               </w:rPr>
-              <w:t xml:space="preserve">22  </w:t>
-            </w:r>
-            <w:r>
-              <w:rPr>
-                <w:sz w:val="17"/>
-                <w:szCs w:val="17"/>
-              </w:rPr>
-              <w:t xml:space="preserve">D</w:t>
+              <w:t xml:space="preserve">26  </w:t>
+            </w:r>
+            <w:r>
+              <w:rPr>
+                <w:sz w:val="17"/>
+                <w:szCs w:val="17"/>
+              </w:rPr>
+              <w:t xml:space="preserve">A</w:t>
             </w:r>
           </w:p>
         </w:tc>
@@ -8668,47 +7222,47 @@
                 <w:sz w:val="16"/>
                 <w:szCs w:val="16"/>
               </w:rPr>
-              <w:t xml:space="preserve">14  </w:t>
-            </w:r>
-            <w:r>
-              <w:rPr>
-                <w:sz w:val="17"/>
-                <w:szCs w:val="17"/>
-              </w:rPr>
-              <w:t xml:space="preserve">B</w:t>
-            </w:r>
-          </w:p>
-        </w:tc>
-        <w:tc>
-          <w:tcPr>
-            <w:tcW w:type="pct" w:w="1667"/>
-            <w:tcMar>
-              <w:top w:type="dxa" w:w="40"/>
-              <w:left w:type="dxa" w:w="100"/>
-              <w:bottom w:type="dxa" w:w="40"/>
-              <w:right w:type="dxa" w:w="100"/>
-            </w:tcMar>
-          </w:tcPr>
-          <w:p>
-            <w:pPr>
-              <w:spacing w:before="22" w:after="22"/>
-            </w:pPr>
-            <w:r>
-              <w:rPr>
-                <w:b/>
-                <w:bCs/>
-                <w:color w:val="8186EF"/>
-                <w:sz w:val="16"/>
-                <w:szCs w:val="16"/>
-              </w:rPr>
-              <w:t xml:space="preserve">23  </w:t>
-            </w:r>
-            <w:r>
-              <w:rPr>
-                <w:sz w:val="17"/>
-                <w:szCs w:val="17"/>
-              </w:rPr>
-              <w:t xml:space="preserve">B</w:t>
+              <w:t xml:space="preserve">16  </w:t>
+            </w:r>
+            <w:r>
+              <w:rPr>
+                <w:sz w:val="17"/>
+                <w:szCs w:val="17"/>
+              </w:rPr>
+              <w:t xml:space="preserve">D</w:t>
+            </w:r>
+          </w:p>
+        </w:tc>
+        <w:tc>
+          <w:tcPr>
+            <w:tcW w:type="pct" w:w="1667"/>
+            <w:tcMar>
+              <w:top w:type="dxa" w:w="40"/>
+              <w:left w:type="dxa" w:w="100"/>
+              <w:bottom w:type="dxa" w:w="40"/>
+              <w:right w:type="dxa" w:w="100"/>
+            </w:tcMar>
+          </w:tcPr>
+          <w:p>
+            <w:pPr>
+              <w:spacing w:before="22" w:after="22"/>
+            </w:pPr>
+            <w:r>
+              <w:rPr>
+                <w:b/>
+                <w:bCs/>
+                <w:color w:val="8186EF"/>
+                <w:sz w:val="16"/>
+                <w:szCs w:val="16"/>
+              </w:rPr>
+              <w:t xml:space="preserve">27  </w:t>
+            </w:r>
+            <w:r>
+              <w:rPr>
+                <w:sz w:val="17"/>
+                <w:szCs w:val="17"/>
+              </w:rPr>
+              <w:t xml:space="preserve">C</w:t>
             </w:r>
           </w:p>
         </w:tc>
@@ -8744,75 +7298,75 @@
                 <w:sz w:val="17"/>
                 <w:szCs w:val="17"/>
               </w:rPr>
+              <w:t xml:space="preserve">A</w:t>
+            </w:r>
+          </w:p>
+        </w:tc>
+        <w:tc>
+          <w:tcPr>
+            <w:tcW w:type="pct" w:w="1667"/>
+            <w:shd w:fill="FBFAF6" w:val="clear"/>
+            <w:tcMar>
+              <w:top w:type="dxa" w:w="40"/>
+              <w:left w:type="dxa" w:w="100"/>
+              <w:bottom w:type="dxa" w:w="40"/>
+              <w:right w:type="dxa" w:w="100"/>
+            </w:tcMar>
+          </w:tcPr>
+          <w:p>
+            <w:pPr>
+              <w:spacing w:before="22" w:after="22"/>
+            </w:pPr>
+            <w:r>
+              <w:rPr>
+                <w:b/>
+                <w:bCs/>
+                <w:color w:val="8186EF"/>
+                <w:sz w:val="16"/>
+                <w:szCs w:val="16"/>
+              </w:rPr>
+              <w:t xml:space="preserve">17  </w:t>
+            </w:r>
+            <w:r>
+              <w:rPr>
+                <w:sz w:val="17"/>
+                <w:szCs w:val="17"/>
+              </w:rPr>
+              <w:t xml:space="preserve">B</w:t>
+            </w:r>
+          </w:p>
+        </w:tc>
+        <w:tc>
+          <w:tcPr>
+            <w:tcW w:type="pct" w:w="1667"/>
+            <w:shd w:fill="FBFAF6" w:val="clear"/>
+            <w:tcMar>
+              <w:top w:type="dxa" w:w="40"/>
+              <w:left w:type="dxa" w:w="100"/>
+              <w:bottom w:type="dxa" w:w="40"/>
+              <w:right w:type="dxa" w:w="100"/>
+            </w:tcMar>
+          </w:tcPr>
+          <w:p>
+            <w:pPr>
+              <w:spacing w:before="22" w:after="22"/>
+            </w:pPr>
+            <w:r>
+              <w:rPr>
+                <w:b/>
+                <w:bCs/>
+                <w:color w:val="8186EF"/>
+                <w:sz w:val="16"/>
+                <w:szCs w:val="16"/>
+              </w:rPr>
+              <w:t xml:space="preserve">28  </w:t>
+            </w:r>
+            <w:r>
+              <w:rPr>
+                <w:sz w:val="17"/>
+                <w:szCs w:val="17"/>
+              </w:rPr>
               <w:t xml:space="preserve">C</w:t>
-            </w:r>
-          </w:p>
-        </w:tc>
-        <w:tc>
-          <w:tcPr>
-            <w:tcW w:type="pct" w:w="1667"/>
-            <w:shd w:fill="FBFAF6" w:val="clear"/>
-            <w:tcMar>
-              <w:top w:type="dxa" w:w="40"/>
-              <w:left w:type="dxa" w:w="100"/>
-              <w:bottom w:type="dxa" w:w="40"/>
-              <w:right w:type="dxa" w:w="100"/>
-            </w:tcMar>
-          </w:tcPr>
-          <w:p>
-            <w:pPr>
-              <w:spacing w:before="22" w:after="22"/>
-            </w:pPr>
-            <w:r>
-              <w:rPr>
-                <w:b/>
-                <w:bCs/>
-                <w:color w:val="8186EF"/>
-                <w:sz w:val="16"/>
-                <w:szCs w:val="16"/>
-              </w:rPr>
-              <w:t xml:space="preserve">15  </w:t>
-            </w:r>
-            <w:r>
-              <w:rPr>
-                <w:sz w:val="17"/>
-                <w:szCs w:val="17"/>
-              </w:rPr>
-              <w:t xml:space="preserve">B</w:t>
-            </w:r>
-          </w:p>
-        </w:tc>
-        <w:tc>
-          <w:tcPr>
-            <w:tcW w:type="pct" w:w="1667"/>
-            <w:shd w:fill="FBFAF6" w:val="clear"/>
-            <w:tcMar>
-              <w:top w:type="dxa" w:w="40"/>
-              <w:left w:type="dxa" w:w="100"/>
-              <w:bottom w:type="dxa" w:w="40"/>
-              <w:right w:type="dxa" w:w="100"/>
-            </w:tcMar>
-          </w:tcPr>
-          <w:p>
-            <w:pPr>
-              <w:spacing w:before="22" w:after="22"/>
-            </w:pPr>
-            <w:r>
-              <w:rPr>
-                <w:b/>
-                <w:bCs/>
-                <w:color w:val="8186EF"/>
-                <w:sz w:val="16"/>
-                <w:szCs w:val="16"/>
-              </w:rPr>
-              <w:t xml:space="preserve">24  </w:t>
-            </w:r>
-            <w:r>
-              <w:rPr>
-                <w:sz w:val="17"/>
-                <w:szCs w:val="17"/>
-              </w:rPr>
-              <w:t xml:space="preserve">A</w:t>
             </w:r>
           </w:p>
         </w:tc>
@@ -8873,47 +7427,47 @@
                 <w:sz w:val="16"/>
                 <w:szCs w:val="16"/>
               </w:rPr>
-              <w:t xml:space="preserve">16  </w:t>
-            </w:r>
-            <w:r>
-              <w:rPr>
-                <w:sz w:val="17"/>
-                <w:szCs w:val="17"/>
-              </w:rPr>
-              <w:t xml:space="preserve">T</w:t>
-            </w:r>
-          </w:p>
-        </w:tc>
-        <w:tc>
-          <w:tcPr>
-            <w:tcW w:type="pct" w:w="1667"/>
-            <w:tcMar>
-              <w:top w:type="dxa" w:w="40"/>
-              <w:left w:type="dxa" w:w="100"/>
-              <w:bottom w:type="dxa" w:w="40"/>
-              <w:right w:type="dxa" w:w="100"/>
-            </w:tcMar>
-          </w:tcPr>
-          <w:p>
-            <w:pPr>
-              <w:spacing w:before="22" w:after="22"/>
-            </w:pPr>
-            <w:r>
-              <w:rPr>
-                <w:b/>
-                <w:bCs/>
-                <w:color w:val="8186EF"/>
-                <w:sz w:val="16"/>
-                <w:szCs w:val="16"/>
-              </w:rPr>
-              <w:t xml:space="preserve">25  </w:t>
-            </w:r>
-            <w:r>
-              <w:rPr>
-                <w:sz w:val="17"/>
-                <w:szCs w:val="17"/>
-              </w:rPr>
-              <w:t xml:space="preserve">A</w:t>
+              <w:t xml:space="preserve">18  </w:t>
+            </w:r>
+            <w:r>
+              <w:rPr>
+                <w:sz w:val="17"/>
+                <w:szCs w:val="17"/>
+              </w:rPr>
+              <w:t xml:space="preserve">C</w:t>
+            </w:r>
+          </w:p>
+        </w:tc>
+        <w:tc>
+          <w:tcPr>
+            <w:tcW w:type="pct" w:w="1667"/>
+            <w:tcMar>
+              <w:top w:type="dxa" w:w="40"/>
+              <w:left w:type="dxa" w:w="100"/>
+              <w:bottom w:type="dxa" w:w="40"/>
+              <w:right w:type="dxa" w:w="100"/>
+            </w:tcMar>
+          </w:tcPr>
+          <w:p>
+            <w:pPr>
+              <w:spacing w:before="22" w:after="22"/>
+            </w:pPr>
+            <w:r>
+              <w:rPr>
+                <w:b/>
+                <w:bCs/>
+                <w:color w:val="8186EF"/>
+                <w:sz w:val="16"/>
+                <w:szCs w:val="16"/>
+              </w:rPr>
+              <w:t xml:space="preserve">29  </w:t>
+            </w:r>
+            <w:r>
+              <w:rPr>
+                <w:sz w:val="17"/>
+                <w:szCs w:val="17"/>
+              </w:rPr>
+              <w:t xml:space="preserve">B</w:t>
             </w:r>
           </w:p>
         </w:tc>
@@ -8949,75 +7503,75 @@
                 <w:sz w:val="17"/>
                 <w:szCs w:val="17"/>
               </w:rPr>
+              <w:t xml:space="preserve">C</w:t>
+            </w:r>
+          </w:p>
+        </w:tc>
+        <w:tc>
+          <w:tcPr>
+            <w:tcW w:type="pct" w:w="1667"/>
+            <w:shd w:fill="FBFAF6" w:val="clear"/>
+            <w:tcMar>
+              <w:top w:type="dxa" w:w="40"/>
+              <w:left w:type="dxa" w:w="100"/>
+              <w:bottom w:type="dxa" w:w="40"/>
+              <w:right w:type="dxa" w:w="100"/>
+            </w:tcMar>
+          </w:tcPr>
+          <w:p>
+            <w:pPr>
+              <w:spacing w:before="22" w:after="22"/>
+            </w:pPr>
+            <w:r>
+              <w:rPr>
+                <w:b/>
+                <w:bCs/>
+                <w:color w:val="8186EF"/>
+                <w:sz w:val="16"/>
+                <w:szCs w:val="16"/>
+              </w:rPr>
+              <w:t xml:space="preserve">19  </w:t>
+            </w:r>
+            <w:r>
+              <w:rPr>
+                <w:sz w:val="17"/>
+                <w:szCs w:val="17"/>
+              </w:rPr>
+              <w:t xml:space="preserve">T</w:t>
+            </w:r>
+          </w:p>
+        </w:tc>
+        <w:tc>
+          <w:tcPr>
+            <w:tcW w:type="pct" w:w="1667"/>
+            <w:shd w:fill="FBFAF6" w:val="clear"/>
+            <w:tcMar>
+              <w:top w:type="dxa" w:w="40"/>
+              <w:left w:type="dxa" w:w="100"/>
+              <w:bottom w:type="dxa" w:w="40"/>
+              <w:right w:type="dxa" w:w="100"/>
+            </w:tcMar>
+          </w:tcPr>
+          <w:p>
+            <w:pPr>
+              <w:spacing w:before="22" w:after="22"/>
+            </w:pPr>
+            <w:r>
+              <w:rPr>
+                <w:b/>
+                <w:bCs/>
+                <w:color w:val="8186EF"/>
+                <w:sz w:val="16"/>
+                <w:szCs w:val="16"/>
+              </w:rPr>
+              <w:t xml:space="preserve">30  </w:t>
+            </w:r>
+            <w:r>
+              <w:rPr>
+                <w:sz w:val="17"/>
+                <w:szCs w:val="17"/>
+              </w:rPr>
               <w:t xml:space="preserve">A</w:t>
-            </w:r>
-          </w:p>
-        </w:tc>
-        <w:tc>
-          <w:tcPr>
-            <w:tcW w:type="pct" w:w="1667"/>
-            <w:shd w:fill="FBFAF6" w:val="clear"/>
-            <w:tcMar>
-              <w:top w:type="dxa" w:w="40"/>
-              <w:left w:type="dxa" w:w="100"/>
-              <w:bottom w:type="dxa" w:w="40"/>
-              <w:right w:type="dxa" w:w="100"/>
-            </w:tcMar>
-          </w:tcPr>
-          <w:p>
-            <w:pPr>
-              <w:spacing w:before="22" w:after="22"/>
-            </w:pPr>
-            <w:r>
-              <w:rPr>
-                <w:b/>
-                <w:bCs/>
-                <w:color w:val="8186EF"/>
-                <w:sz w:val="16"/>
-                <w:szCs w:val="16"/>
-              </w:rPr>
-              <w:t xml:space="preserve">17  </w:t>
-            </w:r>
-            <w:r>
-              <w:rPr>
-                <w:sz w:val="17"/>
-                <w:szCs w:val="17"/>
-              </w:rPr>
-              <w:t xml:space="preserve">C</w:t>
-            </w:r>
-          </w:p>
-        </w:tc>
-        <w:tc>
-          <w:tcPr>
-            <w:tcW w:type="pct" w:w="1667"/>
-            <w:shd w:fill="FBFAF6" w:val="clear"/>
-            <w:tcMar>
-              <w:top w:type="dxa" w:w="40"/>
-              <w:left w:type="dxa" w:w="100"/>
-              <w:bottom w:type="dxa" w:w="40"/>
-              <w:right w:type="dxa" w:w="100"/>
-            </w:tcMar>
-          </w:tcPr>
-          <w:p>
-            <w:pPr>
-              <w:spacing w:before="22" w:after="22"/>
-            </w:pPr>
-            <w:r>
-              <w:rPr>
-                <w:b/>
-                <w:bCs/>
-                <w:color w:val="8186EF"/>
-                <w:sz w:val="16"/>
-                <w:szCs w:val="16"/>
-              </w:rPr>
-              <w:t xml:space="preserve">26  </w:t>
-            </w:r>
-            <w:r>
-              <w:rPr>
-                <w:sz w:val="17"/>
-                <w:szCs w:val="17"/>
-              </w:rPr>
-              <w:t xml:space="preserve">Compare with the model earlier in this handout.</w:t>
             </w:r>
           </w:p>
         </w:tc>
@@ -9052,6 +7606,39 @@
                 <w:sz w:val="17"/>
                 <w:szCs w:val="17"/>
               </w:rPr>
+              <w:t xml:space="preserve">D</w:t>
+            </w:r>
+          </w:p>
+        </w:tc>
+        <w:tc>
+          <w:tcPr>
+            <w:tcW w:type="pct" w:w="1667"/>
+            <w:tcMar>
+              <w:top w:type="dxa" w:w="40"/>
+              <w:left w:type="dxa" w:w="100"/>
+              <w:bottom w:type="dxa" w:w="40"/>
+              <w:right w:type="dxa" w:w="100"/>
+            </w:tcMar>
+          </w:tcPr>
+          <w:p>
+            <w:pPr>
+              <w:spacing w:before="22" w:after="22"/>
+            </w:pPr>
+            <w:r>
+              <w:rPr>
+                <w:b/>
+                <w:bCs/>
+                <w:color w:val="8186EF"/>
+                <w:sz w:val="16"/>
+                <w:szCs w:val="16"/>
+              </w:rPr>
+              <w:t xml:space="preserve">20  </w:t>
+            </w:r>
+            <w:r>
+              <w:rPr>
+                <w:sz w:val="17"/>
+                <w:szCs w:val="17"/>
+              </w:rPr>
               <w:t xml:space="preserve">B</w:t>
             </w:r>
           </w:p>
@@ -9078,40 +7665,111 @@
                 <w:sz w:val="16"/>
                 <w:szCs w:val="16"/>
               </w:rPr>
-              <w:t xml:space="preserve">18  </w:t>
-            </w:r>
-            <w:r>
-              <w:rPr>
-                <w:sz w:val="17"/>
-                <w:szCs w:val="17"/>
-              </w:rPr>
-              <w:t xml:space="preserve">C</w:t>
-            </w:r>
-          </w:p>
-        </w:tc>
-        <w:tc>
-          <w:tcPr>
-            <w:tcW w:type="pct" w:w="1667"/>
-            <w:tcMar>
-              <w:top w:type="dxa" w:w="40"/>
-              <w:left w:type="dxa" w:w="100"/>
-              <w:bottom w:type="dxa" w:w="40"/>
-              <w:right w:type="dxa" w:w="100"/>
-            </w:tcMar>
-          </w:tcPr>
-          <w:p>
-            <w:pPr>
-              <w:spacing w:before="22" w:after="22"/>
-            </w:pPr>
-            <w:r>
-              <w:rPr>
-                <w:b/>
-                <w:bCs/>
-                <w:color w:val="8186EF"/>
-                <w:sz w:val="16"/>
-                <w:szCs w:val="16"/>
-              </w:rPr>
-              <w:t xml:space="preserve">27  </w:t>
+              <w:t xml:space="preserve">31  </w:t>
+            </w:r>
+            <w:r>
+              <w:rPr>
+                <w:sz w:val="17"/>
+                <w:szCs w:val="17"/>
+              </w:rPr>
+              <w:t xml:space="preserve">Compare with the model earlier in this handout.</w:t>
+            </w:r>
+          </w:p>
+        </w:tc>
+      </w:tr>
+      <w:tr>
+        <w:tc>
+          <w:tcPr>
+            <w:tcW w:type="pct" w:w="1667"/>
+            <w:shd w:fill="FBFAF6" w:val="clear"/>
+            <w:tcMar>
+              <w:top w:type="dxa" w:w="40"/>
+              <w:left w:type="dxa" w:w="100"/>
+              <w:bottom w:type="dxa" w:w="40"/>
+              <w:right w:type="dxa" w:w="100"/>
+            </w:tcMar>
+          </w:tcPr>
+          <w:p>
+            <w:pPr>
+              <w:spacing w:before="22" w:after="22"/>
+            </w:pPr>
+            <w:r>
+              <w:rPr>
+                <w:b/>
+                <w:bCs/>
+                <w:color w:val="8186EF"/>
+                <w:sz w:val="16"/>
+                <w:szCs w:val="16"/>
+              </w:rPr>
+              <w:t xml:space="preserve">10  </w:t>
+            </w:r>
+            <w:r>
+              <w:rPr>
+                <w:sz w:val="17"/>
+                <w:szCs w:val="17"/>
+              </w:rPr>
+              <w:t xml:space="preserve">E</w:t>
+            </w:r>
+          </w:p>
+        </w:tc>
+        <w:tc>
+          <w:tcPr>
+            <w:tcW w:type="pct" w:w="1667"/>
+            <w:shd w:fill="FBFAF6" w:val="clear"/>
+            <w:tcMar>
+              <w:top w:type="dxa" w:w="40"/>
+              <w:left w:type="dxa" w:w="100"/>
+              <w:bottom w:type="dxa" w:w="40"/>
+              <w:right w:type="dxa" w:w="100"/>
+            </w:tcMar>
+          </w:tcPr>
+          <w:p>
+            <w:pPr>
+              <w:spacing w:before="22" w:after="22"/>
+            </w:pPr>
+            <w:r>
+              <w:rPr>
+                <w:b/>
+                <w:bCs/>
+                <w:color w:val="8186EF"/>
+                <w:sz w:val="16"/>
+                <w:szCs w:val="16"/>
+              </w:rPr>
+              <w:t xml:space="preserve">21  </w:t>
+            </w:r>
+            <w:r>
+              <w:rPr>
+                <w:sz w:val="17"/>
+                <w:szCs w:val="17"/>
+              </w:rPr>
+              <w:t xml:space="preserve">E</w:t>
+            </w:r>
+          </w:p>
+        </w:tc>
+        <w:tc>
+          <w:tcPr>
+            <w:tcW w:type="pct" w:w="1667"/>
+            <w:shd w:fill="FBFAF6" w:val="clear"/>
+            <w:tcMar>
+              <w:top w:type="dxa" w:w="40"/>
+              <w:left w:type="dxa" w:w="100"/>
+              <w:bottom w:type="dxa" w:w="40"/>
+              <w:right w:type="dxa" w:w="100"/>
+            </w:tcMar>
+          </w:tcPr>
+          <w:p>
+            <w:pPr>
+              <w:spacing w:before="22" w:after="22"/>
+            </w:pPr>
+            <w:r>
+              <w:rPr>
+                <w:b/>
+                <w:bCs/>
+                <w:color w:val="8186EF"/>
+                <w:sz w:val="16"/>
+                <w:szCs w:val="16"/>
+              </w:rPr>
+              <w:t xml:space="preserve">32  </w:t>
             </w:r>
             <w:r>
               <w:rPr>
@@ -9119,6 +7777,97 @@
                 <w:szCs w:val="17"/>
               </w:rPr>
               <w:t xml:space="preserve">11.1: Revenue and the core principle. 11.2: Steps 1 and 2: the contract and its performance obligations. 11.3: Steps 3 and 4: the transaction price and its allocation. 11.4: Step 5: recognizing revenue over time or at a point in time. 11.5: Special situations. 11.6: Matching, contract costs and IFRS differences.</w:t>
+            </w:r>
+          </w:p>
+        </w:tc>
+      </w:tr>
+      <w:tr>
+        <w:tc>
+          <w:tcPr>
+            <w:tcW w:type="pct" w:w="1667"/>
+            <w:tcMar>
+              <w:top w:type="dxa" w:w="40"/>
+              <w:left w:type="dxa" w:w="100"/>
+              <w:bottom w:type="dxa" w:w="40"/>
+              <w:right w:type="dxa" w:w="100"/>
+            </w:tcMar>
+          </w:tcPr>
+          <w:p>
+            <w:pPr>
+              <w:spacing w:before="22" w:after="22"/>
+            </w:pPr>
+            <w:r>
+              <w:rPr>
+                <w:b/>
+                <w:bCs/>
+                <w:color w:val="8186EF"/>
+                <w:sz w:val="16"/>
+                <w:szCs w:val="16"/>
+              </w:rPr>
+              <w:t xml:space="preserve">11  </w:t>
+            </w:r>
+            <w:r>
+              <w:rPr>
+                <w:sz w:val="17"/>
+                <w:szCs w:val="17"/>
+              </w:rPr>
+              <w:t xml:space="preserve">F</w:t>
+            </w:r>
+          </w:p>
+        </w:tc>
+        <w:tc>
+          <w:tcPr>
+            <w:tcW w:type="pct" w:w="1667"/>
+            <w:tcMar>
+              <w:top w:type="dxa" w:w="40"/>
+              <w:left w:type="dxa" w:w="100"/>
+              <w:bottom w:type="dxa" w:w="40"/>
+              <w:right w:type="dxa" w:w="100"/>
+            </w:tcMar>
+          </w:tcPr>
+          <w:p>
+            <w:pPr>
+              <w:spacing w:before="22" w:after="22"/>
+            </w:pPr>
+            <w:r>
+              <w:rPr>
+                <w:b/>
+                <w:bCs/>
+                <w:color w:val="8186EF"/>
+                <w:sz w:val="16"/>
+                <w:szCs w:val="16"/>
+              </w:rPr>
+              <w:t xml:space="preserve">22  </w:t>
+            </w:r>
+            <w:r>
+              <w:rPr>
+                <w:sz w:val="17"/>
+                <w:szCs w:val="17"/>
+              </w:rPr>
+              <w:t xml:space="preserve">F</w:t>
+            </w:r>
+          </w:p>
+        </w:tc>
+        <w:tc>
+          <w:tcPr>
+            <w:tcW w:type="pct" w:w="1667"/>
+            <w:tcMar>
+              <w:top w:type="dxa" w:w="40"/>
+              <w:left w:type="dxa" w:w="100"/>
+              <w:bottom w:type="dxa" w:w="40"/>
+              <w:right w:type="dxa" w:w="100"/>
+            </w:tcMar>
+          </w:tcPr>
+          <w:p>
+            <w:pPr>
+              <w:spacing w:before="24" w:after="24"/>
+            </w:pPr>
+            <w:r>
+              <w:rPr>
+                <w:sz w:val="16"/>
+                <w:szCs w:val="16"/>
+              </w:rPr>
+              <w:t xml:space="preserve"/>
             </w:r>
           </w:p>
         </w:tc>
@@ -9160,7 +7909,7 @@
           <w:sz w:val="16"/>
           <w:szCs w:val="16"/>
         </w:rPr>
-        <w:t xml:space="preserve">The book writes: “Step 3: determine the transaction price, the amount the company expects to receive. It includes variable consideration, such as rebates and bonuses. The company estimates it using the expected value, for many possible outcomes, or the most likely amount, for an all-or-nothing outcome. Variable amounts are included only to the extent that a significant reversal of revenue is not probable later.”</w:t>
+        <w:t xml:space="preserve">The book writes: “The company estimates it using the expected value, for many possible outcomes, or the most likely amount, for an all-or-nothing outcome. Variable amounts are included only to the extent that a significant reversal of revenue is not probable later. This is the constraint on variable consideration.”</w:t>
       </w:r>
     </w:p>
     <w:p>
@@ -9183,7 +7932,7 @@
           <w:sz w:val="16"/>
           <w:szCs w:val="16"/>
         </w:rPr>
-        <w:t xml:space="preserve">The book writes: “Progress over time is measured by an output method, such as units delivered, or an input method, such as costs incurred. If no over-time criterion is met, revenue is recognized at a point in time: when control passes.”</w:t>
+        <w:t xml:space="preserve">The book writes: “Progress over time is measured by an output method, such as units delivered, or an input method, such as costs incurred. If no over-time criterion is met, revenue is recognized at a point in time: when control passes. Olive oil is recognized at each delivery.”</w:t>
       </w:r>
     </w:p>
     <w:p>
@@ -9206,7 +7955,7 @@
           <w:sz w:val="16"/>
           <w:szCs w:val="16"/>
         </w:rPr>
-        <w:t xml:space="preserve">The book writes: “Principal or agent: gross or net revenue on a drop shipment. When customers may return goods, the company recognizes revenue only for goods it does not expect to be returned. It records a refund liability for expected refunds and a separate asset for its right to recover the returned goods.”</w:t>
+        <w:t xml:space="preserve">The book writes: “An agent's revenue is its commission, not the full price the customer pays. Present the refund liability and the return asset separately. Goods on consignment stay in the consignor's inventory. The matching principle says that expenses are recognized in the same period as the revenues they help to earn.”</w:t>
       </w:r>
     </w:p>
     <w:p>
@@ -9268,14 +8017,14 @@
           <w:sz w:val="16"/>
           <w:szCs w:val="16"/>
         </w:rPr>
-        <w:t xml:space="preserve">6  </w:t>
-      </w:r>
-      <w:r>
-        <w:rPr>
-          <w:sz w:val="16"/>
-          <w:szCs w:val="16"/>
-        </w:rPr>
-        <w:t xml:space="preserve">The book numbers “Steps 1 and 2: the contract and its performance obligations” as section 11.2.</w:t>
+        <w:t xml:space="preserve">12  </w:t>
+      </w:r>
+      <w:r>
+        <w:rPr>
+          <w:sz w:val="16"/>
+          <w:szCs w:val="16"/>
+        </w:rPr>
+        <w:t xml:space="preserve">The first over-time criterion is met. A is wrong: The service is transferred continuously. C is wrong: Payment does not decide timing.</w:t>
       </w:r>
     </w:p>
     <w:p>
@@ -9291,14 +8040,14 @@
           <w:sz w:val="16"/>
           <w:szCs w:val="16"/>
         </w:rPr>
-        <w:t xml:space="preserve">7  </w:t>
-      </w:r>
-      <w:r>
-        <w:rPr>
-          <w:sz w:val="16"/>
-          <w:szCs w:val="16"/>
-        </w:rPr>
-        <w:t xml:space="preserve">The book numbers “Steps 3 and 4: the transaction price and its allocation” as section 11.3.</w:t>
+        <w:t xml:space="preserve">13  </w:t>
+      </w:r>
+      <w:r>
+        <w:rPr>
+          <w:sz w:val="16"/>
+          <w:szCs w:val="16"/>
+        </w:rPr>
+        <w:t xml:space="preserve">The builder improves an asset the customer controls. B is wrong: An over-time criterion is met, so completion is not the trigger. C is wrong: Payment does not decide timing.</w:t>
       </w:r>
     </w:p>
     <w:p>
@@ -9321,7 +8070,7 @@
           <w:sz w:val="16"/>
           <w:szCs w:val="16"/>
         </w:rPr>
-        <w:t xml:space="preserve">Incremental costs of obtaining a contract are capitalized if recoverable; the period is more than one year. A is wrong: The one-year expedient does not apply to a two-year contract. C is wrong: A commission paid to an employee is not a payment to the customer.</w:t>
+        <w:t xml:space="preserve">Its right to payment depends on something other than time. A is wrong: A receivable needs an unconditional right. B is wrong: The customer has not paid in advance.</w:t>
       </w:r>
     </w:p>
     <w:p>
@@ -9344,7 +8093,7 @@
           <w:sz w:val="16"/>
           <w:szCs w:val="16"/>
         </w:rPr>
-        <w:t xml:space="preserve">Consideration payable to a customer reduces revenue unless it buys a distinct good or service. A is wrong: No distinct service is received, so it is not an expense. C is wrong: It reduces the price of the sale.</w:t>
+        <w:t xml:space="preserve">This is the constraint on variable consideration. B is wrong: Estimates are allowed; certainty is not needed. C is wrong: Payment is not required.</w:t>
       </w:r>
     </w:p>
     <w:p>
@@ -9367,7 +8116,7 @@
           <w:sz w:val="16"/>
           <w:szCs w:val="16"/>
         </w:rPr>
-        <w:t xml:space="preserve">Every later answer depends on the adjusted exhibit.</w:t>
+        <w:t xml:space="preserve">The amortization period is one year or less. A is wrong: Capitalized costs are also expensed over time. B is wrong: The commission is paid to an employee, not the customer.</w:t>
       </w:r>
     </w:p>
     <w:p>
@@ -9390,7 +8139,7 @@
           <w:sz w:val="16"/>
           <w:szCs w:val="16"/>
         </w:rPr>
-        <w:t xml:space="preserve">The book states item C11-1 in those words.</w:t>
+        <w:t xml:space="preserve">Consideration payable to a customer reduces revenue unless it buys a distinct good or service. A is wrong: No distinct service is received, so it is not an expense. C is wrong: It reduces the price of the sale.</w:t>
       </w:r>
     </w:p>
     <w:p>
@@ -9413,7 +8162,7 @@
           <w:sz w:val="16"/>
           <w:szCs w:val="16"/>
         </w:rPr>
-        <w:t xml:space="preserve">The book states item C11-2 in those words.</w:t>
+        <w:t xml:space="preserve">The fee relates to future services, not to a distinct service at signing. A is wrong: Nonrefundable does not mean earned. B is wrong: It is earned over the year, not held until the customer leaves.</w:t>
       </w:r>
     </w:p>
     <w:p>
@@ -9436,7 +8185,7 @@
           <w:sz w:val="16"/>
           <w:szCs w:val="16"/>
         </w:rPr>
-        <w:t xml:space="preserve">The book states item C11-3 in those words.</w:t>
+        <w:t xml:space="preserve">Every later answer depends on the adjusted exhibit.</w:t>
       </w:r>
     </w:p>
     <w:p>
@@ -9452,14 +8201,14 @@
           <w:sz w:val="16"/>
           <w:szCs w:val="16"/>
         </w:rPr>
-        <w:t xml:space="preserve">20  </w:t>
-      </w:r>
-      <w:r>
-        <w:rPr>
-          <w:sz w:val="16"/>
-          <w:szCs w:val="16"/>
-        </w:rPr>
-        <w:t xml:space="preserve">The book states item C11-4 in those words.</w:t>
+        <w:t xml:space="preserve">26  </w:t>
+      </w:r>
+      <w:r>
+        <w:rPr>
+          <w:sz w:val="16"/>
+          <w:szCs w:val="16"/>
+        </w:rPr>
+        <w:t xml:space="preserve">Oil delivered + dispenser + three months of maintenance, all at allocated prices. B is wrong: This uses standalone prices, not allocated prices. C is wrong: This recognizes all the maintenance now instead of over time.</w:t>
       </w:r>
     </w:p>
     <w:p>
@@ -9475,14 +8224,14 @@
           <w:sz w:val="16"/>
           <w:szCs w:val="16"/>
         </w:rPr>
-        <w:t xml:space="preserve">21  </w:t>
-      </w:r>
-      <w:r>
-        <w:rPr>
-          <w:sz w:val="16"/>
-          <w:szCs w:val="16"/>
-        </w:rPr>
-        <w:t xml:space="preserve">The book states item C11-5 in those words.</w:t>
+        <w:t xml:space="preserve">27  </w:t>
+      </w:r>
+      <w:r>
+        <w:rPr>
+          <w:sz w:val="16"/>
+          <w:szCs w:val="16"/>
+        </w:rPr>
+        <w:t xml:space="preserve">Payment before performance creates a contract liability. A is wrong: A contract asset arises when performance comes first. B is wrong: The customer has already paid.</w:t>
       </w:r>
     </w:p>
     <w:p>
@@ -9498,14 +8247,14 @@
           <w:sz w:val="16"/>
           <w:szCs w:val="16"/>
         </w:rPr>
-        <w:t xml:space="preserve">22  </w:t>
-      </w:r>
-      <w:r>
-        <w:rPr>
-          <w:sz w:val="16"/>
-          <w:szCs w:val="16"/>
-        </w:rPr>
-        <w:t xml:space="preserve">The book states item C11-6 in those words.</w:t>
+        <w:t xml:space="preserve">28  </w:t>
+      </w:r>
+      <w:r>
+        <w:rPr>
+          <w:sz w:val="16"/>
+          <w:szCs w:val="16"/>
+        </w:rPr>
+        <w:t xml:space="preserve">The consignee does not control the goods; the sale happens when they are sold on. A is wrong: Shipment on consignment does not transfer control. B is wrong: Possession alone is not control here.</w:t>
       </w:r>
     </w:p>
     <w:p>
@@ -9521,14 +8270,14 @@
           <w:sz w:val="16"/>
           <w:szCs w:val="16"/>
         </w:rPr>
-        <w:t xml:space="preserve">23  </w:t>
-      </w:r>
-      <w:r>
-        <w:rPr>
-          <w:sz w:val="16"/>
-          <w:szCs w:val="16"/>
-        </w:rPr>
-        <w:t xml:space="preserve">Consideration payable to a customer reduces revenue unless it buys a distinct good or service. A is wrong: No distinct service is received, so it is not an expense. C is wrong: It reduces the price of the sale.</w:t>
+        <w:t xml:space="preserve">29  </w:t>
+      </w:r>
+      <w:r>
+        <w:rPr>
+          <w:sz w:val="16"/>
+          <w:szCs w:val="16"/>
+        </w:rPr>
+        <w:t xml:space="preserve">Incremental costs of obtaining a contract are capitalized if recoverable; the period is more than one year. A is wrong: The one-year expedient does not apply to a two-year contract. C is wrong: A commission paid to an employee is not a payment to the customer.</w:t>
       </w:r>
     </w:p>
     <w:p>
@@ -9544,30 +8293,7 @@
           <w:sz w:val="16"/>
           <w:szCs w:val="16"/>
         </w:rPr>
-        <w:t xml:space="preserve">24  </w:t>
-      </w:r>
-      <w:r>
-        <w:rPr>
-          <w:sz w:val="16"/>
-          <w:szCs w:val="16"/>
-        </w:rPr>
-        <w:t xml:space="preserve">Oil delivered + dispenser + three months of maintenance, all at allocated prices. B is wrong: This uses standalone prices, not allocated prices. C is wrong: This recognizes all the maintenance now instead of over time.</w:t>
-      </w:r>
-    </w:p>
-    <w:p>
-      <w:pPr>
-        <w:spacing w:after="18"/>
-        <w:ind w:left="300" w:hanging="300"/>
-      </w:pPr>
-      <w:r>
-        <w:rPr>
-          <w:b/>
-          <w:bCs/>
-          <w:color w:val="8186EF"/>
-          <w:sz w:val="16"/>
-          <w:szCs w:val="16"/>
-        </w:rPr>
-        <w:t xml:space="preserve">25  </w:t>
+        <w:t xml:space="preserve">30  </w:t>
       </w:r>
       <w:r>
         <w:rPr>
